--- a/Labo4_Exercices.docx
+++ b/Labo4_Exercices.docx
@@ -1,6 +1,6 @@
 
 <file path=word/document.xml><?xml version="1.0" encoding="utf-8"?>
-<w:document xmlns:wpc="http://schemas.microsoft.com/office/word/2010/wordprocessingCanvas" xmlns:mc="http://schemas.openxmlformats.org/markup-compatibility/2006" xmlns:o="urn:schemas-microsoft-com:office:office" xmlns:r="http://schemas.openxmlformats.org/officeDocument/2006/relationships" xmlns:m="http://schemas.openxmlformats.org/officeDocument/2006/math" xmlns:v="urn:schemas-microsoft-com:vml" xmlns:wp14="http://schemas.microsoft.com/office/word/2010/wordprocessingDrawing" xmlns:wp="http://schemas.openxmlformats.org/drawingml/2006/wordprocessingDrawing" xmlns:w10="urn:schemas-microsoft-com:office:word" xmlns:w="http://schemas.openxmlformats.org/wordprocessingml/2006/main" xmlns:w14="http://schemas.microsoft.com/office/word/2010/wordml" xmlns:w15="http://schemas.microsoft.com/office/word/2012/wordml" xmlns:wpg="http://schemas.microsoft.com/office/word/2010/wordprocessingGroup" xmlns:wpi="http://schemas.microsoft.com/office/word/2010/wordprocessingInk" xmlns:wne="http://schemas.microsoft.com/office/word/2006/wordml" xmlns:wps="http://schemas.microsoft.com/office/word/2010/wordprocessingShape" mc:Ignorable="w14 w15 wp14">
+<w:document xmlns:wpc="http://schemas.microsoft.com/office/word/2010/wordprocessingCanvas" xmlns:cx="http://schemas.microsoft.com/office/drawing/2014/chartex" xmlns:cx1="http://schemas.microsoft.com/office/drawing/2015/9/8/chartex" xmlns:cx2="http://schemas.microsoft.com/office/drawing/2015/10/21/chartex" xmlns:cx3="http://schemas.microsoft.com/office/drawing/2016/5/9/chartex" xmlns:cx4="http://schemas.microsoft.com/office/drawing/2016/5/10/chartex" xmlns:cx5="http://schemas.microsoft.com/office/drawing/2016/5/11/chartex" xmlns:cx6="http://schemas.microsoft.com/office/drawing/2016/5/12/chartex" xmlns:cx7="http://schemas.microsoft.com/office/drawing/2016/5/13/chartex" xmlns:cx8="http://schemas.microsoft.com/office/drawing/2016/5/14/chartex" xmlns:mc="http://schemas.openxmlformats.org/markup-compatibility/2006" xmlns:aink="http://schemas.microsoft.com/office/drawing/2016/ink" xmlns:am3d="http://schemas.microsoft.com/office/drawing/2017/model3d" xmlns:o="urn:schemas-microsoft-com:office:office" xmlns:oel="http://schemas.microsoft.com/office/2019/extlst" xmlns:r="http://schemas.openxmlformats.org/officeDocument/2006/relationships" xmlns:m="http://schemas.openxmlformats.org/officeDocument/2006/math" xmlns:v="urn:schemas-microsoft-com:vml" xmlns:wp14="http://schemas.microsoft.com/office/word/2010/wordprocessingDrawing" xmlns:wp="http://schemas.openxmlformats.org/drawingml/2006/wordprocessingDrawing" xmlns:w10="urn:schemas-microsoft-com:office:word" xmlns:w="http://schemas.openxmlformats.org/wordprocessingml/2006/main" xmlns:w14="http://schemas.microsoft.com/office/word/2010/wordml" xmlns:w15="http://schemas.microsoft.com/office/word/2012/wordml" xmlns:w16cex="http://schemas.microsoft.com/office/word/2018/wordml/cex" xmlns:w16cid="http://schemas.microsoft.com/office/word/2016/wordml/cid" xmlns:w16="http://schemas.microsoft.com/office/word/2018/wordml" xmlns:w16du="http://schemas.microsoft.com/office/word/2023/wordml/word16du" xmlns:w16sdtdh="http://schemas.microsoft.com/office/word/2020/wordml/sdtdatahash" xmlns:w16sdtfl="http://schemas.microsoft.com/office/word/2024/wordml/sdtformatlock" xmlns:w16se="http://schemas.microsoft.com/office/word/2015/wordml/symex" xmlns:wpg="http://schemas.microsoft.com/office/word/2010/wordprocessingGroup" xmlns:wpi="http://schemas.microsoft.com/office/word/2010/wordprocessingInk" xmlns:wne="http://schemas.microsoft.com/office/word/2006/wordml" xmlns:wps="http://schemas.microsoft.com/office/word/2010/wordprocessingShape" mc:Ignorable="w14 w15 w16se w16cid w16 w16cex w16sdtdh w16sdtfl w16du wp14">
   <w:body>
     <w:p>
       <w:pPr>
@@ -190,6 +190,18 @@
                 <w:b/>
               </w:rPr>
             </w:pPr>
+            <w:r>
+              <w:rPr>
+                <w:b/>
+              </w:rPr>
+              <w:t>2</w:t>
+            </w:r>
+            <w:r>
+              <w:rPr>
+                <w:b/>
+              </w:rPr>
+              <w:t>.1</w:t>
+            </w:r>
           </w:p>
         </w:tc>
       </w:tr>
@@ -226,6 +238,12 @@
                 <w:b/>
               </w:rPr>
             </w:pPr>
+            <w:r>
+              <w:rPr>
+                <w:b/>
+              </w:rPr>
+              <w:t>1.2</w:t>
+            </w:r>
           </w:p>
         </w:tc>
       </w:tr>
@@ -262,6 +280,12 @@
                 <w:b/>
               </w:rPr>
             </w:pPr>
+            <w:r>
+              <w:rPr>
+                <w:b/>
+              </w:rPr>
+              <w:t>0.43</w:t>
+            </w:r>
           </w:p>
         </w:tc>
       </w:tr>
@@ -298,6 +322,12 @@
                 <w:b/>
               </w:rPr>
             </w:pPr>
+            <w:r>
+              <w:rPr>
+                <w:b/>
+              </w:rPr>
+              <w:t>8.1</w:t>
+            </w:r>
           </w:p>
         </w:tc>
       </w:tr>
@@ -334,6 +364,12 @@
                 <w:b/>
               </w:rPr>
             </w:pPr>
+            <w:r>
+              <w:rPr>
+                <w:b/>
+              </w:rPr>
+              <w:t>0.8</w:t>
+            </w:r>
           </w:p>
         </w:tc>
       </w:tr>
@@ -376,6 +412,12 @@
                 <w:b/>
               </w:rPr>
             </w:pPr>
+            <w:r>
+              <w:rPr>
+                <w:b/>
+              </w:rPr>
+              <w:t>3.2</w:t>
+            </w:r>
           </w:p>
         </w:tc>
       </w:tr>
@@ -395,6 +437,12 @@
                 <w:b/>
               </w:rPr>
             </w:pPr>
+            <w:r>
+              <w:rPr>
+                <w:b/>
+              </w:rPr>
+              <w:t>20.1</w:t>
+            </w:r>
           </w:p>
         </w:tc>
         <w:tc>
@@ -434,6 +482,12 @@
                 <w:b/>
               </w:rPr>
             </w:pPr>
+            <w:r>
+              <w:rPr>
+                <w:b/>
+              </w:rPr>
+              <w:t>4,8</w:t>
+            </w:r>
           </w:p>
         </w:tc>
         <w:tc>
@@ -470,6 +524,12 @@
                 <w:b/>
               </w:rPr>
             </w:pPr>
+            <w:r>
+              <w:rPr>
+                <w:b/>
+              </w:rPr>
+              <w:t>6.5</w:t>
+            </w:r>
           </w:p>
         </w:tc>
         <w:tc>
@@ -506,6 +566,12 @@
                 <w:b/>
               </w:rPr>
             </w:pPr>
+            <w:r>
+              <w:rPr>
+                <w:b/>
+              </w:rPr>
+              <w:t>8</w:t>
+            </w:r>
           </w:p>
         </w:tc>
         <w:tc>
@@ -542,6 +608,12 @@
                 <w:b/>
               </w:rPr>
             </w:pPr>
+            <w:r>
+              <w:rPr>
+                <w:b/>
+              </w:rPr>
+              <w:t>80.1</w:t>
+            </w:r>
           </w:p>
         </w:tc>
         <w:tc>
@@ -568,8 +640,6 @@
               </w:rPr>
               <w:t>,</w:t>
             </w:r>
-            <w:bookmarkStart w:id="0" w:name="_GoBack"/>
-            <w:bookmarkEnd w:id="0"/>
             <w:r>
               <w:rPr>
                 <w:b/>
@@ -607,6 +677,12 @@
                 <w:b/>
               </w:rPr>
             </w:pPr>
+            <w:r>
+              <w:rPr>
+                <w:b/>
+              </w:rPr>
+              <w:t>59.9</w:t>
+            </w:r>
           </w:p>
         </w:tc>
         <w:tc>
@@ -649,6 +725,12 @@
                 <w:b/>
               </w:rPr>
             </w:pPr>
+            <w:r>
+              <w:rPr>
+                <w:b/>
+              </w:rPr>
+              <w:t>38.8</w:t>
+            </w:r>
           </w:p>
         </w:tc>
         <w:tc>
@@ -980,6 +1062,9 @@
       <w:r>
         <w:t>Quelle est la fréquence d’échantillonnage minimale pour ne pas engendrer de perte ?</w:t>
       </w:r>
+      <w:r>
+        <w:t xml:space="preserve"> 24Hz</w:t>
+      </w:r>
     </w:p>
     <w:p>
       <w:pPr>
@@ -1007,6 +1092,9 @@
       <w:r>
         <w:t>Le débit de chaque canal.</w:t>
       </w:r>
+      <w:r>
+        <w:t xml:space="preserve"> 1152kbit/s</w:t>
+      </w:r>
     </w:p>
     <w:p>
       <w:pPr>
@@ -1022,6 +1110,9 @@
       <w:r>
         <w:t>Le débit total pour les 5 canaux.</w:t>
       </w:r>
+      <w:r>
+        <w:t xml:space="preserve"> 5760 kbits/s</w:t>
+      </w:r>
     </w:p>
     <w:p>
       <w:pPr>
@@ -1045,6 +1136,153 @@
       <w:pPr>
         <w:pStyle w:val="Paragraphedeliste"/>
         <w:numPr>
+          <w:ilvl w:val="2"/>
+          <w:numId w:val="5"/>
+        </w:numPr>
+        <w:spacing w:after="240"/>
+        <w:contextualSpacing w:val="0"/>
+      </w:pPr>
+      <w:r>
+        <w:t>0.0392</w:t>
+      </w:r>
+      <w:r>
+        <w:t xml:space="preserve"> </w:t>
+      </w:r>
+      <w:r>
+        <w:t>G</w:t>
+      </w:r>
+      <w:r>
+        <w:t>o</w:t>
+      </w:r>
+    </w:p>
+    <w:p>
+      <w:pPr>
+        <w:pStyle w:val="Paragraphedeliste"/>
+        <w:numPr>
+          <w:ilvl w:val="2"/>
+          <w:numId w:val="5"/>
+        </w:numPr>
+        <w:spacing w:after="240"/>
+        <w:contextualSpacing w:val="0"/>
+      </w:pPr>
+      <w:r>
+        <w:t>35</w:t>
+      </w:r>
+      <w:r>
+        <w:t>.</w:t>
+      </w:r>
+      <w:r>
+        <w:t xml:space="preserve">509 </w:t>
+      </w:r>
+      <w:r>
+        <w:t>G</w:t>
+      </w:r>
+      <w:r>
+        <w:t>o</w:t>
+      </w:r>
+    </w:p>
+    <w:p>
+      <w:pPr>
+        <w:pStyle w:val="Paragraphedeliste"/>
+        <w:numPr>
+          <w:ilvl w:val="2"/>
+          <w:numId w:val="5"/>
+        </w:numPr>
+        <w:spacing w:after="240"/>
+        <w:contextualSpacing w:val="0"/>
+      </w:pPr>
+      <w:r>
+        <w:t>0.0</w:t>
+      </w:r>
+      <w:r>
+        <w:t>46</w:t>
+      </w:r>
+      <w:r>
+        <w:t>2</w:t>
+      </w:r>
+      <w:r>
+        <w:t xml:space="preserve"> </w:t>
+      </w:r>
+      <w:r>
+        <w:t>G</w:t>
+      </w:r>
+      <w:r>
+        <w:t>o</w:t>
+      </w:r>
+    </w:p>
+    <w:p>
+      <w:pPr>
+        <w:pStyle w:val="Paragraphedeliste"/>
+        <w:numPr>
+          <w:ilvl w:val="2"/>
+          <w:numId w:val="5"/>
+        </w:numPr>
+        <w:spacing w:after="240"/>
+        <w:contextualSpacing w:val="0"/>
+      </w:pPr>
+      <w:r>
+        <w:t>0.0</w:t>
+      </w:r>
+      <w:r>
+        <w:t xml:space="preserve">306 </w:t>
+      </w:r>
+      <w:r>
+        <w:t>G</w:t>
+      </w:r>
+      <w:r>
+        <w:t>o</w:t>
+      </w:r>
+    </w:p>
+    <w:p>
+      <w:pPr>
+        <w:pStyle w:val="Paragraphedeliste"/>
+        <w:numPr>
+          <w:ilvl w:val="2"/>
+          <w:numId w:val="5"/>
+        </w:numPr>
+        <w:spacing w:after="240"/>
+        <w:contextualSpacing w:val="0"/>
+      </w:pPr>
+      <w:r>
+        <w:t>0.0</w:t>
+      </w:r>
+      <w:r>
+        <w:t xml:space="preserve">714 </w:t>
+      </w:r>
+      <w:r>
+        <w:t>G</w:t>
+      </w:r>
+      <w:r>
+        <w:t>o</w:t>
+      </w:r>
+    </w:p>
+    <w:p>
+      <w:pPr>
+        <w:pStyle w:val="Paragraphedeliste"/>
+        <w:numPr>
+          <w:ilvl w:val="2"/>
+          <w:numId w:val="5"/>
+        </w:numPr>
+        <w:spacing w:after="240"/>
+        <w:contextualSpacing w:val="0"/>
+      </w:pPr>
+      <w:r>
+        <w:t>0.</w:t>
+      </w:r>
+      <w:r>
+        <w:t xml:space="preserve">230 </w:t>
+      </w:r>
+      <w:r>
+        <w:t>G</w:t>
+      </w:r>
+      <w:r>
+        <w:t>o</w:t>
+      </w:r>
+    </w:p>
+    <w:p>
+      <w:pPr>
+        <w:pStyle w:val="Paragraphedeliste"/>
+        <w:numPr>
           <w:ilvl w:val="0"/>
           <w:numId w:val="5"/>
         </w:numPr>
@@ -1092,6 +1330,12 @@
         </w:rPr>
         <w:t>Supposons que l’on garde seulement deux canaux par chanson, combien de CD sont alors nécessaires ?</w:t>
       </w:r>
+      <w:r>
+        <w:rPr>
+          <w:rFonts w:cstheme="minorHAnsi"/>
+        </w:rPr>
+        <w:t xml:space="preserve"> 94 CD.</w:t>
+      </w:r>
     </w:p>
     <w:p>
       <w:pPr>
@@ -1109,6 +1353,24 @@
           <w:rFonts w:cstheme="minorHAnsi"/>
         </w:rPr>
         <w:t>Combien de DVD d’une capacité de stockage de 8.5Go sont nécessaire pour enregistrer l’album au complet ?</w:t>
+      </w:r>
+      <w:r>
+        <w:rPr>
+          <w:rFonts w:cstheme="minorHAnsi"/>
+        </w:rPr>
+        <w:t xml:space="preserve"> 5 DVD de 8.5</w:t>
+      </w:r>
+      <w:r>
+        <w:rPr>
+          <w:rFonts w:cstheme="minorHAnsi"/>
+        </w:rPr>
+        <w:t xml:space="preserve"> </w:t>
+      </w:r>
+      <w:r>
+        <w:rPr>
+          <w:rFonts w:cstheme="minorHAnsi"/>
+        </w:rPr>
+        <w:t>Go</w:t>
       </w:r>
     </w:p>
     <w:p>
@@ -1152,6 +1414,9 @@
       <w:r>
         <w:t>Le débit de chaque canal.</w:t>
       </w:r>
+      <w:r>
+        <w:t xml:space="preserve"> 2822.4 KHz</w:t>
+      </w:r>
     </w:p>
     <w:p>
       <w:pPr>
@@ -1171,6 +1436,9 @@
       </w:r>
       <w:r>
         <w:t xml:space="preserve"> canaux.</w:t>
+      </w:r>
+      <w:r>
+        <w:t xml:space="preserve"> 5644.8 KHz</w:t>
       </w:r>
     </w:p>
     <w:p>
@@ -1248,6 +1516,7 @@
         <w:pStyle w:val="Titre2"/>
       </w:pPr>
       <w:r>
+        <w:lastRenderedPageBreak/>
         <w:t>2</w:t>
       </w:r>
       <w:r>
@@ -1524,7 +1793,6 @@
         <w:rPr>
           <w:rFonts w:cstheme="minorHAnsi"/>
         </w:rPr>
-        <w:lastRenderedPageBreak/>
         <w:t>Combien de CD d’une capacité de stockage de 650M</w:t>
       </w:r>
       <w:r>
@@ -2019,6 +2287,7 @@
         <w:pStyle w:val="Titre2"/>
       </w:pPr>
       <w:r>
+        <w:lastRenderedPageBreak/>
         <w:t>3.2 RSB</w:t>
       </w:r>
       <w:r>
@@ -2768,7 +3037,6 @@
         <w:contextualSpacing w:val="0"/>
       </w:pPr>
       <w:r>
-        <w:lastRenderedPageBreak/>
         <w:t xml:space="preserve">Une ligne avec un </w:t>
       </w:r>
       <m:oMath>
@@ -3065,7 +3333,7 @@
 </file>
 
 <file path=word/endnotes.xml><?xml version="1.0" encoding="utf-8"?>
-<w:endnotes xmlns:wpc="http://schemas.microsoft.com/office/word/2010/wordprocessingCanvas" xmlns:mc="http://schemas.openxmlformats.org/markup-compatibility/2006" xmlns:o="urn:schemas-microsoft-com:office:office" xmlns:r="http://schemas.openxmlformats.org/officeDocument/2006/relationships" xmlns:m="http://schemas.openxmlformats.org/officeDocument/2006/math" xmlns:v="urn:schemas-microsoft-com:vml" xmlns:wp14="http://schemas.microsoft.com/office/word/2010/wordprocessingDrawing" xmlns:wp="http://schemas.openxmlformats.org/drawingml/2006/wordprocessingDrawing" xmlns:w10="urn:schemas-microsoft-com:office:word" xmlns:w="http://schemas.openxmlformats.org/wordprocessingml/2006/main" xmlns:w14="http://schemas.microsoft.com/office/word/2010/wordml" xmlns:w15="http://schemas.microsoft.com/office/word/2012/wordml" xmlns:wpg="http://schemas.microsoft.com/office/word/2010/wordprocessingGroup" xmlns:wpi="http://schemas.microsoft.com/office/word/2010/wordprocessingInk" xmlns:wne="http://schemas.microsoft.com/office/word/2006/wordml" xmlns:wps="http://schemas.microsoft.com/office/word/2010/wordprocessingShape" mc:Ignorable="w14 w15 wp14">
+<w:endnotes xmlns:wpc="http://schemas.microsoft.com/office/word/2010/wordprocessingCanvas" xmlns:cx="http://schemas.microsoft.com/office/drawing/2014/chartex" xmlns:cx1="http://schemas.microsoft.com/office/drawing/2015/9/8/chartex" xmlns:cx2="http://schemas.microsoft.com/office/drawing/2015/10/21/chartex" xmlns:cx3="http://schemas.microsoft.com/office/drawing/2016/5/9/chartex" xmlns:cx4="http://schemas.microsoft.com/office/drawing/2016/5/10/chartex" xmlns:cx5="http://schemas.microsoft.com/office/drawing/2016/5/11/chartex" xmlns:cx6="http://schemas.microsoft.com/office/drawing/2016/5/12/chartex" xmlns:cx7="http://schemas.microsoft.com/office/drawing/2016/5/13/chartex" xmlns:cx8="http://schemas.microsoft.com/office/drawing/2016/5/14/chartex" xmlns:mc="http://schemas.openxmlformats.org/markup-compatibility/2006" xmlns:aink="http://schemas.microsoft.com/office/drawing/2016/ink" xmlns:am3d="http://schemas.microsoft.com/office/drawing/2017/model3d" xmlns:o="urn:schemas-microsoft-com:office:office" xmlns:oel="http://schemas.microsoft.com/office/2019/extlst" xmlns:r="http://schemas.openxmlformats.org/officeDocument/2006/relationships" xmlns:m="http://schemas.openxmlformats.org/officeDocument/2006/math" xmlns:v="urn:schemas-microsoft-com:vml" xmlns:wp14="http://schemas.microsoft.com/office/word/2010/wordprocessingDrawing" xmlns:wp="http://schemas.openxmlformats.org/drawingml/2006/wordprocessingDrawing" xmlns:w10="urn:schemas-microsoft-com:office:word" xmlns:w="http://schemas.openxmlformats.org/wordprocessingml/2006/main" xmlns:w14="http://schemas.microsoft.com/office/word/2010/wordml" xmlns:w15="http://schemas.microsoft.com/office/word/2012/wordml" xmlns:w16cex="http://schemas.microsoft.com/office/word/2018/wordml/cex" xmlns:w16cid="http://schemas.microsoft.com/office/word/2016/wordml/cid" xmlns:w16="http://schemas.microsoft.com/office/word/2018/wordml" xmlns:w16du="http://schemas.microsoft.com/office/word/2023/wordml/word16du" xmlns:w16sdtdh="http://schemas.microsoft.com/office/word/2020/wordml/sdtdatahash" xmlns:w16sdtfl="http://schemas.microsoft.com/office/word/2024/wordml/sdtformatlock" xmlns:w16se="http://schemas.microsoft.com/office/word/2015/wordml/symex" xmlns:wpg="http://schemas.microsoft.com/office/word/2010/wordprocessingGroup" xmlns:wpi="http://schemas.microsoft.com/office/word/2010/wordprocessingInk" xmlns:wne="http://schemas.microsoft.com/office/word/2006/wordml" xmlns:wps="http://schemas.microsoft.com/office/word/2010/wordprocessingShape" mc:Ignorable="w14 w15 w16se w16cid w16 w16cex w16sdtdh w16sdtfl w16du wp14">
   <w:endnote w:type="separator" w:id="-1">
     <w:p>
       <w:pPr>
@@ -3090,7 +3358,7 @@
 </file>
 
 <file path=word/footnotes.xml><?xml version="1.0" encoding="utf-8"?>
-<w:footnotes xmlns:wpc="http://schemas.microsoft.com/office/word/2010/wordprocessingCanvas" xmlns:mc="http://schemas.openxmlformats.org/markup-compatibility/2006" xmlns:o="urn:schemas-microsoft-com:office:office" xmlns:r="http://schemas.openxmlformats.org/officeDocument/2006/relationships" xmlns:m="http://schemas.openxmlformats.org/officeDocument/2006/math" xmlns:v="urn:schemas-microsoft-com:vml" xmlns:wp14="http://schemas.microsoft.com/office/word/2010/wordprocessingDrawing" xmlns:wp="http://schemas.openxmlformats.org/drawingml/2006/wordprocessingDrawing" xmlns:w10="urn:schemas-microsoft-com:office:word" xmlns:w="http://schemas.openxmlformats.org/wordprocessingml/2006/main" xmlns:w14="http://schemas.microsoft.com/office/word/2010/wordml" xmlns:w15="http://schemas.microsoft.com/office/word/2012/wordml" xmlns:wpg="http://schemas.microsoft.com/office/word/2010/wordprocessingGroup" xmlns:wpi="http://schemas.microsoft.com/office/word/2010/wordprocessingInk" xmlns:wne="http://schemas.microsoft.com/office/word/2006/wordml" xmlns:wps="http://schemas.microsoft.com/office/word/2010/wordprocessingShape" mc:Ignorable="w14 w15 wp14">
+<w:footnotes xmlns:wpc="http://schemas.microsoft.com/office/word/2010/wordprocessingCanvas" xmlns:cx="http://schemas.microsoft.com/office/drawing/2014/chartex" xmlns:cx1="http://schemas.microsoft.com/office/drawing/2015/9/8/chartex" xmlns:cx2="http://schemas.microsoft.com/office/drawing/2015/10/21/chartex" xmlns:cx3="http://schemas.microsoft.com/office/drawing/2016/5/9/chartex" xmlns:cx4="http://schemas.microsoft.com/office/drawing/2016/5/10/chartex" xmlns:cx5="http://schemas.microsoft.com/office/drawing/2016/5/11/chartex" xmlns:cx6="http://schemas.microsoft.com/office/drawing/2016/5/12/chartex" xmlns:cx7="http://schemas.microsoft.com/office/drawing/2016/5/13/chartex" xmlns:cx8="http://schemas.microsoft.com/office/drawing/2016/5/14/chartex" xmlns:mc="http://schemas.openxmlformats.org/markup-compatibility/2006" xmlns:aink="http://schemas.microsoft.com/office/drawing/2016/ink" xmlns:am3d="http://schemas.microsoft.com/office/drawing/2017/model3d" xmlns:o="urn:schemas-microsoft-com:office:office" xmlns:oel="http://schemas.microsoft.com/office/2019/extlst" xmlns:r="http://schemas.openxmlformats.org/officeDocument/2006/relationships" xmlns:m="http://schemas.openxmlformats.org/officeDocument/2006/math" xmlns:v="urn:schemas-microsoft-com:vml" xmlns:wp14="http://schemas.microsoft.com/office/word/2010/wordprocessingDrawing" xmlns:wp="http://schemas.openxmlformats.org/drawingml/2006/wordprocessingDrawing" xmlns:w10="urn:schemas-microsoft-com:office:word" xmlns:w="http://schemas.openxmlformats.org/wordprocessingml/2006/main" xmlns:w14="http://schemas.microsoft.com/office/word/2010/wordml" xmlns:w15="http://schemas.microsoft.com/office/word/2012/wordml" xmlns:w16cex="http://schemas.microsoft.com/office/word/2018/wordml/cex" xmlns:w16cid="http://schemas.microsoft.com/office/word/2016/wordml/cid" xmlns:w16="http://schemas.microsoft.com/office/word/2018/wordml" xmlns:w16du="http://schemas.microsoft.com/office/word/2023/wordml/word16du" xmlns:w16sdtdh="http://schemas.microsoft.com/office/word/2020/wordml/sdtdatahash" xmlns:w16sdtfl="http://schemas.microsoft.com/office/word/2024/wordml/sdtformatlock" xmlns:w16se="http://schemas.microsoft.com/office/word/2015/wordml/symex" xmlns:wpg="http://schemas.microsoft.com/office/word/2010/wordprocessingGroup" xmlns:wpi="http://schemas.microsoft.com/office/word/2010/wordprocessingInk" xmlns:wne="http://schemas.microsoft.com/office/word/2006/wordml" xmlns:wps="http://schemas.microsoft.com/office/word/2010/wordprocessingShape" mc:Ignorable="w14 w15 w16se w16cid w16 w16cex w16sdtdh w16sdtfl w16du wp14">
   <w:footnote w:type="separator" w:id="-1">
     <w:p>
       <w:pPr>
@@ -3115,7 +3383,7 @@
 </file>
 
 <file path=word/header1.xml><?xml version="1.0" encoding="utf-8"?>
-<w:hdr xmlns:wpc="http://schemas.microsoft.com/office/word/2010/wordprocessingCanvas" xmlns:mc="http://schemas.openxmlformats.org/markup-compatibility/2006" xmlns:o="urn:schemas-microsoft-com:office:office" xmlns:r="http://schemas.openxmlformats.org/officeDocument/2006/relationships" xmlns:m="http://schemas.openxmlformats.org/officeDocument/2006/math" xmlns:v="urn:schemas-microsoft-com:vml" xmlns:wp14="http://schemas.microsoft.com/office/word/2010/wordprocessingDrawing" xmlns:wp="http://schemas.openxmlformats.org/drawingml/2006/wordprocessingDrawing" xmlns:w10="urn:schemas-microsoft-com:office:word" xmlns:w="http://schemas.openxmlformats.org/wordprocessingml/2006/main" xmlns:w14="http://schemas.microsoft.com/office/word/2010/wordml" xmlns:w15="http://schemas.microsoft.com/office/word/2012/wordml" xmlns:wpg="http://schemas.microsoft.com/office/word/2010/wordprocessingGroup" xmlns:wpi="http://schemas.microsoft.com/office/word/2010/wordprocessingInk" xmlns:wne="http://schemas.microsoft.com/office/word/2006/wordml" xmlns:wps="http://schemas.microsoft.com/office/word/2010/wordprocessingShape" mc:Ignorable="w14 w15 wp14">
+<w:hdr xmlns:wpc="http://schemas.microsoft.com/office/word/2010/wordprocessingCanvas" xmlns:cx="http://schemas.microsoft.com/office/drawing/2014/chartex" xmlns:cx1="http://schemas.microsoft.com/office/drawing/2015/9/8/chartex" xmlns:cx2="http://schemas.microsoft.com/office/drawing/2015/10/21/chartex" xmlns:cx3="http://schemas.microsoft.com/office/drawing/2016/5/9/chartex" xmlns:cx4="http://schemas.microsoft.com/office/drawing/2016/5/10/chartex" xmlns:cx5="http://schemas.microsoft.com/office/drawing/2016/5/11/chartex" xmlns:cx6="http://schemas.microsoft.com/office/drawing/2016/5/12/chartex" xmlns:cx7="http://schemas.microsoft.com/office/drawing/2016/5/13/chartex" xmlns:cx8="http://schemas.microsoft.com/office/drawing/2016/5/14/chartex" xmlns:mc="http://schemas.openxmlformats.org/markup-compatibility/2006" xmlns:aink="http://schemas.microsoft.com/office/drawing/2016/ink" xmlns:am3d="http://schemas.microsoft.com/office/drawing/2017/model3d" xmlns:o="urn:schemas-microsoft-com:office:office" xmlns:oel="http://schemas.microsoft.com/office/2019/extlst" xmlns:r="http://schemas.openxmlformats.org/officeDocument/2006/relationships" xmlns:m="http://schemas.openxmlformats.org/officeDocument/2006/math" xmlns:v="urn:schemas-microsoft-com:vml" xmlns:wp14="http://schemas.microsoft.com/office/word/2010/wordprocessingDrawing" xmlns:wp="http://schemas.openxmlformats.org/drawingml/2006/wordprocessingDrawing" xmlns:w10="urn:schemas-microsoft-com:office:word" xmlns:w="http://schemas.openxmlformats.org/wordprocessingml/2006/main" xmlns:w14="http://schemas.microsoft.com/office/word/2010/wordml" xmlns:w15="http://schemas.microsoft.com/office/word/2012/wordml" xmlns:w16cex="http://schemas.microsoft.com/office/word/2018/wordml/cex" xmlns:w16cid="http://schemas.microsoft.com/office/word/2016/wordml/cid" xmlns:w16="http://schemas.microsoft.com/office/word/2018/wordml" xmlns:w16du="http://schemas.microsoft.com/office/word/2023/wordml/word16du" xmlns:w16sdtdh="http://schemas.microsoft.com/office/word/2020/wordml/sdtdatahash" xmlns:w16sdtfl="http://schemas.microsoft.com/office/word/2024/wordml/sdtformatlock" xmlns:w16se="http://schemas.microsoft.com/office/word/2015/wordml/symex" xmlns:wpg="http://schemas.microsoft.com/office/word/2010/wordprocessingGroup" xmlns:wpi="http://schemas.microsoft.com/office/word/2010/wordprocessingInk" xmlns:wne="http://schemas.microsoft.com/office/word/2006/wordml" xmlns:wps="http://schemas.microsoft.com/office/word/2010/wordprocessingShape" mc:Ignorable="w14 w15 w16se w16cid w16 w16cex w16sdtdh w16sdtfl w16du wp14">
   <w:p>
     <w:pPr>
       <w:pStyle w:val="Pieddepage"/>
@@ -3158,7 +3426,7 @@
 </file>
 
 <file path=word/numbering.xml><?xml version="1.0" encoding="utf-8"?>
-<w:numbering xmlns:wpc="http://schemas.microsoft.com/office/word/2010/wordprocessingCanvas" xmlns:mc="http://schemas.openxmlformats.org/markup-compatibility/2006" xmlns:o="urn:schemas-microsoft-com:office:office" xmlns:r="http://schemas.openxmlformats.org/officeDocument/2006/relationships" xmlns:m="http://schemas.openxmlformats.org/officeDocument/2006/math" xmlns:v="urn:schemas-microsoft-com:vml" xmlns:wp14="http://schemas.microsoft.com/office/word/2010/wordprocessingDrawing" xmlns:wp="http://schemas.openxmlformats.org/drawingml/2006/wordprocessingDrawing" xmlns:w10="urn:schemas-microsoft-com:office:word" xmlns:w="http://schemas.openxmlformats.org/wordprocessingml/2006/main" xmlns:w14="http://schemas.microsoft.com/office/word/2010/wordml" xmlns:w15="http://schemas.microsoft.com/office/word/2012/wordml" xmlns:wpg="http://schemas.microsoft.com/office/word/2010/wordprocessingGroup" xmlns:wpi="http://schemas.microsoft.com/office/word/2010/wordprocessingInk" xmlns:wne="http://schemas.microsoft.com/office/word/2006/wordml" xmlns:wps="http://schemas.microsoft.com/office/word/2010/wordprocessingShape" mc:Ignorable="w14 w15 wp14">
+<w:numbering xmlns:wpc="http://schemas.microsoft.com/office/word/2010/wordprocessingCanvas" xmlns:cx="http://schemas.microsoft.com/office/drawing/2014/chartex" xmlns:cx1="http://schemas.microsoft.com/office/drawing/2015/9/8/chartex" xmlns:cx2="http://schemas.microsoft.com/office/drawing/2015/10/21/chartex" xmlns:cx3="http://schemas.microsoft.com/office/drawing/2016/5/9/chartex" xmlns:cx4="http://schemas.microsoft.com/office/drawing/2016/5/10/chartex" xmlns:cx5="http://schemas.microsoft.com/office/drawing/2016/5/11/chartex" xmlns:cx6="http://schemas.microsoft.com/office/drawing/2016/5/12/chartex" xmlns:cx7="http://schemas.microsoft.com/office/drawing/2016/5/13/chartex" xmlns:cx8="http://schemas.microsoft.com/office/drawing/2016/5/14/chartex" xmlns:mc="http://schemas.openxmlformats.org/markup-compatibility/2006" xmlns:aink="http://schemas.microsoft.com/office/drawing/2016/ink" xmlns:am3d="http://schemas.microsoft.com/office/drawing/2017/model3d" xmlns:o="urn:schemas-microsoft-com:office:office" xmlns:oel="http://schemas.microsoft.com/office/2019/extlst" xmlns:r="http://schemas.openxmlformats.org/officeDocument/2006/relationships" xmlns:m="http://schemas.openxmlformats.org/officeDocument/2006/math" xmlns:v="urn:schemas-microsoft-com:vml" xmlns:wp14="http://schemas.microsoft.com/office/word/2010/wordprocessingDrawing" xmlns:wp="http://schemas.openxmlformats.org/drawingml/2006/wordprocessingDrawing" xmlns:w10="urn:schemas-microsoft-com:office:word" xmlns:w="http://schemas.openxmlformats.org/wordprocessingml/2006/main" xmlns:w14="http://schemas.microsoft.com/office/word/2010/wordml" xmlns:w15="http://schemas.microsoft.com/office/word/2012/wordml" xmlns:w16cex="http://schemas.microsoft.com/office/word/2018/wordml/cex" xmlns:w16cid="http://schemas.microsoft.com/office/word/2016/wordml/cid" xmlns:w16="http://schemas.microsoft.com/office/word/2018/wordml" xmlns:w16du="http://schemas.microsoft.com/office/word/2023/wordml/word16du" xmlns:w16sdtdh="http://schemas.microsoft.com/office/word/2020/wordml/sdtdatahash" xmlns:w16sdtfl="http://schemas.microsoft.com/office/word/2024/wordml/sdtformatlock" xmlns:w16se="http://schemas.microsoft.com/office/word/2015/wordml/symex" xmlns:wpg="http://schemas.microsoft.com/office/word/2010/wordprocessingGroup" xmlns:wpi="http://schemas.microsoft.com/office/word/2010/wordprocessingInk" xmlns:wne="http://schemas.microsoft.com/office/word/2006/wordml" xmlns:wps="http://schemas.microsoft.com/office/word/2010/wordprocessingShape" mc:Ignorable="w14 w15 w16se w16cid w16 w16cex w16sdtdh w16sdtfl w16du wp14">
   <w:abstractNum w:abstractNumId="0" w15:restartNumberingAfterBreak="0">
     <w:nsid w:val="0D42467C"/>
     <w:multiLevelType w:val="hybridMultilevel"/>
@@ -3451,7 +3719,7 @@
         <w:ind w:left="1440" w:hanging="360"/>
       </w:pPr>
     </w:lvl>
-    <w:lvl w:ilvl="2" w:tplc="0C0C001B" w:tentative="1">
+    <w:lvl w:ilvl="2" w:tplc="0C0C001B">
       <w:start w:val="1"/>
       <w:numFmt w:val="lowerRoman"/>
       <w:lvlText w:val="%3."/>
@@ -4046,41 +4314,41 @@
       </w:pPr>
     </w:lvl>
   </w:abstractNum>
-  <w:num w:numId="1">
+  <w:num w:numId="1" w16cid:durableId="1115367895">
     <w:abstractNumId w:val="0"/>
   </w:num>
-  <w:num w:numId="2">
+  <w:num w:numId="2" w16cid:durableId="791171625">
     <w:abstractNumId w:val="4"/>
   </w:num>
-  <w:num w:numId="3">
+  <w:num w:numId="3" w16cid:durableId="1828128255">
     <w:abstractNumId w:val="2"/>
   </w:num>
-  <w:num w:numId="4">
+  <w:num w:numId="4" w16cid:durableId="916474211">
     <w:abstractNumId w:val="8"/>
   </w:num>
-  <w:num w:numId="5">
+  <w:num w:numId="5" w16cid:durableId="956527680">
     <w:abstractNumId w:val="3"/>
   </w:num>
-  <w:num w:numId="6">
+  <w:num w:numId="6" w16cid:durableId="1036348417">
     <w:abstractNumId w:val="6"/>
   </w:num>
-  <w:num w:numId="7">
+  <w:num w:numId="7" w16cid:durableId="1416708126">
     <w:abstractNumId w:val="5"/>
   </w:num>
-  <w:num w:numId="8">
+  <w:num w:numId="8" w16cid:durableId="878248504">
     <w:abstractNumId w:val="9"/>
   </w:num>
-  <w:num w:numId="9">
+  <w:num w:numId="9" w16cid:durableId="482235811">
     <w:abstractNumId w:val="7"/>
   </w:num>
-  <w:num w:numId="10">
+  <w:num w:numId="10" w16cid:durableId="633608251">
     <w:abstractNumId w:val="1"/>
   </w:num>
 </w:numbering>
 </file>
 
 <file path=word/styles.xml><?xml version="1.0" encoding="utf-8"?>
-<w:styles xmlns:mc="http://schemas.openxmlformats.org/markup-compatibility/2006" xmlns:r="http://schemas.openxmlformats.org/officeDocument/2006/relationships" xmlns:w="http://schemas.openxmlformats.org/wordprocessingml/2006/main" xmlns:w14="http://schemas.microsoft.com/office/word/2010/wordml" xmlns:w15="http://schemas.microsoft.com/office/word/2012/wordml" mc:Ignorable="w14 w15">
+<w:styles xmlns:mc="http://schemas.openxmlformats.org/markup-compatibility/2006" xmlns:r="http://schemas.openxmlformats.org/officeDocument/2006/relationships" xmlns:w="http://schemas.openxmlformats.org/wordprocessingml/2006/main" xmlns:w14="http://schemas.microsoft.com/office/word/2010/wordml" xmlns:w15="http://schemas.microsoft.com/office/word/2012/wordml" xmlns:w16cex="http://schemas.microsoft.com/office/word/2018/wordml/cex" xmlns:w16cid="http://schemas.microsoft.com/office/word/2016/wordml/cid" xmlns:w16="http://schemas.microsoft.com/office/word/2018/wordml" xmlns:w16du="http://schemas.microsoft.com/office/word/2023/wordml/word16du" xmlns:w16sdtdh="http://schemas.microsoft.com/office/word/2020/wordml/sdtdatahash" xmlns:w16sdtfl="http://schemas.microsoft.com/office/word/2024/wordml/sdtformatlock" xmlns:w16se="http://schemas.microsoft.com/office/word/2015/wordml/symex" mc:Ignorable="w14 w15 w16se w16cid w16 w16cex w16sdtdh w16sdtfl w16du">
   <w:docDefaults>
     <w:rPrDefault>
       <w:rPr>
@@ -4096,7 +4364,7 @@
       </w:pPr>
     </w:pPrDefault>
   </w:docDefaults>
-  <w:latentStyles w:defLockedState="0" w:defUIPriority="99" w:defSemiHidden="0" w:defUnhideWhenUsed="0" w:defQFormat="0" w:count="371">
+  <w:latentStyles w:defLockedState="0" w:defUIPriority="99" w:defSemiHidden="0" w:defUnhideWhenUsed="0" w:defQFormat="0" w:count="376">
     <w:lsdException w:name="Normal" w:uiPriority="0" w:qFormat="1"/>
     <w:lsdException w:name="heading 1" w:uiPriority="9" w:qFormat="1"/>
     <w:lsdException w:name="heading 2" w:semiHidden="1" w:uiPriority="9" w:unhideWhenUsed="1" w:qFormat="1"/>
@@ -4468,6 +4736,11 @@
     <w:lsdException w:name="List Table 5 Dark Accent 6" w:uiPriority="50"/>
     <w:lsdException w:name="List Table 6 Colorful Accent 6" w:uiPriority="51"/>
     <w:lsdException w:name="List Table 7 Colorful Accent 6" w:uiPriority="52"/>
+    <w:lsdException w:name="Mention" w:semiHidden="1" w:unhideWhenUsed="1"/>
+    <w:lsdException w:name="Smart Hyperlink" w:semiHidden="1" w:unhideWhenUsed="1"/>
+    <w:lsdException w:name="Hashtag" w:semiHidden="1" w:unhideWhenUsed="1"/>
+    <w:lsdException w:name="Unresolved Mention" w:semiHidden="1" w:unhideWhenUsed="1"/>
+    <w:lsdException w:name="Smart Link" w:semiHidden="1" w:unhideWhenUsed="1"/>
   </w:latentStyles>
   <w:style w:type="paragraph" w:default="1" w:styleId="Normal">
     <w:name w:val="Normal"/>

--- a/Labo4_Exercices.docx
+++ b/Labo4_Exercices.docx
@@ -62,7 +62,7 @@
     <w:p>
       <w:pPr>
         <w:sectPr>
-          <w:headerReference w:type="default" r:id="rId7"/>
+          <w:headerReference w:type="default" r:id="rId8"/>
           <w:pgSz w:w="12240" w:h="15840"/>
           <w:pgMar w:top="1440" w:right="1797" w:bottom="1440" w:left="1797" w:header="709" w:footer="709" w:gutter="0"/>
           <w:cols w:space="708"/>
@@ -794,7 +794,21 @@
         <w:rPr>
           <w:rFonts w:cs="Utopia-Regular"/>
         </w:rPr>
-        <w:t>de 48 kHz (par canal) et une résolution de 24 bit par échantillon (par canal). L’album, quant à lui, consiste en 6 chansons:</w:t>
+        <w:t xml:space="preserve">de 48 kHz (par canal) et une résolution de 24 </w:t>
+      </w:r>
+      <w:proofErr w:type="gramStart"/>
+      <w:r>
+        <w:rPr>
+          <w:rFonts w:cs="Utopia-Regular"/>
+        </w:rPr>
+        <w:t>bit</w:t>
+      </w:r>
+      <w:proofErr w:type="gramEnd"/>
+      <w:r>
+        <w:rPr>
+          <w:rFonts w:cs="Utopia-Regular"/>
+        </w:rPr>
+        <w:t xml:space="preserve"> par échantillon (par canal). L’album, quant à lui, consiste en 6 chansons:</w:t>
       </w:r>
     </w:p>
     <w:p>
@@ -816,11 +830,19 @@
           <w:rFonts w:cstheme="minorHAnsi"/>
         </w:rPr>
       </w:pPr>
-      <w:r>
-        <w:rPr>
-          <w:rFonts w:cstheme="minorHAnsi"/>
-        </w:rPr>
-        <w:t xml:space="preserve">première </w:t>
+      <w:proofErr w:type="gramStart"/>
+      <w:r>
+        <w:rPr>
+          <w:rFonts w:cstheme="minorHAnsi"/>
+        </w:rPr>
+        <w:t>première</w:t>
+      </w:r>
+      <w:proofErr w:type="gramEnd"/>
+      <w:r>
+        <w:rPr>
+          <w:rFonts w:cstheme="minorHAnsi"/>
+        </w:rPr>
+        <w:t xml:space="preserve"> </w:t>
       </w:r>
       <w:r>
         <w:rPr>
@@ -856,11 +878,19 @@
           <w:rFonts w:cstheme="minorHAnsi"/>
         </w:rPr>
       </w:pPr>
-      <w:r>
-        <w:rPr>
-          <w:rFonts w:cstheme="minorHAnsi"/>
-        </w:rPr>
-        <w:t xml:space="preserve">deuxième </w:t>
+      <w:proofErr w:type="gramStart"/>
+      <w:r>
+        <w:rPr>
+          <w:rFonts w:cstheme="minorHAnsi"/>
+        </w:rPr>
+        <w:t>deuxième</w:t>
+      </w:r>
+      <w:proofErr w:type="gramEnd"/>
+      <w:r>
+        <w:rPr>
+          <w:rFonts w:cstheme="minorHAnsi"/>
+        </w:rPr>
+        <w:t xml:space="preserve"> </w:t>
       </w:r>
       <w:r>
         <w:rPr>
@@ -896,11 +926,19 @@
           <w:rFonts w:cstheme="minorHAnsi"/>
         </w:rPr>
       </w:pPr>
-      <w:r>
-        <w:rPr>
-          <w:rFonts w:cstheme="minorHAnsi"/>
-        </w:rPr>
-        <w:t xml:space="preserve">troisième </w:t>
+      <w:proofErr w:type="gramStart"/>
+      <w:r>
+        <w:rPr>
+          <w:rFonts w:cstheme="minorHAnsi"/>
+        </w:rPr>
+        <w:t>troisième</w:t>
+      </w:r>
+      <w:proofErr w:type="gramEnd"/>
+      <w:r>
+        <w:rPr>
+          <w:rFonts w:cstheme="minorHAnsi"/>
+        </w:rPr>
+        <w:t xml:space="preserve"> </w:t>
       </w:r>
       <w:r>
         <w:rPr>
@@ -936,11 +974,19 @@
           <w:rFonts w:cstheme="minorHAnsi"/>
         </w:rPr>
       </w:pPr>
-      <w:r>
-        <w:rPr>
-          <w:rFonts w:cstheme="minorHAnsi"/>
-        </w:rPr>
-        <w:t xml:space="preserve">quatrième </w:t>
+      <w:proofErr w:type="gramStart"/>
+      <w:r>
+        <w:rPr>
+          <w:rFonts w:cstheme="minorHAnsi"/>
+        </w:rPr>
+        <w:t>quatrième</w:t>
+      </w:r>
+      <w:proofErr w:type="gramEnd"/>
+      <w:r>
+        <w:rPr>
+          <w:rFonts w:cstheme="minorHAnsi"/>
+        </w:rPr>
+        <w:t xml:space="preserve"> </w:t>
       </w:r>
       <w:r>
         <w:rPr>
@@ -976,11 +1022,19 @@
           <w:rFonts w:cstheme="minorHAnsi"/>
         </w:rPr>
       </w:pPr>
-      <w:r>
-        <w:rPr>
-          <w:rFonts w:cstheme="minorHAnsi"/>
-        </w:rPr>
-        <w:t xml:space="preserve">cinquième </w:t>
+      <w:proofErr w:type="gramStart"/>
+      <w:r>
+        <w:rPr>
+          <w:rFonts w:cstheme="minorHAnsi"/>
+        </w:rPr>
+        <w:t>cinquième</w:t>
+      </w:r>
+      <w:proofErr w:type="gramEnd"/>
+      <w:r>
+        <w:rPr>
+          <w:rFonts w:cstheme="minorHAnsi"/>
+        </w:rPr>
+        <w:t xml:space="preserve"> </w:t>
       </w:r>
       <w:r>
         <w:rPr>
@@ -1012,11 +1066,19 @@
           <w:rFonts w:cstheme="minorHAnsi"/>
         </w:rPr>
       </w:pPr>
-      <w:r>
-        <w:rPr>
-          <w:rFonts w:cstheme="minorHAnsi"/>
-        </w:rPr>
-        <w:t xml:space="preserve">sixième </w:t>
+      <w:proofErr w:type="gramStart"/>
+      <w:r>
+        <w:rPr>
+          <w:rFonts w:cstheme="minorHAnsi"/>
+        </w:rPr>
+        <w:t>sixième</w:t>
+      </w:r>
+      <w:proofErr w:type="gramEnd"/>
+      <w:r>
+        <w:rPr>
+          <w:rFonts w:cstheme="minorHAnsi"/>
+        </w:rPr>
+        <w:t xml:space="preserve"> </w:t>
       </w:r>
       <w:r>
         <w:rPr>
@@ -1063,7 +1125,13 @@
         <w:t>Quelle est la fréquence d’échantillonnage minimale pour ne pas engendrer de perte ?</w:t>
       </w:r>
       <w:r>
-        <w:t xml:space="preserve"> 24Hz</w:t>
+        <w:t xml:space="preserve"> </w:t>
+      </w:r>
+      <w:r>
+        <w:t>48</w:t>
+      </w:r>
+      <w:r>
+        <w:t>Hz</w:t>
       </w:r>
     </w:p>
     <w:p>
@@ -1111,8 +1179,13 @@
         <w:t>Le débit total pour les 5 canaux.</w:t>
       </w:r>
       <w:r>
-        <w:t xml:space="preserve"> 5760 kbits/s</w:t>
-      </w:r>
+        <w:t xml:space="preserve"> 5760 </w:t>
+      </w:r>
+      <w:proofErr w:type="spellStart"/>
+      <w:r>
+        <w:t>kbits/s</w:t>
+      </w:r>
+      <w:proofErr w:type="spellEnd"/>
     </w:p>
     <w:p>
       <w:pPr>
@@ -1143,15 +1216,25 @@
         <w:contextualSpacing w:val="0"/>
       </w:pPr>
       <w:r>
-        <w:t>0.0392</w:t>
-      </w:r>
-      <w:r>
-        <w:t xml:space="preserve"> </w:t>
-      </w:r>
-      <w:r>
-        <w:t>G</w:t>
-      </w:r>
-      <w:r>
+        <w:t xml:space="preserve">37.4 </w:t>
+      </w:r>
+      <w:r>
+        <w:rPr>
+          <w:rFonts w:cstheme="minorHAnsi"/>
+        </w:rPr>
+        <w:t>M</w:t>
+      </w:r>
+      <w:r>
+        <w:rPr>
+          <w:rFonts w:cstheme="minorHAnsi"/>
+          <w:vertAlign w:val="subscript"/>
+        </w:rPr>
+        <w:t>i</w:t>
+      </w:r>
+      <w:r>
+        <w:rPr>
+          <w:rFonts w:cstheme="minorHAnsi"/>
+        </w:rPr>
         <w:t>o</w:t>
       </w:r>
     </w:p>
@@ -1166,18 +1249,28 @@
         <w:contextualSpacing w:val="0"/>
       </w:pPr>
       <w:r>
-        <w:t>35</w:t>
-      </w:r>
-      <w:r>
-        <w:t>.</w:t>
-      </w:r>
-      <w:r>
-        <w:t xml:space="preserve">509 </w:t>
-      </w:r>
-      <w:r>
-        <w:t>G</w:t>
-      </w:r>
-      <w:r>
+        <w:t>3</w:t>
+      </w:r>
+      <w:r>
+        <w:t xml:space="preserve">3 864 </w:t>
+      </w:r>
+      <w:r>
+        <w:rPr>
+          <w:rFonts w:cstheme="minorHAnsi"/>
+        </w:rPr>
+        <w:t>M</w:t>
+      </w:r>
+      <w:r>
+        <w:rPr>
+          <w:rFonts w:cstheme="minorHAnsi"/>
+          <w:vertAlign w:val="subscript"/>
+        </w:rPr>
+        <w:t>i</w:t>
+      </w:r>
+      <w:r>
+        <w:rPr>
+          <w:rFonts w:cstheme="minorHAnsi"/>
+        </w:rPr>
         <w:t>o</w:t>
       </w:r>
     </w:p>
@@ -1192,21 +1285,25 @@
         <w:contextualSpacing w:val="0"/>
       </w:pPr>
       <w:r>
-        <w:t>0.0</w:t>
-      </w:r>
-      <w:r>
-        <w:t>46</w:t>
-      </w:r>
-      <w:r>
-        <w:t>2</w:t>
-      </w:r>
-      <w:r>
-        <w:t xml:space="preserve"> </w:t>
-      </w:r>
-      <w:r>
-        <w:t>G</w:t>
-      </w:r>
-      <w:r>
+        <w:t xml:space="preserve">44.1 </w:t>
+      </w:r>
+      <w:r>
+        <w:rPr>
+          <w:rFonts w:cstheme="minorHAnsi"/>
+        </w:rPr>
+        <w:t>M</w:t>
+      </w:r>
+      <w:r>
+        <w:rPr>
+          <w:rFonts w:cstheme="minorHAnsi"/>
+          <w:vertAlign w:val="subscript"/>
+        </w:rPr>
+        <w:t>i</w:t>
+      </w:r>
+      <w:r>
+        <w:rPr>
+          <w:rFonts w:cstheme="minorHAnsi"/>
+        </w:rPr>
         <w:t>o</w:t>
       </w:r>
     </w:p>
@@ -1221,15 +1318,25 @@
         <w:contextualSpacing w:val="0"/>
       </w:pPr>
       <w:r>
-        <w:t>0.0</w:t>
-      </w:r>
-      <w:r>
-        <w:t xml:space="preserve">306 </w:t>
-      </w:r>
-      <w:r>
-        <w:t>G</w:t>
-      </w:r>
-      <w:r>
+        <w:t xml:space="preserve">29.2 </w:t>
+      </w:r>
+      <w:r>
+        <w:rPr>
+          <w:rFonts w:cstheme="minorHAnsi"/>
+        </w:rPr>
+        <w:t>M</w:t>
+      </w:r>
+      <w:r>
+        <w:rPr>
+          <w:rFonts w:cstheme="minorHAnsi"/>
+          <w:vertAlign w:val="subscript"/>
+        </w:rPr>
+        <w:t>i</w:t>
+      </w:r>
+      <w:r>
+        <w:rPr>
+          <w:rFonts w:cstheme="minorHAnsi"/>
+        </w:rPr>
         <w:t>o</w:t>
       </w:r>
     </w:p>
@@ -1244,15 +1351,25 @@
         <w:contextualSpacing w:val="0"/>
       </w:pPr>
       <w:r>
-        <w:t>0.0</w:t>
-      </w:r>
-      <w:r>
-        <w:t xml:space="preserve">714 </w:t>
-      </w:r>
-      <w:r>
-        <w:t>G</w:t>
-      </w:r>
-      <w:r>
+        <w:t xml:space="preserve">68.1 </w:t>
+      </w:r>
+      <w:r>
+        <w:rPr>
+          <w:rFonts w:cstheme="minorHAnsi"/>
+        </w:rPr>
+        <w:t>M</w:t>
+      </w:r>
+      <w:r>
+        <w:rPr>
+          <w:rFonts w:cstheme="minorHAnsi"/>
+          <w:vertAlign w:val="subscript"/>
+        </w:rPr>
+        <w:t>i</w:t>
+      </w:r>
+      <w:r>
+        <w:rPr>
+          <w:rFonts w:cstheme="minorHAnsi"/>
+        </w:rPr>
         <w:t>o</w:t>
       </w:r>
     </w:p>
@@ -1267,15 +1384,25 @@
         <w:contextualSpacing w:val="0"/>
       </w:pPr>
       <w:r>
-        <w:t>0.</w:t>
-      </w:r>
-      <w:r>
-        <w:t xml:space="preserve">230 </w:t>
-      </w:r>
-      <w:r>
-        <w:t>G</w:t>
-      </w:r>
-      <w:r>
+        <w:t xml:space="preserve">219.3 </w:t>
+      </w:r>
+      <w:r>
+        <w:rPr>
+          <w:rFonts w:cstheme="minorHAnsi"/>
+        </w:rPr>
+        <w:t>M</w:t>
+      </w:r>
+      <w:r>
+        <w:rPr>
+          <w:rFonts w:cstheme="minorHAnsi"/>
+          <w:vertAlign w:val="subscript"/>
+        </w:rPr>
+        <w:t>i</w:t>
+      </w:r>
+      <w:r>
+        <w:rPr>
+          <w:rFonts w:cstheme="minorHAnsi"/>
+        </w:rPr>
         <w:t>o</w:t>
       </w:r>
     </w:p>
@@ -1334,7 +1461,32 @@
         <w:rPr>
           <w:rFonts w:cstheme="minorHAnsi"/>
         </w:rPr>
-        <w:t xml:space="preserve"> 94 CD.</w:t>
+        <w:t xml:space="preserve"> </w:t>
+      </w:r>
+      <w:r>
+        <w:rPr>
+          <w:rFonts w:cstheme="minorHAnsi"/>
+        </w:rPr>
+        <w:t xml:space="preserve">53 CD de </w:t>
+      </w:r>
+      <w:r>
+        <w:rPr>
+          <w:rFonts w:cstheme="minorHAnsi"/>
+        </w:rPr>
+        <w:t>M</w:t>
+      </w:r>
+      <w:r>
+        <w:rPr>
+          <w:rFonts w:cstheme="minorHAnsi"/>
+          <w:vertAlign w:val="subscript"/>
+        </w:rPr>
+        <w:t>i</w:t>
+      </w:r>
+      <w:r>
+        <w:rPr>
+          <w:rFonts w:cstheme="minorHAnsi"/>
+        </w:rPr>
+        <w:t>o</w:t>
       </w:r>
     </w:p>
     <w:p>
@@ -1352,7 +1504,19 @@
         <w:rPr>
           <w:rFonts w:cstheme="minorHAnsi"/>
         </w:rPr>
-        <w:t>Combien de DVD d’une capacité de stockage de 8.5Go sont nécessaire pour enregistrer l’album au complet ?</w:t>
+        <w:t>Combien de DVD d’une capacité de</w:t>
+      </w:r>
+      <w:r>
+        <w:rPr>
+          <w:rFonts w:cstheme="minorHAnsi"/>
+        </w:rPr>
+        <w:t xml:space="preserve"> </w:t>
+      </w:r>
+      <w:r>
+        <w:rPr>
+          <w:rFonts w:cstheme="minorHAnsi"/>
+        </w:rPr>
+        <w:t>stockage de 8.5Go sont nécessaire pour enregistrer l’album au complet ?</w:t>
       </w:r>
       <w:r>
         <w:rPr>
@@ -1415,7 +1579,10 @@
         <w:t>Le débit de chaque canal.</w:t>
       </w:r>
       <w:r>
-        <w:t xml:space="preserve"> 2822.4 KHz</w:t>
+        <w:t xml:space="preserve"> 2822.4 K</w:t>
+      </w:r>
+      <w:r>
+        <w:t>bits/s</w:t>
       </w:r>
     </w:p>
     <w:p>
@@ -1438,7 +1605,10 @@
         <w:t xml:space="preserve"> canaux.</w:t>
       </w:r>
       <w:r>
-        <w:t xml:space="preserve"> 5644.8 KHz</w:t>
+        <w:t xml:space="preserve"> 5644.8 K</w:t>
+      </w:r>
+      <w:r>
+        <w:t>bits/s</w:t>
       </w:r>
     </w:p>
     <w:p>
@@ -1458,6 +1628,255 @@
       <w:r>
         <w:t>.</w:t>
       </w:r>
+      <w:r>
+        <w:t xml:space="preserve"> </w:t>
+      </w:r>
+    </w:p>
+    <w:p>
+      <w:pPr>
+        <w:pStyle w:val="Paragraphedeliste"/>
+        <w:numPr>
+          <w:ilvl w:val="2"/>
+          <w:numId w:val="6"/>
+        </w:numPr>
+        <w:spacing w:after="60"/>
+        <w:contextualSpacing w:val="0"/>
+      </w:pPr>
+      <w:r>
+        <w:t>1</w:t>
+      </w:r>
+      <w:r>
+        <w:t>87.4</w:t>
+      </w:r>
+      <w:r>
+        <w:rPr>
+          <w:rFonts w:cstheme="minorHAnsi"/>
+        </w:rPr>
+        <w:t xml:space="preserve"> </w:t>
+      </w:r>
+      <w:r>
+        <w:rPr>
+          <w:rFonts w:cstheme="minorHAnsi"/>
+        </w:rPr>
+        <w:t>M</w:t>
+      </w:r>
+      <w:r>
+        <w:rPr>
+          <w:rFonts w:cstheme="minorHAnsi"/>
+          <w:vertAlign w:val="subscript"/>
+        </w:rPr>
+        <w:t>i</w:t>
+      </w:r>
+      <w:r>
+        <w:rPr>
+          <w:rFonts w:cstheme="minorHAnsi"/>
+        </w:rPr>
+        <w:t>o</w:t>
+      </w:r>
+    </w:p>
+    <w:p>
+      <w:pPr>
+        <w:pStyle w:val="Paragraphedeliste"/>
+        <w:numPr>
+          <w:ilvl w:val="2"/>
+          <w:numId w:val="6"/>
+        </w:numPr>
+        <w:spacing w:after="60"/>
+        <w:contextualSpacing w:val="0"/>
+      </w:pPr>
+      <w:r>
+        <w:t>2</w:t>
+      </w:r>
+      <w:r>
+        <w:t>655</w:t>
+      </w:r>
+      <w:r>
+        <w:rPr>
+          <w:rFonts w:cstheme="minorHAnsi"/>
+        </w:rPr>
+        <w:t xml:space="preserve"> </w:t>
+      </w:r>
+      <w:r>
+        <w:rPr>
+          <w:rFonts w:cstheme="minorHAnsi"/>
+        </w:rPr>
+        <w:t>M</w:t>
+      </w:r>
+      <w:r>
+        <w:rPr>
+          <w:rFonts w:cstheme="minorHAnsi"/>
+          <w:vertAlign w:val="subscript"/>
+        </w:rPr>
+        <w:t>i</w:t>
+      </w:r>
+      <w:r>
+        <w:rPr>
+          <w:rFonts w:cstheme="minorHAnsi"/>
+        </w:rPr>
+        <w:t>o</w:t>
+      </w:r>
+    </w:p>
+    <w:p>
+      <w:pPr>
+        <w:pStyle w:val="Paragraphedeliste"/>
+        <w:numPr>
+          <w:ilvl w:val="2"/>
+          <w:numId w:val="6"/>
+        </w:numPr>
+        <w:spacing w:after="60"/>
+        <w:contextualSpacing w:val="0"/>
+      </w:pPr>
+      <w:r>
+        <w:t>22</w:t>
+      </w:r>
+      <w:r>
+        <w:t>1.2</w:t>
+      </w:r>
+      <w:r>
+        <w:rPr>
+          <w:rFonts w:cstheme="minorHAnsi"/>
+        </w:rPr>
+        <w:t xml:space="preserve"> </w:t>
+      </w:r>
+      <w:r>
+        <w:rPr>
+          <w:rFonts w:cstheme="minorHAnsi"/>
+        </w:rPr>
+        <w:t>M</w:t>
+      </w:r>
+      <w:r>
+        <w:rPr>
+          <w:rFonts w:cstheme="minorHAnsi"/>
+          <w:vertAlign w:val="subscript"/>
+        </w:rPr>
+        <w:t>i</w:t>
+      </w:r>
+      <w:r>
+        <w:rPr>
+          <w:rFonts w:cstheme="minorHAnsi"/>
+        </w:rPr>
+        <w:t>o</w:t>
+      </w:r>
+    </w:p>
+    <w:p>
+      <w:pPr>
+        <w:pStyle w:val="Paragraphedeliste"/>
+        <w:numPr>
+          <w:ilvl w:val="2"/>
+          <w:numId w:val="6"/>
+        </w:numPr>
+        <w:spacing w:after="60"/>
+        <w:contextualSpacing w:val="0"/>
+      </w:pPr>
+      <w:r>
+        <w:t>1</w:t>
+      </w:r>
+      <w:r>
+        <w:t>46.8</w:t>
+      </w:r>
+      <w:r>
+        <w:rPr>
+          <w:rFonts w:cstheme="minorHAnsi"/>
+        </w:rPr>
+        <w:t xml:space="preserve"> </w:t>
+      </w:r>
+      <w:r>
+        <w:rPr>
+          <w:rFonts w:cstheme="minorHAnsi"/>
+        </w:rPr>
+        <w:t>M</w:t>
+      </w:r>
+      <w:r>
+        <w:rPr>
+          <w:rFonts w:cstheme="minorHAnsi"/>
+          <w:vertAlign w:val="subscript"/>
+        </w:rPr>
+        <w:t>i</w:t>
+      </w:r>
+      <w:r>
+        <w:rPr>
+          <w:rFonts w:cstheme="minorHAnsi"/>
+        </w:rPr>
+        <w:t>o</w:t>
+      </w:r>
+    </w:p>
+    <w:p>
+      <w:pPr>
+        <w:pStyle w:val="Paragraphedeliste"/>
+        <w:numPr>
+          <w:ilvl w:val="2"/>
+          <w:numId w:val="6"/>
+        </w:numPr>
+        <w:spacing w:after="60"/>
+        <w:contextualSpacing w:val="0"/>
+      </w:pPr>
+      <w:r>
+        <w:t>3</w:t>
+      </w:r>
+      <w:r>
+        <w:t>41.8</w:t>
+      </w:r>
+      <w:r>
+        <w:rPr>
+          <w:rFonts w:cstheme="minorHAnsi"/>
+        </w:rPr>
+        <w:t xml:space="preserve"> </w:t>
+      </w:r>
+      <w:r>
+        <w:rPr>
+          <w:rFonts w:cstheme="minorHAnsi"/>
+        </w:rPr>
+        <w:t>M</w:t>
+      </w:r>
+      <w:r>
+        <w:rPr>
+          <w:rFonts w:cstheme="minorHAnsi"/>
+          <w:vertAlign w:val="subscript"/>
+        </w:rPr>
+        <w:t>i</w:t>
+      </w:r>
+      <w:r>
+        <w:rPr>
+          <w:rFonts w:cstheme="minorHAnsi"/>
+        </w:rPr>
+        <w:t>o</w:t>
+      </w:r>
+    </w:p>
+    <w:p>
+      <w:pPr>
+        <w:pStyle w:val="Paragraphedeliste"/>
+        <w:numPr>
+          <w:ilvl w:val="2"/>
+          <w:numId w:val="6"/>
+        </w:numPr>
+        <w:spacing w:after="60"/>
+        <w:contextualSpacing w:val="0"/>
+      </w:pPr>
+      <w:r>
+        <w:t>1</w:t>
+      </w:r>
+      <w:r>
+        <w:t xml:space="preserve">102.5 </w:t>
+      </w:r>
+      <w:r>
+        <w:rPr>
+          <w:rFonts w:cstheme="minorHAnsi"/>
+        </w:rPr>
+        <w:t>M</w:t>
+      </w:r>
+      <w:r>
+        <w:rPr>
+          <w:rFonts w:cstheme="minorHAnsi"/>
+          <w:vertAlign w:val="subscript"/>
+        </w:rPr>
+        <w:t>i</w:t>
+      </w:r>
+      <w:r>
+        <w:rPr>
+          <w:rFonts w:cstheme="minorHAnsi"/>
+        </w:rPr>
+        <w:t>o</w:t>
+      </w:r>
     </w:p>
     <w:p>
       <w:pPr>
@@ -1477,6 +1896,7 @@
         <w:rPr>
           <w:rFonts w:cstheme="minorHAnsi"/>
         </w:rPr>
+        <w:lastRenderedPageBreak/>
         <w:t>Combien de CD d’une capacité de stockage de 650M</w:t>
       </w:r>
       <w:r>
@@ -1491,6 +1911,37 @@
           <w:rFonts w:cstheme="minorHAnsi"/>
         </w:rPr>
         <w:t>o sont nécessaire pour enregistrer l’album au complet ?</w:t>
+      </w:r>
+      <w:r>
+        <w:rPr>
+          <w:rFonts w:cstheme="minorHAnsi"/>
+        </w:rPr>
+        <w:t> : 11 CD de 650</w:t>
+      </w:r>
+      <w:r>
+        <w:rPr>
+          <w:rFonts w:cstheme="minorHAnsi"/>
+        </w:rPr>
+        <w:t xml:space="preserve"> </w:t>
+      </w:r>
+      <w:r>
+        <w:rPr>
+          <w:rFonts w:cstheme="minorHAnsi"/>
+        </w:rPr>
+        <w:t>M</w:t>
+      </w:r>
+      <w:r>
+        <w:rPr>
+          <w:rFonts w:cstheme="minorHAnsi"/>
+          <w:vertAlign w:val="subscript"/>
+        </w:rPr>
+        <w:t>i</w:t>
+      </w:r>
+      <w:r>
+        <w:rPr>
+          <w:rFonts w:cstheme="minorHAnsi"/>
+        </w:rPr>
+        <w:t>o</w:t>
       </w:r>
     </w:p>
     <w:p>
@@ -1510,13 +1961,24 @@
         </w:rPr>
         <w:t>Combien de DVD d’une capacité de stockage de 8.5Go sont nécessaire pour enregistrer l’album au complet ?</w:t>
       </w:r>
+      <w:r>
+        <w:rPr>
+          <w:rFonts w:cstheme="minorHAnsi"/>
+        </w:rPr>
+        <w:t> :</w:t>
+      </w:r>
+      <w:r>
+        <w:rPr>
+          <w:rFonts w:cstheme="minorHAnsi"/>
+        </w:rPr>
+        <w:t xml:space="preserve"> 1 DVD de 8.5 Go</w:t>
+      </w:r>
     </w:p>
     <w:p>
       <w:pPr>
         <w:pStyle w:val="Titre2"/>
       </w:pPr>
       <w:r>
-        <w:lastRenderedPageBreak/>
         <w:t>2</w:t>
       </w:r>
       <w:r>
@@ -1651,6 +2113,12 @@
       <w:r>
         <w:t>?</w:t>
       </w:r>
+      <w:r>
+        <w:t xml:space="preserve"> : </w:t>
+      </w:r>
+      <w:r>
+        <w:t>44 KHz</w:t>
+      </w:r>
     </w:p>
     <w:p>
       <w:pPr>
@@ -1664,6 +2132,15 @@
       </w:pPr>
       <w:r>
         <w:t>Quelles sont la fréquence d’échantillonnage et la résolution standards normalement utilisées pour les CD audio (vous pouvez facilement trouver la réponse sur Internet) ?</w:t>
+      </w:r>
+      <w:r>
+        <w:t> :</w:t>
+      </w:r>
+      <w:r>
+        <w:t xml:space="preserve"> 44.1 KHz</w:t>
+      </w:r>
+      <w:r>
+        <w:t xml:space="preserve"> et 16 bits</w:t>
       </w:r>
     </w:p>
     <w:p>
@@ -1739,6 +2216,12 @@
       <w:r>
         <w:t>Le débit de chaque canal.</w:t>
       </w:r>
+      <w:r>
+        <w:t xml:space="preserve"> </w:t>
+      </w:r>
+      <w:r>
+        <w:t>86.13 Ko/s</w:t>
+      </w:r>
     </w:p>
     <w:p>
       <w:pPr>
@@ -1758,6 +2241,12 @@
       </w:r>
       <w:r>
         <w:t xml:space="preserve"> canaux.</w:t>
+      </w:r>
+      <w:r>
+        <w:t xml:space="preserve"> </w:t>
+      </w:r>
+      <w:r>
+        <w:t>172.26 Ko/s</w:t>
       </w:r>
     </w:p>
     <w:p>
@@ -1782,6 +2271,234 @@
       <w:pPr>
         <w:pStyle w:val="Paragraphedeliste"/>
         <w:numPr>
+          <w:ilvl w:val="2"/>
+          <w:numId w:val="7"/>
+        </w:numPr>
+        <w:spacing w:after="120"/>
+        <w:contextualSpacing w:val="0"/>
+      </w:pPr>
+      <w:r>
+        <w:t xml:space="preserve">22.9 </w:t>
+      </w:r>
+      <w:r>
+        <w:rPr>
+          <w:rFonts w:cstheme="minorHAnsi"/>
+        </w:rPr>
+        <w:t>M</w:t>
+      </w:r>
+      <w:r>
+        <w:rPr>
+          <w:rFonts w:cstheme="minorHAnsi"/>
+          <w:vertAlign w:val="subscript"/>
+        </w:rPr>
+        <w:t>i</w:t>
+      </w:r>
+      <w:r>
+        <w:rPr>
+          <w:rFonts w:cstheme="minorHAnsi"/>
+        </w:rPr>
+        <w:t>o</w:t>
+      </w:r>
+    </w:p>
+    <w:p>
+      <w:pPr>
+        <w:pStyle w:val="Paragraphedeliste"/>
+        <w:numPr>
+          <w:ilvl w:val="2"/>
+          <w:numId w:val="7"/>
+        </w:numPr>
+        <w:spacing w:after="120"/>
+        <w:contextualSpacing w:val="0"/>
+      </w:pPr>
+      <w:r>
+        <w:t>324.1</w:t>
+      </w:r>
+      <w:r>
+        <w:rPr>
+          <w:rFonts w:cstheme="minorHAnsi"/>
+        </w:rPr>
+        <w:t xml:space="preserve"> </w:t>
+      </w:r>
+      <w:r>
+        <w:rPr>
+          <w:rFonts w:cstheme="minorHAnsi"/>
+        </w:rPr>
+        <w:t>M</w:t>
+      </w:r>
+      <w:r>
+        <w:rPr>
+          <w:rFonts w:cstheme="minorHAnsi"/>
+          <w:vertAlign w:val="subscript"/>
+        </w:rPr>
+        <w:t>i</w:t>
+      </w:r>
+      <w:r>
+        <w:rPr>
+          <w:rFonts w:cstheme="minorHAnsi"/>
+        </w:rPr>
+        <w:t>o</w:t>
+      </w:r>
+    </w:p>
+    <w:p>
+      <w:pPr>
+        <w:pStyle w:val="Paragraphedeliste"/>
+        <w:numPr>
+          <w:ilvl w:val="2"/>
+          <w:numId w:val="7"/>
+        </w:numPr>
+        <w:spacing w:after="120"/>
+        <w:contextualSpacing w:val="0"/>
+      </w:pPr>
+      <w:r>
+        <w:t>27</w:t>
+      </w:r>
+      <w:r>
+        <w:rPr>
+          <w:rFonts w:cstheme="minorHAnsi"/>
+        </w:rPr>
+        <w:t xml:space="preserve"> </w:t>
+      </w:r>
+      <w:r>
+        <w:rPr>
+          <w:rFonts w:cstheme="minorHAnsi"/>
+        </w:rPr>
+        <w:t>M</w:t>
+      </w:r>
+      <w:r>
+        <w:rPr>
+          <w:rFonts w:cstheme="minorHAnsi"/>
+          <w:vertAlign w:val="subscript"/>
+        </w:rPr>
+        <w:t>i</w:t>
+      </w:r>
+      <w:r>
+        <w:rPr>
+          <w:rFonts w:cstheme="minorHAnsi"/>
+        </w:rPr>
+        <w:t>o</w:t>
+      </w:r>
+    </w:p>
+    <w:p>
+      <w:pPr>
+        <w:pStyle w:val="Paragraphedeliste"/>
+        <w:numPr>
+          <w:ilvl w:val="2"/>
+          <w:numId w:val="7"/>
+        </w:numPr>
+        <w:spacing w:after="120"/>
+        <w:contextualSpacing w:val="0"/>
+      </w:pPr>
+      <w:r>
+        <w:t>17.9</w:t>
+      </w:r>
+      <w:r>
+        <w:rPr>
+          <w:rFonts w:cstheme="minorHAnsi"/>
+        </w:rPr>
+        <w:t xml:space="preserve"> </w:t>
+      </w:r>
+      <w:r>
+        <w:rPr>
+          <w:rFonts w:cstheme="minorHAnsi"/>
+        </w:rPr>
+        <w:t>M</w:t>
+      </w:r>
+      <w:r>
+        <w:rPr>
+          <w:rFonts w:cstheme="minorHAnsi"/>
+          <w:vertAlign w:val="subscript"/>
+        </w:rPr>
+        <w:t>i</w:t>
+      </w:r>
+      <w:r>
+        <w:rPr>
+          <w:rFonts w:cstheme="minorHAnsi"/>
+        </w:rPr>
+        <w:t>o</w:t>
+      </w:r>
+    </w:p>
+    <w:p>
+      <w:pPr>
+        <w:pStyle w:val="Paragraphedeliste"/>
+        <w:numPr>
+          <w:ilvl w:val="2"/>
+          <w:numId w:val="7"/>
+        </w:numPr>
+        <w:spacing w:after="120"/>
+        <w:contextualSpacing w:val="0"/>
+      </w:pPr>
+      <w:r>
+        <w:t>41.7</w:t>
+      </w:r>
+      <w:r>
+        <w:rPr>
+          <w:rFonts w:cstheme="minorHAnsi"/>
+        </w:rPr>
+        <w:t xml:space="preserve"> </w:t>
+      </w:r>
+      <w:r>
+        <w:rPr>
+          <w:rFonts w:cstheme="minorHAnsi"/>
+        </w:rPr>
+        <w:t>M</w:t>
+      </w:r>
+      <w:r>
+        <w:rPr>
+          <w:rFonts w:cstheme="minorHAnsi"/>
+          <w:vertAlign w:val="subscript"/>
+        </w:rPr>
+        <w:t>i</w:t>
+      </w:r>
+      <w:r>
+        <w:rPr>
+          <w:rFonts w:cstheme="minorHAnsi"/>
+        </w:rPr>
+        <w:t>o</w:t>
+      </w:r>
+    </w:p>
+    <w:p>
+      <w:pPr>
+        <w:pStyle w:val="Paragraphedeliste"/>
+        <w:numPr>
+          <w:ilvl w:val="2"/>
+          <w:numId w:val="7"/>
+        </w:numPr>
+        <w:spacing w:after="120"/>
+        <w:contextualSpacing w:val="0"/>
+      </w:pPr>
+      <w:r>
+        <w:t>134.6</w:t>
+      </w:r>
+      <w:r>
+        <w:rPr>
+          <w:rFonts w:cstheme="minorHAnsi"/>
+        </w:rPr>
+        <w:t xml:space="preserve"> </w:t>
+      </w:r>
+      <w:r>
+        <w:rPr>
+          <w:rFonts w:cstheme="minorHAnsi"/>
+        </w:rPr>
+        <w:t>M</w:t>
+      </w:r>
+      <w:r>
+        <w:rPr>
+          <w:rFonts w:cstheme="minorHAnsi"/>
+          <w:vertAlign w:val="subscript"/>
+        </w:rPr>
+        <w:t>i</w:t>
+      </w:r>
+      <w:r>
+        <w:rPr>
+          <w:rFonts w:cstheme="minorHAnsi"/>
+        </w:rPr>
+        <w:t>o</w:t>
+      </w:r>
+    </w:p>
+    <w:p>
+      <w:pPr>
+        <w:pStyle w:val="Paragraphedeliste"/>
+        <w:numPr>
           <w:ilvl w:val="0"/>
           <w:numId w:val="7"/>
         </w:numPr>
@@ -1806,7 +2523,44 @@
         <w:rPr>
           <w:rFonts w:cstheme="minorHAnsi"/>
         </w:rPr>
-        <w:t>o sont nécessaire pour enregistrer l’album au complet ?</w:t>
+        <w:t xml:space="preserve">o sont nécessaire pour enregistrer l’album au complet </w:t>
+      </w:r>
+      <w:r>
+        <w:rPr>
+          <w:rFonts w:cstheme="minorHAnsi"/>
+        </w:rPr>
+        <w:t>?</w:t>
+      </w:r>
+      <w:r>
+        <w:rPr>
+          <w:rFonts w:cstheme="minorHAnsi"/>
+        </w:rPr>
+        <w:t xml:space="preserve"> : </w:t>
+      </w:r>
+      <w:r>
+        <w:rPr>
+          <w:rFonts w:cstheme="minorHAnsi"/>
+        </w:rPr>
+        <w:t xml:space="preserve">1 CD de 650 </w:t>
+      </w:r>
+      <w:r>
+        <w:rPr>
+          <w:rFonts w:cstheme="minorHAnsi"/>
+        </w:rPr>
+        <w:t>M</w:t>
+      </w:r>
+      <w:r>
+        <w:rPr>
+          <w:rFonts w:cstheme="minorHAnsi"/>
+          <w:vertAlign w:val="subscript"/>
+        </w:rPr>
+        <w:t>i</w:t>
+      </w:r>
+      <w:r>
+        <w:rPr>
+          <w:rFonts w:cstheme="minorHAnsi"/>
+        </w:rPr>
+        <w:t>o</w:t>
       </w:r>
     </w:p>
     <w:p>
@@ -2162,6 +2916,7 @@
         <w:pStyle w:val="Titre1"/>
       </w:pPr>
       <w:r>
+        <w:lastRenderedPageBreak/>
         <w:t>Exercice 3</w:t>
       </w:r>
     </w:p>
@@ -2248,7 +3003,15 @@
         <w:t xml:space="preserve"> </w:t>
       </w:r>
       <w:r>
-        <w:t>30bit ou 36bit par image (10 ou 12 bit par couleur).</w:t>
+        <w:t xml:space="preserve">30bit ou 36bit par image (10 ou 12 </w:t>
+      </w:r>
+      <w:proofErr w:type="gramStart"/>
+      <w:r>
+        <w:t>bit</w:t>
+      </w:r>
+      <w:proofErr w:type="gramEnd"/>
+      <w:r>
+        <w:t xml:space="preserve"> par couleur).</w:t>
       </w:r>
     </w:p>
     <w:p>
@@ -2284,11 +3047,605 @@
     </w:p>
     <w:p>
       <w:pPr>
+        <w:pStyle w:val="Paragraphedeliste"/>
+        <w:numPr>
+          <w:ilvl w:val="0"/>
+          <w:numId w:val="12"/>
+        </w:numPr>
+      </w:pPr>
+      <w:r>
+        <w:t>720p :</w:t>
+      </w:r>
+    </w:p>
+    <w:p>
+      <w:pPr>
+        <w:pStyle w:val="Paragraphedeliste"/>
+        <w:numPr>
+          <w:ilvl w:val="1"/>
+          <w:numId w:val="12"/>
+        </w:numPr>
+      </w:pPr>
+      <w:r>
+        <w:t>506.</w:t>
+      </w:r>
+      <w:r>
+        <w:t>3</w:t>
+      </w:r>
+      <w:r>
+        <w:t xml:space="preserve"> </w:t>
+      </w:r>
+      <w:r>
+        <w:t>M</w:t>
+      </w:r>
+      <w:r>
+        <w:rPr>
+          <w:vertAlign w:val="subscript"/>
+        </w:rPr>
+        <w:t>i</w:t>
+      </w:r>
+      <w:r>
+        <w:t>o/s</w:t>
+      </w:r>
+    </w:p>
+    <w:p>
+      <w:pPr>
+        <w:pStyle w:val="Paragraphedeliste"/>
+        <w:numPr>
+          <w:ilvl w:val="1"/>
+          <w:numId w:val="12"/>
+        </w:numPr>
+      </w:pPr>
+      <w:r>
+        <w:t>527.3</w:t>
+      </w:r>
+      <w:r>
+        <w:t xml:space="preserve"> </w:t>
+      </w:r>
+      <w:r>
+        <w:t>M</w:t>
+      </w:r>
+      <w:r>
+        <w:rPr>
+          <w:vertAlign w:val="subscript"/>
+        </w:rPr>
+        <w:t>i</w:t>
+      </w:r>
+      <w:r>
+        <w:t>o/s</w:t>
+      </w:r>
+    </w:p>
+    <w:p>
+      <w:pPr>
+        <w:pStyle w:val="Paragraphedeliste"/>
+        <w:numPr>
+          <w:ilvl w:val="1"/>
+          <w:numId w:val="12"/>
+        </w:numPr>
+      </w:pPr>
+      <w:r>
+        <w:t>1054.7</w:t>
+      </w:r>
+      <w:r>
+        <w:t xml:space="preserve"> </w:t>
+      </w:r>
+      <w:r>
+        <w:t>M</w:t>
+      </w:r>
+      <w:r>
+        <w:rPr>
+          <w:vertAlign w:val="subscript"/>
+        </w:rPr>
+        <w:t>i</w:t>
+      </w:r>
+      <w:r>
+        <w:t>o/s</w:t>
+      </w:r>
+    </w:p>
+    <w:p>
+      <w:pPr>
+        <w:pStyle w:val="Paragraphedeliste"/>
+        <w:numPr>
+          <w:ilvl w:val="1"/>
+          <w:numId w:val="12"/>
+        </w:numPr>
+      </w:pPr>
+      <w:r>
+        <w:t xml:space="preserve">1265.6 </w:t>
+      </w:r>
+      <w:r>
+        <w:t>M</w:t>
+      </w:r>
+      <w:r>
+        <w:rPr>
+          <w:vertAlign w:val="subscript"/>
+        </w:rPr>
+        <w:t>i</w:t>
+      </w:r>
+      <w:r>
+        <w:t>o/s</w:t>
+      </w:r>
+    </w:p>
+    <w:p>
+      <w:pPr>
+        <w:pStyle w:val="Paragraphedeliste"/>
+        <w:numPr>
+          <w:ilvl w:val="1"/>
+          <w:numId w:val="12"/>
+        </w:numPr>
+      </w:pPr>
+      <w:r>
+        <w:t>2531.3</w:t>
+      </w:r>
+      <w:r>
+        <w:t xml:space="preserve"> </w:t>
+      </w:r>
+      <w:r>
+        <w:t>M</w:t>
+      </w:r>
+      <w:r>
+        <w:rPr>
+          <w:vertAlign w:val="subscript"/>
+        </w:rPr>
+        <w:t>i</w:t>
+      </w:r>
+      <w:r>
+        <w:t>o/s</w:t>
+      </w:r>
+    </w:p>
+    <w:p>
+      <w:pPr>
+        <w:pStyle w:val="Paragraphedeliste"/>
+        <w:numPr>
+          <w:ilvl w:val="0"/>
+          <w:numId w:val="12"/>
+        </w:numPr>
+      </w:pPr>
+      <w:r>
+        <w:t>1080p :</w:t>
+      </w:r>
+    </w:p>
+    <w:p>
+      <w:pPr>
+        <w:pStyle w:val="Paragraphedeliste"/>
+        <w:numPr>
+          <w:ilvl w:val="1"/>
+          <w:numId w:val="12"/>
+        </w:numPr>
+      </w:pPr>
+      <w:r>
+        <w:t>1139.1</w:t>
+      </w:r>
+      <w:r>
+        <w:t xml:space="preserve"> </w:t>
+      </w:r>
+      <w:r>
+        <w:t>M</w:t>
+      </w:r>
+      <w:r>
+        <w:rPr>
+          <w:vertAlign w:val="subscript"/>
+        </w:rPr>
+        <w:t>i</w:t>
+      </w:r>
+      <w:r>
+        <w:t>o/s</w:t>
+      </w:r>
+    </w:p>
+    <w:p>
+      <w:pPr>
+        <w:pStyle w:val="Paragraphedeliste"/>
+        <w:numPr>
+          <w:ilvl w:val="1"/>
+          <w:numId w:val="12"/>
+        </w:numPr>
+      </w:pPr>
+      <w:r>
+        <w:t>1186.5</w:t>
+      </w:r>
+      <w:r>
+        <w:t xml:space="preserve"> </w:t>
+      </w:r>
+      <w:r>
+        <w:t>M</w:t>
+      </w:r>
+      <w:r>
+        <w:rPr>
+          <w:vertAlign w:val="subscript"/>
+        </w:rPr>
+        <w:t>i</w:t>
+      </w:r>
+      <w:r>
+        <w:t>o/s</w:t>
+      </w:r>
+    </w:p>
+    <w:p>
+      <w:pPr>
+        <w:pStyle w:val="Paragraphedeliste"/>
+        <w:numPr>
+          <w:ilvl w:val="1"/>
+          <w:numId w:val="12"/>
+        </w:numPr>
+      </w:pPr>
+      <w:r>
+        <w:t>2373</w:t>
+      </w:r>
+      <w:r>
+        <w:t xml:space="preserve"> </w:t>
+      </w:r>
+      <w:r>
+        <w:t>M</w:t>
+      </w:r>
+      <w:r>
+        <w:rPr>
+          <w:vertAlign w:val="subscript"/>
+        </w:rPr>
+        <w:t>i</w:t>
+      </w:r>
+      <w:r>
+        <w:t>o/s</w:t>
+      </w:r>
+    </w:p>
+    <w:p>
+      <w:pPr>
+        <w:pStyle w:val="Paragraphedeliste"/>
+        <w:numPr>
+          <w:ilvl w:val="1"/>
+          <w:numId w:val="12"/>
+        </w:numPr>
+      </w:pPr>
+      <w:r>
+        <w:t>2847.7</w:t>
+      </w:r>
+      <w:r>
+        <w:t xml:space="preserve"> </w:t>
+      </w:r>
+      <w:r>
+        <w:t>M</w:t>
+      </w:r>
+      <w:r>
+        <w:rPr>
+          <w:vertAlign w:val="subscript"/>
+        </w:rPr>
+        <w:t>i</w:t>
+      </w:r>
+      <w:r>
+        <w:t>o/s</w:t>
+      </w:r>
+    </w:p>
+    <w:p>
+      <w:pPr>
+        <w:pStyle w:val="Paragraphedeliste"/>
+        <w:numPr>
+          <w:ilvl w:val="1"/>
+          <w:numId w:val="12"/>
+        </w:numPr>
+      </w:pPr>
+      <w:r>
+        <w:t>5695.3</w:t>
+      </w:r>
+    </w:p>
+    <w:p>
+      <w:pPr>
+        <w:pStyle w:val="Paragraphedeliste"/>
+        <w:numPr>
+          <w:ilvl w:val="0"/>
+          <w:numId w:val="12"/>
+        </w:numPr>
+      </w:pPr>
+      <w:r>
+        <w:t>8kUHD :</w:t>
+      </w:r>
+    </w:p>
+    <w:p>
+      <w:pPr>
+        <w:pStyle w:val="Paragraphedeliste"/>
+        <w:numPr>
+          <w:ilvl w:val="1"/>
+          <w:numId w:val="12"/>
+        </w:numPr>
+      </w:pPr>
+      <w:r>
+        <w:t>30 bits :</w:t>
+      </w:r>
+    </w:p>
+    <w:p>
+      <w:pPr>
+        <w:pStyle w:val="Paragraphedeliste"/>
+        <w:numPr>
+          <w:ilvl w:val="2"/>
+          <w:numId w:val="12"/>
+        </w:numPr>
+      </w:pPr>
+      <w:r>
+        <w:t>22.25</w:t>
+      </w:r>
+      <w:r>
+        <w:t xml:space="preserve"> </w:t>
+      </w:r>
+      <w:r>
+        <w:t>G</w:t>
+      </w:r>
+      <w:r>
+        <w:rPr>
+          <w:vertAlign w:val="subscript"/>
+        </w:rPr>
+        <w:t>i</w:t>
+      </w:r>
+      <w:r>
+        <w:t>o/s</w:t>
+      </w:r>
+    </w:p>
+    <w:p>
+      <w:pPr>
+        <w:pStyle w:val="Paragraphedeliste"/>
+        <w:numPr>
+          <w:ilvl w:val="2"/>
+          <w:numId w:val="12"/>
+        </w:numPr>
+      </w:pPr>
+      <w:r>
+        <w:t>23.17</w:t>
+      </w:r>
+      <w:r>
+        <w:t xml:space="preserve"> </w:t>
+      </w:r>
+      <w:r>
+        <w:t>G</w:t>
+      </w:r>
+      <w:r>
+        <w:rPr>
+          <w:vertAlign w:val="subscript"/>
+        </w:rPr>
+        <w:t>i</w:t>
+      </w:r>
+      <w:r>
+        <w:t>o/s</w:t>
+      </w:r>
+    </w:p>
+    <w:p>
+      <w:pPr>
+        <w:pStyle w:val="Paragraphedeliste"/>
+        <w:numPr>
+          <w:ilvl w:val="2"/>
+          <w:numId w:val="12"/>
+        </w:numPr>
+      </w:pPr>
+      <w:r>
+        <w:t>46.35</w:t>
+      </w:r>
+      <w:r>
+        <w:t xml:space="preserve"> </w:t>
+      </w:r>
+      <w:r>
+        <w:t>G</w:t>
+      </w:r>
+      <w:r>
+        <w:rPr>
+          <w:vertAlign w:val="subscript"/>
+        </w:rPr>
+        <w:t>i</w:t>
+      </w:r>
+      <w:r>
+        <w:t>o/s</w:t>
+      </w:r>
+    </w:p>
+    <w:p>
+      <w:pPr>
+        <w:pStyle w:val="Paragraphedeliste"/>
+        <w:numPr>
+          <w:ilvl w:val="2"/>
+          <w:numId w:val="12"/>
+        </w:numPr>
+      </w:pPr>
+      <w:r>
+        <w:t>55.62</w:t>
+      </w:r>
+      <w:r>
+        <w:t xml:space="preserve"> </w:t>
+      </w:r>
+      <w:r>
+        <w:t>G</w:t>
+      </w:r>
+      <w:r>
+        <w:rPr>
+          <w:vertAlign w:val="subscript"/>
+        </w:rPr>
+        <w:t>i</w:t>
+      </w:r>
+      <w:r>
+        <w:t>o/s</w:t>
+      </w:r>
+    </w:p>
+    <w:p>
+      <w:pPr>
+        <w:pStyle w:val="Paragraphedeliste"/>
+        <w:numPr>
+          <w:ilvl w:val="2"/>
+          <w:numId w:val="12"/>
+        </w:numPr>
+      </w:pPr>
+      <w:r>
+        <w:t>111.24</w:t>
+      </w:r>
+      <w:r>
+        <w:t xml:space="preserve"> </w:t>
+      </w:r>
+      <w:r>
+        <w:t>G</w:t>
+      </w:r>
+      <w:r>
+        <w:rPr>
+          <w:vertAlign w:val="subscript"/>
+        </w:rPr>
+        <w:t>i</w:t>
+      </w:r>
+      <w:r>
+        <w:t>o/s</w:t>
+      </w:r>
+    </w:p>
+    <w:p>
+      <w:pPr>
+        <w:pStyle w:val="Paragraphedeliste"/>
+        <w:numPr>
+          <w:ilvl w:val="1"/>
+          <w:numId w:val="12"/>
+        </w:numPr>
+      </w:pPr>
+      <w:r>
+        <w:t>36 bits :</w:t>
+      </w:r>
+    </w:p>
+    <w:p>
+      <w:pPr>
+        <w:pStyle w:val="Paragraphedeliste"/>
+        <w:numPr>
+          <w:ilvl w:val="2"/>
+          <w:numId w:val="12"/>
+        </w:numPr>
+      </w:pPr>
+      <w:r>
+        <w:t>24.7</w:t>
+      </w:r>
+      <w:r>
+        <w:t xml:space="preserve"> </w:t>
+      </w:r>
+      <w:r>
+        <w:t>G</w:t>
+      </w:r>
+      <w:r>
+        <w:rPr>
+          <w:vertAlign w:val="subscript"/>
+        </w:rPr>
+        <w:t>i</w:t>
+      </w:r>
+      <w:r>
+        <w:t>o/s</w:t>
+      </w:r>
+    </w:p>
+    <w:p>
+      <w:pPr>
+        <w:pStyle w:val="Paragraphedeliste"/>
+        <w:numPr>
+          <w:ilvl w:val="2"/>
+          <w:numId w:val="12"/>
+        </w:numPr>
+      </w:pPr>
+      <w:r>
+        <w:t>27.81</w:t>
+      </w:r>
+      <w:r>
+        <w:t xml:space="preserve"> </w:t>
+      </w:r>
+      <w:r>
+        <w:t>G</w:t>
+      </w:r>
+      <w:r>
+        <w:rPr>
+          <w:vertAlign w:val="subscript"/>
+        </w:rPr>
+        <w:t>i</w:t>
+      </w:r>
+      <w:r>
+        <w:t>o/s</w:t>
+      </w:r>
+    </w:p>
+    <w:p>
+      <w:pPr>
+        <w:pStyle w:val="Paragraphedeliste"/>
+        <w:numPr>
+          <w:ilvl w:val="2"/>
+          <w:numId w:val="12"/>
+        </w:numPr>
+      </w:pPr>
+      <w:r>
+        <w:t>55.62</w:t>
+      </w:r>
+      <w:r>
+        <w:t xml:space="preserve"> </w:t>
+      </w:r>
+      <w:r>
+        <w:t>G</w:t>
+      </w:r>
+      <w:r>
+        <w:rPr>
+          <w:vertAlign w:val="subscript"/>
+        </w:rPr>
+        <w:t>i</w:t>
+      </w:r>
+      <w:r>
+        <w:t>o/s</w:t>
+      </w:r>
+    </w:p>
+    <w:p>
+      <w:pPr>
+        <w:pStyle w:val="Paragraphedeliste"/>
+        <w:numPr>
+          <w:ilvl w:val="2"/>
+          <w:numId w:val="12"/>
+        </w:numPr>
+      </w:pPr>
+      <w:r>
+        <w:t>66.74</w:t>
+      </w:r>
+      <w:r>
+        <w:t xml:space="preserve"> </w:t>
+      </w:r>
+      <w:r>
+        <w:t>G</w:t>
+      </w:r>
+      <w:r>
+        <w:rPr>
+          <w:vertAlign w:val="subscript"/>
+        </w:rPr>
+        <w:t>i</w:t>
+      </w:r>
+      <w:r>
+        <w:t>o/s</w:t>
+      </w:r>
+    </w:p>
+    <w:p>
+      <w:pPr>
+        <w:pStyle w:val="Paragraphedeliste"/>
+        <w:numPr>
+          <w:ilvl w:val="2"/>
+          <w:numId w:val="12"/>
+        </w:numPr>
+      </w:pPr>
+      <w:r>
+        <w:t>133.48</w:t>
+      </w:r>
+      <w:r>
+        <w:t xml:space="preserve"> </w:t>
+      </w:r>
+      <w:r>
+        <w:t>G</w:t>
+      </w:r>
+      <w:r>
+        <w:rPr>
+          <w:vertAlign w:val="subscript"/>
+        </w:rPr>
+        <w:t>i</w:t>
+      </w:r>
+      <w:r>
+        <w:t>o/s</w:t>
+      </w:r>
+    </w:p>
+    <w:p>
+      <w:r>
+        <w:br w:type="page"/>
+      </w:r>
+    </w:p>
+    <w:p>
+      <w:pPr>
         <w:pStyle w:val="Titre2"/>
       </w:pPr>
       <w:r>
         <w:lastRenderedPageBreak/>
-        <w:t>3.2 RSB</w:t>
+        <w:t xml:space="preserve">3.2 </w:t>
+      </w:r>
+      <w:proofErr w:type="spellStart"/>
+      <w:r>
+        <w:t>RSB</w:t>
       </w:r>
       <w:r>
         <w:rPr>
@@ -2296,6 +3653,7 @@
         </w:rPr>
         <w:t>dB</w:t>
       </w:r>
+      <w:proofErr w:type="spellEnd"/>
       <w:r>
         <w:t xml:space="preserve"> minimal</w:t>
       </w:r>
@@ -2981,6 +4339,509 @@
       </w:tr>
     </w:tbl>
     <w:p/>
+    <w:tbl>
+      <w:tblPr>
+        <w:tblStyle w:val="Grilledutableau"/>
+        <w:tblW w:w="0" w:type="auto"/>
+        <w:tblCellMar>
+          <w:left w:w="57" w:type="dxa"/>
+          <w:right w:w="57" w:type="dxa"/>
+        </w:tblCellMar>
+        <w:tblLook w:val="04A0" w:firstRow="1" w:lastRow="0" w:firstColumn="1" w:lastColumn="0" w:noHBand="0" w:noVBand="1"/>
+      </w:tblPr>
+      <w:tblGrid>
+        <w:gridCol w:w="1555"/>
+        <w:gridCol w:w="1415"/>
+        <w:gridCol w:w="1415"/>
+        <w:gridCol w:w="1415"/>
+        <w:gridCol w:w="1415"/>
+        <w:gridCol w:w="1415"/>
+      </w:tblGrid>
+      <w:tr>
+        <w:trPr>
+          <w:trHeight w:val="253"/>
+        </w:trPr>
+        <w:tc>
+          <w:tcPr>
+            <w:tcW w:w="1555" w:type="dxa"/>
+            <w:tcBorders>
+              <w:top w:val="nil"/>
+              <w:left w:val="nil"/>
+            </w:tcBorders>
+          </w:tcPr>
+          <w:p/>
+        </w:tc>
+        <w:tc>
+          <w:tcPr>
+            <w:tcW w:w="1415" w:type="dxa"/>
+            <w:tcBorders>
+              <w:top w:val="nil"/>
+            </w:tcBorders>
+          </w:tcPr>
+          <w:p>
+            <w:pPr>
+              <w:rPr>
+                <w:b/>
+              </w:rPr>
+            </w:pPr>
+            <w:r>
+              <w:rPr>
+                <w:b/>
+              </w:rPr>
+              <w:t>24Hz</w:t>
+            </w:r>
+          </w:p>
+        </w:tc>
+        <w:tc>
+          <w:tcPr>
+            <w:tcW w:w="1415" w:type="dxa"/>
+            <w:tcBorders>
+              <w:top w:val="nil"/>
+            </w:tcBorders>
+          </w:tcPr>
+          <w:p>
+            <w:pPr>
+              <w:rPr>
+                <w:b/>
+              </w:rPr>
+            </w:pPr>
+            <w:r>
+              <w:rPr>
+                <w:b/>
+              </w:rPr>
+              <w:t>25Hz</w:t>
+            </w:r>
+          </w:p>
+        </w:tc>
+        <w:tc>
+          <w:tcPr>
+            <w:tcW w:w="1415" w:type="dxa"/>
+            <w:tcBorders>
+              <w:top w:val="nil"/>
+            </w:tcBorders>
+          </w:tcPr>
+          <w:p>
+            <w:pPr>
+              <w:rPr>
+                <w:b/>
+              </w:rPr>
+            </w:pPr>
+            <w:r>
+              <w:rPr>
+                <w:b/>
+              </w:rPr>
+              <w:t>50Hz</w:t>
+            </w:r>
+          </w:p>
+        </w:tc>
+        <w:tc>
+          <w:tcPr>
+            <w:tcW w:w="1415" w:type="dxa"/>
+            <w:tcBorders>
+              <w:top w:val="nil"/>
+            </w:tcBorders>
+          </w:tcPr>
+          <w:p>
+            <w:pPr>
+              <w:rPr>
+                <w:b/>
+              </w:rPr>
+            </w:pPr>
+            <w:r>
+              <w:rPr>
+                <w:b/>
+              </w:rPr>
+              <w:t>60Hz</w:t>
+            </w:r>
+          </w:p>
+        </w:tc>
+        <w:tc>
+          <w:tcPr>
+            <w:tcW w:w="1415" w:type="dxa"/>
+            <w:tcBorders>
+              <w:top w:val="nil"/>
+            </w:tcBorders>
+          </w:tcPr>
+          <w:p>
+            <w:pPr>
+              <w:rPr>
+                <w:b/>
+              </w:rPr>
+            </w:pPr>
+            <w:r>
+              <w:rPr>
+                <w:b/>
+              </w:rPr>
+              <w:t>120Hz</w:t>
+            </w:r>
+          </w:p>
+        </w:tc>
+      </w:tr>
+      <w:tr>
+        <w:trPr>
+          <w:trHeight w:val="253"/>
+        </w:trPr>
+        <w:tc>
+          <w:tcPr>
+            <w:tcW w:w="1555" w:type="dxa"/>
+            <w:tcBorders>
+              <w:left w:val="nil"/>
+            </w:tcBorders>
+          </w:tcPr>
+          <w:p>
+            <w:pPr>
+              <w:rPr>
+                <w:b/>
+              </w:rPr>
+            </w:pPr>
+            <w:r>
+              <w:rPr>
+                <w:b/>
+              </w:rPr>
+              <w:t>720p</w:t>
+            </w:r>
+          </w:p>
+        </w:tc>
+        <w:tc>
+          <w:tcPr>
+            <w:tcW w:w="1415" w:type="dxa"/>
+          </w:tcPr>
+          <w:p>
+            <w:pPr>
+              <w:rPr>
+                <w:sz w:val="18"/>
+                <w:szCs w:val="18"/>
+              </w:rPr>
+            </w:pPr>
+          </w:p>
+        </w:tc>
+        <w:tc>
+          <w:tcPr>
+            <w:tcW w:w="1415" w:type="dxa"/>
+          </w:tcPr>
+          <w:p>
+            <w:pPr>
+              <w:rPr>
+                <w:sz w:val="18"/>
+                <w:szCs w:val="18"/>
+              </w:rPr>
+            </w:pPr>
+          </w:p>
+        </w:tc>
+        <w:tc>
+          <w:tcPr>
+            <w:tcW w:w="1415" w:type="dxa"/>
+          </w:tcPr>
+          <w:p>
+            <w:pPr>
+              <w:rPr>
+                <w:sz w:val="18"/>
+                <w:szCs w:val="18"/>
+              </w:rPr>
+            </w:pPr>
+          </w:p>
+        </w:tc>
+        <w:tc>
+          <w:tcPr>
+            <w:tcW w:w="1415" w:type="dxa"/>
+          </w:tcPr>
+          <w:p>
+            <w:pPr>
+              <w:rPr>
+                <w:sz w:val="18"/>
+                <w:szCs w:val="18"/>
+              </w:rPr>
+            </w:pPr>
+          </w:p>
+        </w:tc>
+        <w:tc>
+          <w:tcPr>
+            <w:tcW w:w="1415" w:type="dxa"/>
+          </w:tcPr>
+          <w:p>
+            <w:pPr>
+              <w:rPr>
+                <w:sz w:val="18"/>
+                <w:szCs w:val="18"/>
+              </w:rPr>
+            </w:pPr>
+          </w:p>
+        </w:tc>
+      </w:tr>
+      <w:tr>
+        <w:trPr>
+          <w:trHeight w:val="253"/>
+        </w:trPr>
+        <w:tc>
+          <w:tcPr>
+            <w:tcW w:w="1555" w:type="dxa"/>
+            <w:tcBorders>
+              <w:left w:val="nil"/>
+            </w:tcBorders>
+          </w:tcPr>
+          <w:p>
+            <w:pPr>
+              <w:rPr>
+                <w:b/>
+              </w:rPr>
+            </w:pPr>
+            <w:r>
+              <w:rPr>
+                <w:b/>
+              </w:rPr>
+              <w:t>1080p</w:t>
+            </w:r>
+          </w:p>
+        </w:tc>
+        <w:tc>
+          <w:tcPr>
+            <w:tcW w:w="1415" w:type="dxa"/>
+          </w:tcPr>
+          <w:p>
+            <w:pPr>
+              <w:rPr>
+                <w:sz w:val="18"/>
+                <w:szCs w:val="18"/>
+              </w:rPr>
+            </w:pPr>
+          </w:p>
+        </w:tc>
+        <w:tc>
+          <w:tcPr>
+            <w:tcW w:w="1415" w:type="dxa"/>
+          </w:tcPr>
+          <w:p>
+            <w:pPr>
+              <w:rPr>
+                <w:sz w:val="18"/>
+                <w:szCs w:val="18"/>
+              </w:rPr>
+            </w:pPr>
+          </w:p>
+        </w:tc>
+        <w:tc>
+          <w:tcPr>
+            <w:tcW w:w="1415" w:type="dxa"/>
+          </w:tcPr>
+          <w:p>
+            <w:pPr>
+              <w:rPr>
+                <w:sz w:val="18"/>
+                <w:szCs w:val="18"/>
+              </w:rPr>
+            </w:pPr>
+          </w:p>
+        </w:tc>
+        <w:tc>
+          <w:tcPr>
+            <w:tcW w:w="1415" w:type="dxa"/>
+          </w:tcPr>
+          <w:p>
+            <w:pPr>
+              <w:rPr>
+                <w:sz w:val="18"/>
+                <w:szCs w:val="18"/>
+              </w:rPr>
+            </w:pPr>
+          </w:p>
+        </w:tc>
+        <w:tc>
+          <w:tcPr>
+            <w:tcW w:w="1415" w:type="dxa"/>
+          </w:tcPr>
+          <w:p>
+            <w:pPr>
+              <w:rPr>
+                <w:sz w:val="18"/>
+                <w:szCs w:val="18"/>
+              </w:rPr>
+            </w:pPr>
+          </w:p>
+        </w:tc>
+      </w:tr>
+      <w:tr>
+        <w:trPr>
+          <w:trHeight w:val="253"/>
+        </w:trPr>
+        <w:tc>
+          <w:tcPr>
+            <w:tcW w:w="1555" w:type="dxa"/>
+            <w:tcBorders>
+              <w:left w:val="nil"/>
+            </w:tcBorders>
+          </w:tcPr>
+          <w:p>
+            <w:pPr>
+              <w:rPr>
+                <w:b/>
+              </w:rPr>
+            </w:pPr>
+            <w:r>
+              <w:rPr>
+                <w:b/>
+              </w:rPr>
+              <w:t>8K UHD/30bit</w:t>
+            </w:r>
+          </w:p>
+        </w:tc>
+        <w:tc>
+          <w:tcPr>
+            <w:tcW w:w="1415" w:type="dxa"/>
+          </w:tcPr>
+          <w:p>
+            <w:pPr>
+              <w:rPr>
+                <w:sz w:val="18"/>
+                <w:szCs w:val="18"/>
+              </w:rPr>
+            </w:pPr>
+          </w:p>
+        </w:tc>
+        <w:tc>
+          <w:tcPr>
+            <w:tcW w:w="1415" w:type="dxa"/>
+          </w:tcPr>
+          <w:p>
+            <w:pPr>
+              <w:rPr>
+                <w:sz w:val="18"/>
+                <w:szCs w:val="18"/>
+              </w:rPr>
+            </w:pPr>
+          </w:p>
+        </w:tc>
+        <w:tc>
+          <w:tcPr>
+            <w:tcW w:w="1415" w:type="dxa"/>
+          </w:tcPr>
+          <w:p>
+            <w:pPr>
+              <w:rPr>
+                <w:sz w:val="18"/>
+                <w:szCs w:val="18"/>
+              </w:rPr>
+            </w:pPr>
+          </w:p>
+        </w:tc>
+        <w:tc>
+          <w:tcPr>
+            <w:tcW w:w="1415" w:type="dxa"/>
+          </w:tcPr>
+          <w:p>
+            <w:pPr>
+              <w:rPr>
+                <w:sz w:val="18"/>
+                <w:szCs w:val="18"/>
+              </w:rPr>
+            </w:pPr>
+          </w:p>
+        </w:tc>
+        <w:tc>
+          <w:tcPr>
+            <w:tcW w:w="1415" w:type="dxa"/>
+          </w:tcPr>
+          <w:p>
+            <w:pPr>
+              <w:rPr>
+                <w:sz w:val="18"/>
+                <w:szCs w:val="18"/>
+              </w:rPr>
+            </w:pPr>
+          </w:p>
+        </w:tc>
+      </w:tr>
+      <w:tr>
+        <w:trPr>
+          <w:trHeight w:val="253"/>
+        </w:trPr>
+        <w:tc>
+          <w:tcPr>
+            <w:tcW w:w="1555" w:type="dxa"/>
+            <w:tcBorders>
+              <w:left w:val="nil"/>
+            </w:tcBorders>
+          </w:tcPr>
+          <w:p>
+            <w:pPr>
+              <w:rPr>
+                <w:b/>
+              </w:rPr>
+            </w:pPr>
+            <w:r>
+              <w:rPr>
+                <w:b/>
+              </w:rPr>
+              <w:t>8K UHD/36bit</w:t>
+            </w:r>
+          </w:p>
+        </w:tc>
+        <w:tc>
+          <w:tcPr>
+            <w:tcW w:w="1415" w:type="dxa"/>
+          </w:tcPr>
+          <w:p>
+            <w:pPr>
+              <w:rPr>
+                <w:sz w:val="18"/>
+                <w:szCs w:val="18"/>
+              </w:rPr>
+            </w:pPr>
+          </w:p>
+        </w:tc>
+        <w:tc>
+          <w:tcPr>
+            <w:tcW w:w="1415" w:type="dxa"/>
+          </w:tcPr>
+          <w:p>
+            <w:pPr>
+              <w:rPr>
+                <w:sz w:val="18"/>
+                <w:szCs w:val="18"/>
+              </w:rPr>
+            </w:pPr>
+          </w:p>
+        </w:tc>
+        <w:tc>
+          <w:tcPr>
+            <w:tcW w:w="1415" w:type="dxa"/>
+          </w:tcPr>
+          <w:p>
+            <w:pPr>
+              <w:rPr>
+                <w:sz w:val="18"/>
+                <w:szCs w:val="18"/>
+              </w:rPr>
+            </w:pPr>
+          </w:p>
+        </w:tc>
+        <w:tc>
+          <w:tcPr>
+            <w:tcW w:w="1415" w:type="dxa"/>
+          </w:tcPr>
+          <w:p>
+            <w:pPr>
+              <w:rPr>
+                <w:sz w:val="18"/>
+                <w:szCs w:val="18"/>
+              </w:rPr>
+            </w:pPr>
+          </w:p>
+        </w:tc>
+        <w:tc>
+          <w:tcPr>
+            <w:tcW w:w="1415" w:type="dxa"/>
+          </w:tcPr>
+          <w:p>
+            <w:pPr>
+              <w:rPr>
+                <w:sz w:val="18"/>
+                <w:szCs w:val="18"/>
+              </w:rPr>
+            </w:pPr>
+          </w:p>
+        </w:tc>
+      </w:tr>
+    </w:tbl>
     <w:p/>
     <w:p>
       <w:pPr>
@@ -3003,6 +4864,7 @@
       <w:r>
         <w:t xml:space="preserve"> requise pour transmettre chacun des formats en fonction des </w:t>
       </w:r>
+      <w:proofErr w:type="spellStart"/>
       <w:r>
         <w:rPr>
           <w:i/>
@@ -3016,6 +4878,7 @@
         </w:rPr>
         <w:t>dB</w:t>
       </w:r>
+      <w:proofErr w:type="spellEnd"/>
       <w:r>
         <w:rPr>
           <w:vertAlign w:val="subscript"/>
@@ -3305,6 +5168,7 @@
       <w:r>
         <w:t xml:space="preserve">Supposons que l’on a un </w:t>
       </w:r>
+      <w:proofErr w:type="spellStart"/>
       <w:r>
         <w:rPr>
           <w:i/>
@@ -3318,6 +5182,7 @@
         </w:rPr>
         <w:t>dB</w:t>
       </w:r>
+      <w:proofErr w:type="spellEnd"/>
       <w:r>
         <w:t xml:space="preserve"> de 99 dB et que la bande passante de notre canal est de 100 MHz. Quel est le débit maximal de ce canal et par conséquent, quels sont les formats que l’on peut transmettre sur ce canal ?</w:t>
       </w:r>
@@ -3428,6 +5293,92 @@
 <file path=word/numbering.xml><?xml version="1.0" encoding="utf-8"?>
 <w:numbering xmlns:wpc="http://schemas.microsoft.com/office/word/2010/wordprocessingCanvas" xmlns:cx="http://schemas.microsoft.com/office/drawing/2014/chartex" xmlns:cx1="http://schemas.microsoft.com/office/drawing/2015/9/8/chartex" xmlns:cx2="http://schemas.microsoft.com/office/drawing/2015/10/21/chartex" xmlns:cx3="http://schemas.microsoft.com/office/drawing/2016/5/9/chartex" xmlns:cx4="http://schemas.microsoft.com/office/drawing/2016/5/10/chartex" xmlns:cx5="http://schemas.microsoft.com/office/drawing/2016/5/11/chartex" xmlns:cx6="http://schemas.microsoft.com/office/drawing/2016/5/12/chartex" xmlns:cx7="http://schemas.microsoft.com/office/drawing/2016/5/13/chartex" xmlns:cx8="http://schemas.microsoft.com/office/drawing/2016/5/14/chartex" xmlns:mc="http://schemas.openxmlformats.org/markup-compatibility/2006" xmlns:aink="http://schemas.microsoft.com/office/drawing/2016/ink" xmlns:am3d="http://schemas.microsoft.com/office/drawing/2017/model3d" xmlns:o="urn:schemas-microsoft-com:office:office" xmlns:oel="http://schemas.microsoft.com/office/2019/extlst" xmlns:r="http://schemas.openxmlformats.org/officeDocument/2006/relationships" xmlns:m="http://schemas.openxmlformats.org/officeDocument/2006/math" xmlns:v="urn:schemas-microsoft-com:vml" xmlns:wp14="http://schemas.microsoft.com/office/word/2010/wordprocessingDrawing" xmlns:wp="http://schemas.openxmlformats.org/drawingml/2006/wordprocessingDrawing" xmlns:w10="urn:schemas-microsoft-com:office:word" xmlns:w="http://schemas.openxmlformats.org/wordprocessingml/2006/main" xmlns:w14="http://schemas.microsoft.com/office/word/2010/wordml" xmlns:w15="http://schemas.microsoft.com/office/word/2012/wordml" xmlns:w16cex="http://schemas.microsoft.com/office/word/2018/wordml/cex" xmlns:w16cid="http://schemas.microsoft.com/office/word/2016/wordml/cid" xmlns:w16="http://schemas.microsoft.com/office/word/2018/wordml" xmlns:w16du="http://schemas.microsoft.com/office/word/2023/wordml/word16du" xmlns:w16sdtdh="http://schemas.microsoft.com/office/word/2020/wordml/sdtdatahash" xmlns:w16sdtfl="http://schemas.microsoft.com/office/word/2024/wordml/sdtformatlock" xmlns:w16se="http://schemas.microsoft.com/office/word/2015/wordml/symex" xmlns:wpg="http://schemas.microsoft.com/office/word/2010/wordprocessingGroup" xmlns:wpi="http://schemas.microsoft.com/office/word/2010/wordprocessingInk" xmlns:wne="http://schemas.microsoft.com/office/word/2006/wordml" xmlns:wps="http://schemas.microsoft.com/office/word/2010/wordprocessingShape" mc:Ignorable="w14 w15 w16se w16cid w16 w16cex w16sdtdh w16sdtfl w16du wp14">
   <w:abstractNum w:abstractNumId="0" w15:restartNumberingAfterBreak="0">
+    <w:nsid w:val="081E1118"/>
+    <w:multiLevelType w:val="hybridMultilevel"/>
+    <w:tmpl w:val="F1341C6E"/>
+    <w:lvl w:ilvl="0" w:tplc="0C0C001B">
+      <w:start w:val="1"/>
+      <w:numFmt w:val="lowerRoman"/>
+      <w:lvlText w:val="%1."/>
+      <w:lvlJc w:val="right"/>
+      <w:pPr>
+        <w:ind w:left="720" w:hanging="360"/>
+      </w:pPr>
+    </w:lvl>
+    <w:lvl w:ilvl="1" w:tplc="0C0C0019" w:tentative="1">
+      <w:start w:val="1"/>
+      <w:numFmt w:val="lowerLetter"/>
+      <w:lvlText w:val="%2."/>
+      <w:lvlJc w:val="left"/>
+      <w:pPr>
+        <w:ind w:left="1440" w:hanging="360"/>
+      </w:pPr>
+    </w:lvl>
+    <w:lvl w:ilvl="2" w:tplc="0C0C001B" w:tentative="1">
+      <w:start w:val="1"/>
+      <w:numFmt w:val="lowerRoman"/>
+      <w:lvlText w:val="%3."/>
+      <w:lvlJc w:val="right"/>
+      <w:pPr>
+        <w:ind w:left="2160" w:hanging="180"/>
+      </w:pPr>
+    </w:lvl>
+    <w:lvl w:ilvl="3" w:tplc="0C0C000F" w:tentative="1">
+      <w:start w:val="1"/>
+      <w:numFmt w:val="decimal"/>
+      <w:lvlText w:val="%4."/>
+      <w:lvlJc w:val="left"/>
+      <w:pPr>
+        <w:ind w:left="2880" w:hanging="360"/>
+      </w:pPr>
+    </w:lvl>
+    <w:lvl w:ilvl="4" w:tplc="0C0C0019" w:tentative="1">
+      <w:start w:val="1"/>
+      <w:numFmt w:val="lowerLetter"/>
+      <w:lvlText w:val="%5."/>
+      <w:lvlJc w:val="left"/>
+      <w:pPr>
+        <w:ind w:left="3600" w:hanging="360"/>
+      </w:pPr>
+    </w:lvl>
+    <w:lvl w:ilvl="5" w:tplc="0C0C001B" w:tentative="1">
+      <w:start w:val="1"/>
+      <w:numFmt w:val="lowerRoman"/>
+      <w:lvlText w:val="%6."/>
+      <w:lvlJc w:val="right"/>
+      <w:pPr>
+        <w:ind w:left="4320" w:hanging="180"/>
+      </w:pPr>
+    </w:lvl>
+    <w:lvl w:ilvl="6" w:tplc="0C0C000F" w:tentative="1">
+      <w:start w:val="1"/>
+      <w:numFmt w:val="decimal"/>
+      <w:lvlText w:val="%7."/>
+      <w:lvlJc w:val="left"/>
+      <w:pPr>
+        <w:ind w:left="5040" w:hanging="360"/>
+      </w:pPr>
+    </w:lvl>
+    <w:lvl w:ilvl="7" w:tplc="0C0C0019" w:tentative="1">
+      <w:start w:val="1"/>
+      <w:numFmt w:val="lowerLetter"/>
+      <w:lvlText w:val="%8."/>
+      <w:lvlJc w:val="left"/>
+      <w:pPr>
+        <w:ind w:left="5760" w:hanging="360"/>
+      </w:pPr>
+    </w:lvl>
+    <w:lvl w:ilvl="8" w:tplc="0C0C001B" w:tentative="1">
+      <w:start w:val="1"/>
+      <w:numFmt w:val="lowerRoman"/>
+      <w:lvlText w:val="%9."/>
+      <w:lvlJc w:val="right"/>
+      <w:pPr>
+        <w:ind w:left="6480" w:hanging="180"/>
+      </w:pPr>
+    </w:lvl>
+  </w:abstractNum>
+  <w:abstractNum w:abstractNumId="1" w15:restartNumberingAfterBreak="0">
     <w:nsid w:val="0D42467C"/>
     <w:multiLevelType w:val="hybridMultilevel"/>
     <w:tmpl w:val="92684C4C"/>
@@ -3516,7 +5467,7 @@
       </w:pPr>
     </w:lvl>
   </w:abstractNum>
-  <w:abstractNum w:abstractNumId="1" w15:restartNumberingAfterBreak="0">
+  <w:abstractNum w:abstractNumId="2" w15:restartNumberingAfterBreak="0">
     <w:nsid w:val="0E022459"/>
     <w:multiLevelType w:val="hybridMultilevel"/>
     <w:tmpl w:val="5D54D730"/>
@@ -3605,7 +5556,7 @@
       </w:pPr>
     </w:lvl>
   </w:abstractNum>
-  <w:abstractNum w:abstractNumId="2" w15:restartNumberingAfterBreak="0">
+  <w:abstractNum w:abstractNumId="3" w15:restartNumberingAfterBreak="0">
     <w:nsid w:val="293816C5"/>
     <w:multiLevelType w:val="hybridMultilevel"/>
     <w:tmpl w:val="CC3CD50A"/>
@@ -3694,7 +5645,7 @@
       </w:pPr>
     </w:lvl>
   </w:abstractNum>
-  <w:abstractNum w:abstractNumId="3" w15:restartNumberingAfterBreak="0">
+  <w:abstractNum w:abstractNumId="4" w15:restartNumberingAfterBreak="0">
     <w:nsid w:val="38B83A43"/>
     <w:multiLevelType w:val="hybridMultilevel"/>
     <w:tmpl w:val="3B546EF0"/>
@@ -3783,7 +5734,93 @@
       </w:pPr>
     </w:lvl>
   </w:abstractNum>
-  <w:abstractNum w:abstractNumId="4" w15:restartNumberingAfterBreak="0">
+  <w:abstractNum w:abstractNumId="5" w15:restartNumberingAfterBreak="0">
+    <w:nsid w:val="3F5679E1"/>
+    <w:multiLevelType w:val="hybridMultilevel"/>
+    <w:tmpl w:val="24DECF2E"/>
+    <w:lvl w:ilvl="0" w:tplc="0C0C000F">
+      <w:start w:val="1"/>
+      <w:numFmt w:val="decimal"/>
+      <w:lvlText w:val="%1."/>
+      <w:lvlJc w:val="left"/>
+      <w:pPr>
+        <w:ind w:left="720" w:hanging="360"/>
+      </w:pPr>
+    </w:lvl>
+    <w:lvl w:ilvl="1" w:tplc="0C0C0019">
+      <w:start w:val="1"/>
+      <w:numFmt w:val="lowerLetter"/>
+      <w:lvlText w:val="%2."/>
+      <w:lvlJc w:val="left"/>
+      <w:pPr>
+        <w:ind w:left="1440" w:hanging="360"/>
+      </w:pPr>
+    </w:lvl>
+    <w:lvl w:ilvl="2" w:tplc="0C0C001B">
+      <w:start w:val="1"/>
+      <w:numFmt w:val="lowerRoman"/>
+      <w:lvlText w:val="%3."/>
+      <w:lvlJc w:val="right"/>
+      <w:pPr>
+        <w:ind w:left="2160" w:hanging="180"/>
+      </w:pPr>
+    </w:lvl>
+    <w:lvl w:ilvl="3" w:tplc="0C0C000F" w:tentative="1">
+      <w:start w:val="1"/>
+      <w:numFmt w:val="decimal"/>
+      <w:lvlText w:val="%4."/>
+      <w:lvlJc w:val="left"/>
+      <w:pPr>
+        <w:ind w:left="2880" w:hanging="360"/>
+      </w:pPr>
+    </w:lvl>
+    <w:lvl w:ilvl="4" w:tplc="0C0C0019" w:tentative="1">
+      <w:start w:val="1"/>
+      <w:numFmt w:val="lowerLetter"/>
+      <w:lvlText w:val="%5."/>
+      <w:lvlJc w:val="left"/>
+      <w:pPr>
+        <w:ind w:left="3600" w:hanging="360"/>
+      </w:pPr>
+    </w:lvl>
+    <w:lvl w:ilvl="5" w:tplc="0C0C001B" w:tentative="1">
+      <w:start w:val="1"/>
+      <w:numFmt w:val="lowerRoman"/>
+      <w:lvlText w:val="%6."/>
+      <w:lvlJc w:val="right"/>
+      <w:pPr>
+        <w:ind w:left="4320" w:hanging="180"/>
+      </w:pPr>
+    </w:lvl>
+    <w:lvl w:ilvl="6" w:tplc="0C0C000F" w:tentative="1">
+      <w:start w:val="1"/>
+      <w:numFmt w:val="decimal"/>
+      <w:lvlText w:val="%7."/>
+      <w:lvlJc w:val="left"/>
+      <w:pPr>
+        <w:ind w:left="5040" w:hanging="360"/>
+      </w:pPr>
+    </w:lvl>
+    <w:lvl w:ilvl="7" w:tplc="0C0C0019" w:tentative="1">
+      <w:start w:val="1"/>
+      <w:numFmt w:val="lowerLetter"/>
+      <w:lvlText w:val="%8."/>
+      <w:lvlJc w:val="left"/>
+      <w:pPr>
+        <w:ind w:left="5760" w:hanging="360"/>
+      </w:pPr>
+    </w:lvl>
+    <w:lvl w:ilvl="8" w:tplc="0C0C001B" w:tentative="1">
+      <w:start w:val="1"/>
+      <w:numFmt w:val="lowerRoman"/>
+      <w:lvlText w:val="%9."/>
+      <w:lvlJc w:val="right"/>
+      <w:pPr>
+        <w:ind w:left="6480" w:hanging="180"/>
+      </w:pPr>
+    </w:lvl>
+  </w:abstractNum>
+  <w:abstractNum w:abstractNumId="6" w15:restartNumberingAfterBreak="0">
     <w:nsid w:val="439B5B0C"/>
     <w:multiLevelType w:val="hybridMultilevel"/>
     <w:tmpl w:val="6F6E4E38"/>
@@ -3869,7 +5906,7 @@
       </w:pPr>
     </w:lvl>
   </w:abstractNum>
-  <w:abstractNum w:abstractNumId="5" w15:restartNumberingAfterBreak="0">
+  <w:abstractNum w:abstractNumId="7" w15:restartNumberingAfterBreak="0">
     <w:nsid w:val="43BC4197"/>
     <w:multiLevelType w:val="hybridMultilevel"/>
     <w:tmpl w:val="3B546EF0"/>
@@ -3894,7 +5931,7 @@
         <w:ind w:left="1440" w:hanging="360"/>
       </w:pPr>
     </w:lvl>
-    <w:lvl w:ilvl="2" w:tplc="0C0C001B" w:tentative="1">
+    <w:lvl w:ilvl="2" w:tplc="0C0C001B">
       <w:start w:val="1"/>
       <w:numFmt w:val="lowerRoman"/>
       <w:lvlText w:val="%3."/>
@@ -3958,7 +5995,7 @@
       </w:pPr>
     </w:lvl>
   </w:abstractNum>
-  <w:abstractNum w:abstractNumId="6" w15:restartNumberingAfterBreak="0">
+  <w:abstractNum w:abstractNumId="8" w15:restartNumberingAfterBreak="0">
     <w:nsid w:val="5254230A"/>
     <w:multiLevelType w:val="hybridMultilevel"/>
     <w:tmpl w:val="3B546EF0"/>
@@ -3983,7 +6020,7 @@
         <w:ind w:left="1440" w:hanging="360"/>
       </w:pPr>
     </w:lvl>
-    <w:lvl w:ilvl="2" w:tplc="0C0C001B" w:tentative="1">
+    <w:lvl w:ilvl="2" w:tplc="0C0C001B">
       <w:start w:val="1"/>
       <w:numFmt w:val="lowerRoman"/>
       <w:lvlText w:val="%3."/>
@@ -4047,7 +6084,7 @@
       </w:pPr>
     </w:lvl>
   </w:abstractNum>
-  <w:abstractNum w:abstractNumId="7" w15:restartNumberingAfterBreak="0">
+  <w:abstractNum w:abstractNumId="9" w15:restartNumberingAfterBreak="0">
     <w:nsid w:val="5FB90601"/>
     <w:multiLevelType w:val="hybridMultilevel"/>
     <w:tmpl w:val="0ACEC17E"/>
@@ -4136,7 +6173,7 @@
       </w:pPr>
     </w:lvl>
   </w:abstractNum>
-  <w:abstractNum w:abstractNumId="8" w15:restartNumberingAfterBreak="0">
+  <w:abstractNum w:abstractNumId="10" w15:restartNumberingAfterBreak="0">
     <w:nsid w:val="65EA0B2D"/>
     <w:multiLevelType w:val="hybridMultilevel"/>
     <w:tmpl w:val="A2B4795A"/>
@@ -4225,7 +6262,7 @@
       </w:pPr>
     </w:lvl>
   </w:abstractNum>
-  <w:abstractNum w:abstractNumId="9" w15:restartNumberingAfterBreak="0">
+  <w:abstractNum w:abstractNumId="11" w15:restartNumberingAfterBreak="0">
     <w:nsid w:val="7BD871C5"/>
     <w:multiLevelType w:val="hybridMultilevel"/>
     <w:tmpl w:val="5D54D730"/>
@@ -4241,7 +6278,7 @@
         <w:rFonts w:hint="default"/>
       </w:rPr>
     </w:lvl>
-    <w:lvl w:ilvl="1" w:tplc="0C0C0019" w:tentative="1">
+    <w:lvl w:ilvl="1" w:tplc="0C0C0019">
       <w:start w:val="1"/>
       <w:numFmt w:val="lowerLetter"/>
       <w:lvlText w:val="%2."/>
@@ -4315,34 +6352,40 @@
     </w:lvl>
   </w:abstractNum>
   <w:num w:numId="1" w16cid:durableId="1115367895">
+    <w:abstractNumId w:val="1"/>
+  </w:num>
+  <w:num w:numId="2" w16cid:durableId="791171625">
+    <w:abstractNumId w:val="6"/>
+  </w:num>
+  <w:num w:numId="3" w16cid:durableId="1828128255">
+    <w:abstractNumId w:val="3"/>
+  </w:num>
+  <w:num w:numId="4" w16cid:durableId="916474211">
+    <w:abstractNumId w:val="10"/>
+  </w:num>
+  <w:num w:numId="5" w16cid:durableId="956527680">
+    <w:abstractNumId w:val="4"/>
+  </w:num>
+  <w:num w:numId="6" w16cid:durableId="1036348417">
+    <w:abstractNumId w:val="8"/>
+  </w:num>
+  <w:num w:numId="7" w16cid:durableId="1416708126">
+    <w:abstractNumId w:val="7"/>
+  </w:num>
+  <w:num w:numId="8" w16cid:durableId="878248504">
+    <w:abstractNumId w:val="11"/>
+  </w:num>
+  <w:num w:numId="9" w16cid:durableId="482235811">
+    <w:abstractNumId w:val="9"/>
+  </w:num>
+  <w:num w:numId="10" w16cid:durableId="633608251">
+    <w:abstractNumId w:val="2"/>
+  </w:num>
+  <w:num w:numId="11" w16cid:durableId="306477611">
     <w:abstractNumId w:val="0"/>
   </w:num>
-  <w:num w:numId="2" w16cid:durableId="791171625">
-    <w:abstractNumId w:val="4"/>
-  </w:num>
-  <w:num w:numId="3" w16cid:durableId="1828128255">
-    <w:abstractNumId w:val="2"/>
-  </w:num>
-  <w:num w:numId="4" w16cid:durableId="916474211">
-    <w:abstractNumId w:val="8"/>
-  </w:num>
-  <w:num w:numId="5" w16cid:durableId="956527680">
-    <w:abstractNumId w:val="3"/>
-  </w:num>
-  <w:num w:numId="6" w16cid:durableId="1036348417">
-    <w:abstractNumId w:val="6"/>
-  </w:num>
-  <w:num w:numId="7" w16cid:durableId="1416708126">
+  <w:num w:numId="12" w16cid:durableId="1645770017">
     <w:abstractNumId w:val="5"/>
-  </w:num>
-  <w:num w:numId="8" w16cid:durableId="878248504">
-    <w:abstractNumId w:val="9"/>
-  </w:num>
-  <w:num w:numId="9" w16cid:durableId="482235811">
-    <w:abstractNumId w:val="7"/>
-  </w:num>
-  <w:num w:numId="10" w16cid:durableId="633608251">
-    <w:abstractNumId w:val="1"/>
   </w:num>
 </w:numbering>
 </file>
@@ -5160,4 +7203,16 @@
     </a:ext>
   </a:extLst>
 </a:theme>
+</file>
+
+<file path=customXml/item1.xml><?xml version="1.0" encoding="utf-8"?>
+<b:Sources xmlns:b="http://schemas.openxmlformats.org/officeDocument/2006/bibliography" xmlns="http://schemas.openxmlformats.org/officeDocument/2006/bibliography" SelectedStyle="\APASixthEditionOfficeOnline.xsl" StyleName="APA" Version="6"/>
+</file>
+
+<file path=customXml/itemProps1.xml><?xml version="1.0" encoding="utf-8"?>
+<ds:datastoreItem xmlns:ds="http://schemas.openxmlformats.org/officeDocument/2006/customXml" ds:itemID="{C03252A9-81FB-4FB6-8418-4E2BE960E752}">
+  <ds:schemaRefs>
+    <ds:schemaRef ds:uri="http://schemas.openxmlformats.org/officeDocument/2006/bibliography"/>
+  </ds:schemaRefs>
+</ds:datastoreItem>
 </file>
--- a/Labo4_Exercices.docx
+++ b/Labo4_Exercices.docx
@@ -74,7 +74,7 @@
     </w:p>
     <w:p>
       <w:pPr>
-        <w:pStyle w:val="Titre1"/>
+        <w:pStyle w:val="Heading1"/>
       </w:pPr>
       <w:r>
         <w:lastRenderedPageBreak/>
@@ -88,7 +88,7 @@
     </w:p>
     <w:tbl>
       <w:tblPr>
-        <w:tblStyle w:val="Grilledutableau"/>
+        <w:tblStyle w:val="TableGrid"/>
         <w:tblW w:w="0" w:type="auto"/>
         <w:tblInd w:w="567" w:type="dxa"/>
         <w:tblBorders>
@@ -761,7 +761,7 @@
     <w:p/>
     <w:p>
       <w:pPr>
-        <w:pStyle w:val="Titre1"/>
+        <w:pStyle w:val="Heading1"/>
       </w:pPr>
       <w:r>
         <w:t>Exercice 2</w:t>
@@ -794,26 +794,12 @@
         <w:rPr>
           <w:rFonts w:cs="Utopia-Regular"/>
         </w:rPr>
-        <w:t xml:space="preserve">de 48 kHz (par canal) et une résolution de 24 </w:t>
-      </w:r>
-      <w:proofErr w:type="gramStart"/>
-      <w:r>
-        <w:rPr>
-          <w:rFonts w:cs="Utopia-Regular"/>
-        </w:rPr>
-        <w:t>bit</w:t>
-      </w:r>
-      <w:proofErr w:type="gramEnd"/>
-      <w:r>
-        <w:rPr>
-          <w:rFonts w:cs="Utopia-Regular"/>
-        </w:rPr>
-        <w:t xml:space="preserve"> par échantillon (par canal). L’album, quant à lui, consiste en 6 chansons:</w:t>
-      </w:r>
-    </w:p>
-    <w:p>
-      <w:pPr>
-        <w:pStyle w:val="Paragraphedeliste"/>
+        <w:t>de 48 kHz (par canal) et une résolution de 24 bit par échantillon (par canal). L’album, quant à lui, consiste en 6 chansons:</w:t>
+      </w:r>
+    </w:p>
+    <w:p>
+      <w:pPr>
+        <w:pStyle w:val="ListParagraph"/>
         <w:numPr>
           <w:ilvl w:val="0"/>
           <w:numId w:val="3"/>
@@ -830,19 +816,11 @@
           <w:rFonts w:cstheme="minorHAnsi"/>
         </w:rPr>
       </w:pPr>
-      <w:proofErr w:type="gramStart"/>
-      <w:r>
-        <w:rPr>
-          <w:rFonts w:cstheme="minorHAnsi"/>
-        </w:rPr>
-        <w:t>première</w:t>
-      </w:r>
-      <w:proofErr w:type="gramEnd"/>
-      <w:r>
-        <w:rPr>
-          <w:rFonts w:cstheme="minorHAnsi"/>
-        </w:rPr>
-        <w:t xml:space="preserve"> </w:t>
+      <w:r>
+        <w:rPr>
+          <w:rFonts w:cstheme="minorHAnsi"/>
+        </w:rPr>
+        <w:t xml:space="preserve">première </w:t>
       </w:r>
       <w:r>
         <w:rPr>
@@ -861,7 +839,7 @@
     </w:p>
     <w:p>
       <w:pPr>
-        <w:pStyle w:val="Paragraphedeliste"/>
+        <w:pStyle w:val="ListParagraph"/>
         <w:numPr>
           <w:ilvl w:val="0"/>
           <w:numId w:val="3"/>
@@ -878,19 +856,11 @@
           <w:rFonts w:cstheme="minorHAnsi"/>
         </w:rPr>
       </w:pPr>
-      <w:proofErr w:type="gramStart"/>
-      <w:r>
-        <w:rPr>
-          <w:rFonts w:cstheme="minorHAnsi"/>
-        </w:rPr>
-        <w:t>deuxième</w:t>
-      </w:r>
-      <w:proofErr w:type="gramEnd"/>
-      <w:r>
-        <w:rPr>
-          <w:rFonts w:cstheme="minorHAnsi"/>
-        </w:rPr>
-        <w:t xml:space="preserve"> </w:t>
+      <w:r>
+        <w:rPr>
+          <w:rFonts w:cstheme="minorHAnsi"/>
+        </w:rPr>
+        <w:t xml:space="preserve">deuxième </w:t>
       </w:r>
       <w:r>
         <w:rPr>
@@ -909,7 +879,7 @@
     </w:p>
     <w:p>
       <w:pPr>
-        <w:pStyle w:val="Paragraphedeliste"/>
+        <w:pStyle w:val="ListParagraph"/>
         <w:numPr>
           <w:ilvl w:val="0"/>
           <w:numId w:val="3"/>
@@ -926,19 +896,11 @@
           <w:rFonts w:cstheme="minorHAnsi"/>
         </w:rPr>
       </w:pPr>
-      <w:proofErr w:type="gramStart"/>
-      <w:r>
-        <w:rPr>
-          <w:rFonts w:cstheme="minorHAnsi"/>
-        </w:rPr>
-        <w:t>troisième</w:t>
-      </w:r>
-      <w:proofErr w:type="gramEnd"/>
-      <w:r>
-        <w:rPr>
-          <w:rFonts w:cstheme="minorHAnsi"/>
-        </w:rPr>
-        <w:t xml:space="preserve"> </w:t>
+      <w:r>
+        <w:rPr>
+          <w:rFonts w:cstheme="minorHAnsi"/>
+        </w:rPr>
+        <w:t xml:space="preserve">troisième </w:t>
       </w:r>
       <w:r>
         <w:rPr>
@@ -957,7 +919,7 @@
     </w:p>
     <w:p>
       <w:pPr>
-        <w:pStyle w:val="Paragraphedeliste"/>
+        <w:pStyle w:val="ListParagraph"/>
         <w:numPr>
           <w:ilvl w:val="0"/>
           <w:numId w:val="3"/>
@@ -974,19 +936,11 @@
           <w:rFonts w:cstheme="minorHAnsi"/>
         </w:rPr>
       </w:pPr>
-      <w:proofErr w:type="gramStart"/>
-      <w:r>
-        <w:rPr>
-          <w:rFonts w:cstheme="minorHAnsi"/>
-        </w:rPr>
-        <w:t>quatrième</w:t>
-      </w:r>
-      <w:proofErr w:type="gramEnd"/>
-      <w:r>
-        <w:rPr>
-          <w:rFonts w:cstheme="minorHAnsi"/>
-        </w:rPr>
-        <w:t xml:space="preserve"> </w:t>
+      <w:r>
+        <w:rPr>
+          <w:rFonts w:cstheme="minorHAnsi"/>
+        </w:rPr>
+        <w:t xml:space="preserve">quatrième </w:t>
       </w:r>
       <w:r>
         <w:rPr>
@@ -1005,7 +959,7 @@
     </w:p>
     <w:p>
       <w:pPr>
-        <w:pStyle w:val="Paragraphedeliste"/>
+        <w:pStyle w:val="ListParagraph"/>
         <w:numPr>
           <w:ilvl w:val="0"/>
           <w:numId w:val="3"/>
@@ -1022,19 +976,11 @@
           <w:rFonts w:cstheme="minorHAnsi"/>
         </w:rPr>
       </w:pPr>
-      <w:proofErr w:type="gramStart"/>
-      <w:r>
-        <w:rPr>
-          <w:rFonts w:cstheme="minorHAnsi"/>
-        </w:rPr>
-        <w:t>cinquième</w:t>
-      </w:r>
-      <w:proofErr w:type="gramEnd"/>
-      <w:r>
-        <w:rPr>
-          <w:rFonts w:cstheme="minorHAnsi"/>
-        </w:rPr>
-        <w:t xml:space="preserve"> </w:t>
+      <w:r>
+        <w:rPr>
+          <w:rFonts w:cstheme="minorHAnsi"/>
+        </w:rPr>
+        <w:t xml:space="preserve">cinquième </w:t>
       </w:r>
       <w:r>
         <w:rPr>
@@ -1053,7 +999,7 @@
     </w:p>
     <w:p>
       <w:pPr>
-        <w:pStyle w:val="Paragraphedeliste"/>
+        <w:pStyle w:val="ListParagraph"/>
         <w:numPr>
           <w:ilvl w:val="0"/>
           <w:numId w:val="3"/>
@@ -1066,19 +1012,11 @@
           <w:rFonts w:cstheme="minorHAnsi"/>
         </w:rPr>
       </w:pPr>
-      <w:proofErr w:type="gramStart"/>
-      <w:r>
-        <w:rPr>
-          <w:rFonts w:cstheme="minorHAnsi"/>
-        </w:rPr>
-        <w:t>sixième</w:t>
-      </w:r>
-      <w:proofErr w:type="gramEnd"/>
-      <w:r>
-        <w:rPr>
-          <w:rFonts w:cstheme="minorHAnsi"/>
-        </w:rPr>
-        <w:t xml:space="preserve"> </w:t>
+      <w:r>
+        <w:rPr>
+          <w:rFonts w:cstheme="minorHAnsi"/>
+        </w:rPr>
+        <w:t xml:space="preserve">sixième </w:t>
       </w:r>
       <w:r>
         <w:rPr>
@@ -1097,7 +1035,7 @@
     </w:p>
     <w:p>
       <w:pPr>
-        <w:pStyle w:val="Titre2"/>
+        <w:pStyle w:val="Heading2"/>
       </w:pPr>
       <w:r>
         <w:lastRenderedPageBreak/>
@@ -1112,7 +1050,7 @@
     </w:p>
     <w:p>
       <w:pPr>
-        <w:pStyle w:val="Paragraphedeliste"/>
+        <w:pStyle w:val="ListParagraph"/>
         <w:numPr>
           <w:ilvl w:val="0"/>
           <w:numId w:val="5"/>
@@ -1136,7 +1074,7 @@
     </w:p>
     <w:p>
       <w:pPr>
-        <w:pStyle w:val="Paragraphedeliste"/>
+        <w:pStyle w:val="ListParagraph"/>
         <w:numPr>
           <w:ilvl w:val="0"/>
           <w:numId w:val="5"/>
@@ -1148,7 +1086,7 @@
     </w:p>
     <w:p>
       <w:pPr>
-        <w:pStyle w:val="Paragraphedeliste"/>
+        <w:pStyle w:val="ListParagraph"/>
         <w:numPr>
           <w:ilvl w:val="1"/>
           <w:numId w:val="5"/>
@@ -1166,7 +1104,7 @@
     </w:p>
     <w:p>
       <w:pPr>
-        <w:pStyle w:val="Paragraphedeliste"/>
+        <w:pStyle w:val="ListParagraph"/>
         <w:numPr>
           <w:ilvl w:val="1"/>
           <w:numId w:val="5"/>
@@ -1179,17 +1117,12 @@
         <w:t>Le débit total pour les 5 canaux.</w:t>
       </w:r>
       <w:r>
-        <w:t xml:space="preserve"> 5760 </w:t>
-      </w:r>
-      <w:proofErr w:type="spellStart"/>
-      <w:r>
-        <w:t>kbits/s</w:t>
-      </w:r>
-      <w:proofErr w:type="spellEnd"/>
-    </w:p>
-    <w:p>
-      <w:pPr>
-        <w:pStyle w:val="Paragraphedeliste"/>
+        <w:t xml:space="preserve"> 5760 kbits/s</w:t>
+      </w:r>
+    </w:p>
+    <w:p>
+      <w:pPr>
+        <w:pStyle w:val="ListParagraph"/>
         <w:numPr>
           <w:ilvl w:val="1"/>
           <w:numId w:val="5"/>
@@ -1207,7 +1140,7 @@
     </w:p>
     <w:p>
       <w:pPr>
-        <w:pStyle w:val="Paragraphedeliste"/>
+        <w:pStyle w:val="ListParagraph"/>
         <w:numPr>
           <w:ilvl w:val="2"/>
           <w:numId w:val="5"/>
@@ -1240,7 +1173,7 @@
     </w:p>
     <w:p>
       <w:pPr>
-        <w:pStyle w:val="Paragraphedeliste"/>
+        <w:pStyle w:val="ListParagraph"/>
         <w:numPr>
           <w:ilvl w:val="2"/>
           <w:numId w:val="5"/>
@@ -1276,7 +1209,7 @@
     </w:p>
     <w:p>
       <w:pPr>
-        <w:pStyle w:val="Paragraphedeliste"/>
+        <w:pStyle w:val="ListParagraph"/>
         <w:numPr>
           <w:ilvl w:val="2"/>
           <w:numId w:val="5"/>
@@ -1309,7 +1242,7 @@
     </w:p>
     <w:p>
       <w:pPr>
-        <w:pStyle w:val="Paragraphedeliste"/>
+        <w:pStyle w:val="ListParagraph"/>
         <w:numPr>
           <w:ilvl w:val="2"/>
           <w:numId w:val="5"/>
@@ -1342,7 +1275,7 @@
     </w:p>
     <w:p>
       <w:pPr>
-        <w:pStyle w:val="Paragraphedeliste"/>
+        <w:pStyle w:val="ListParagraph"/>
         <w:numPr>
           <w:ilvl w:val="2"/>
           <w:numId w:val="5"/>
@@ -1375,7 +1308,7 @@
     </w:p>
     <w:p>
       <w:pPr>
-        <w:pStyle w:val="Paragraphedeliste"/>
+        <w:pStyle w:val="ListParagraph"/>
         <w:numPr>
           <w:ilvl w:val="2"/>
           <w:numId w:val="5"/>
@@ -1408,7 +1341,7 @@
     </w:p>
     <w:p>
       <w:pPr>
-        <w:pStyle w:val="Paragraphedeliste"/>
+        <w:pStyle w:val="ListParagraph"/>
         <w:numPr>
           <w:ilvl w:val="0"/>
           <w:numId w:val="5"/>
@@ -1439,7 +1372,7 @@
     </w:p>
     <w:p>
       <w:pPr>
-        <w:pStyle w:val="Paragraphedeliste"/>
+        <w:pStyle w:val="ListParagraph"/>
         <w:numPr>
           <w:ilvl w:val="1"/>
           <w:numId w:val="5"/>
@@ -1467,13 +1400,7 @@
         <w:rPr>
           <w:rFonts w:cstheme="minorHAnsi"/>
         </w:rPr>
-        <w:t xml:space="preserve">53 CD de </w:t>
-      </w:r>
-      <w:r>
-        <w:rPr>
-          <w:rFonts w:cstheme="minorHAnsi"/>
-        </w:rPr>
-        <w:t>M</w:t>
+        <w:t>53 CD de M</w:t>
       </w:r>
       <w:r>
         <w:rPr>
@@ -1491,7 +1418,7 @@
     </w:p>
     <w:p>
       <w:pPr>
-        <w:pStyle w:val="Paragraphedeliste"/>
+        <w:pStyle w:val="ListParagraph"/>
         <w:numPr>
           <w:ilvl w:val="0"/>
           <w:numId w:val="5"/>
@@ -1539,7 +1466,7 @@
     </w:p>
     <w:p>
       <w:pPr>
-        <w:pStyle w:val="Titre2"/>
+        <w:pStyle w:val="Heading2"/>
       </w:pPr>
       <w:r>
         <w:t>2</w:t>
@@ -1555,7 +1482,7 @@
     </w:p>
     <w:p>
       <w:pPr>
-        <w:pStyle w:val="Paragraphedeliste"/>
+        <w:pStyle w:val="ListParagraph"/>
         <w:numPr>
           <w:ilvl w:val="0"/>
           <w:numId w:val="6"/>
@@ -1567,7 +1494,7 @@
     </w:p>
     <w:p>
       <w:pPr>
-        <w:pStyle w:val="Paragraphedeliste"/>
+        <w:pStyle w:val="ListParagraph"/>
         <w:numPr>
           <w:ilvl w:val="1"/>
           <w:numId w:val="6"/>
@@ -1587,7 +1514,7 @@
     </w:p>
     <w:p>
       <w:pPr>
-        <w:pStyle w:val="Paragraphedeliste"/>
+        <w:pStyle w:val="ListParagraph"/>
         <w:numPr>
           <w:ilvl w:val="1"/>
           <w:numId w:val="6"/>
@@ -1613,7 +1540,7 @@
     </w:p>
     <w:p>
       <w:pPr>
-        <w:pStyle w:val="Paragraphedeliste"/>
+        <w:pStyle w:val="ListParagraph"/>
         <w:numPr>
           <w:ilvl w:val="1"/>
           <w:numId w:val="6"/>
@@ -1634,7 +1561,7 @@
     </w:p>
     <w:p>
       <w:pPr>
-        <w:pStyle w:val="Paragraphedeliste"/>
+        <w:pStyle w:val="ListParagraph"/>
         <w:numPr>
           <w:ilvl w:val="2"/>
           <w:numId w:val="6"/>
@@ -1676,7 +1603,7 @@
     </w:p>
     <w:p>
       <w:pPr>
-        <w:pStyle w:val="Paragraphedeliste"/>
+        <w:pStyle w:val="ListParagraph"/>
         <w:numPr>
           <w:ilvl w:val="2"/>
           <w:numId w:val="6"/>
@@ -1718,7 +1645,7 @@
     </w:p>
     <w:p>
       <w:pPr>
-        <w:pStyle w:val="Paragraphedeliste"/>
+        <w:pStyle w:val="ListParagraph"/>
         <w:numPr>
           <w:ilvl w:val="2"/>
           <w:numId w:val="6"/>
@@ -1760,7 +1687,7 @@
     </w:p>
     <w:p>
       <w:pPr>
-        <w:pStyle w:val="Paragraphedeliste"/>
+        <w:pStyle w:val="ListParagraph"/>
         <w:numPr>
           <w:ilvl w:val="2"/>
           <w:numId w:val="6"/>
@@ -1802,7 +1729,7 @@
     </w:p>
     <w:p>
       <w:pPr>
-        <w:pStyle w:val="Paragraphedeliste"/>
+        <w:pStyle w:val="ListParagraph"/>
         <w:numPr>
           <w:ilvl w:val="2"/>
           <w:numId w:val="6"/>
@@ -1844,7 +1771,7 @@
     </w:p>
     <w:p>
       <w:pPr>
-        <w:pStyle w:val="Paragraphedeliste"/>
+        <w:pStyle w:val="ListParagraph"/>
         <w:numPr>
           <w:ilvl w:val="2"/>
           <w:numId w:val="6"/>
@@ -1880,7 +1807,7 @@
     </w:p>
     <w:p>
       <w:pPr>
-        <w:pStyle w:val="Paragraphedeliste"/>
+        <w:pStyle w:val="ListParagraph"/>
         <w:numPr>
           <w:ilvl w:val="0"/>
           <w:numId w:val="6"/>
@@ -1946,7 +1873,7 @@
     </w:p>
     <w:p>
       <w:pPr>
-        <w:pStyle w:val="Paragraphedeliste"/>
+        <w:pStyle w:val="ListParagraph"/>
         <w:numPr>
           <w:ilvl w:val="0"/>
           <w:numId w:val="6"/>
@@ -1976,7 +1903,7 @@
     </w:p>
     <w:p>
       <w:pPr>
-        <w:pStyle w:val="Titre2"/>
+        <w:pStyle w:val="Heading2"/>
       </w:pPr>
       <w:r>
         <w:t>2</w:t>
@@ -2090,7 +2017,7 @@
     </w:p>
     <w:p>
       <w:pPr>
-        <w:pStyle w:val="Paragraphedeliste"/>
+        <w:pStyle w:val="ListParagraph"/>
         <w:numPr>
           <w:ilvl w:val="0"/>
           <w:numId w:val="7"/>
@@ -2122,7 +2049,7 @@
     </w:p>
     <w:p>
       <w:pPr>
-        <w:pStyle w:val="Paragraphedeliste"/>
+        <w:pStyle w:val="ListParagraph"/>
         <w:numPr>
           <w:ilvl w:val="0"/>
           <w:numId w:val="7"/>
@@ -2145,7 +2072,7 @@
     </w:p>
     <w:p>
       <w:pPr>
-        <w:pStyle w:val="Paragraphedeliste"/>
+        <w:pStyle w:val="ListParagraph"/>
         <w:numPr>
           <w:ilvl w:val="0"/>
           <w:numId w:val="7"/>
@@ -2205,7 +2132,7 @@
     </w:p>
     <w:p>
       <w:pPr>
-        <w:pStyle w:val="Paragraphedeliste"/>
+        <w:pStyle w:val="ListParagraph"/>
         <w:numPr>
           <w:ilvl w:val="1"/>
           <w:numId w:val="7"/>
@@ -2225,7 +2152,7 @@
     </w:p>
     <w:p>
       <w:pPr>
-        <w:pStyle w:val="Paragraphedeliste"/>
+        <w:pStyle w:val="ListParagraph"/>
         <w:numPr>
           <w:ilvl w:val="1"/>
           <w:numId w:val="7"/>
@@ -2251,7 +2178,7 @@
     </w:p>
     <w:p>
       <w:pPr>
-        <w:pStyle w:val="Paragraphedeliste"/>
+        <w:pStyle w:val="ListParagraph"/>
         <w:numPr>
           <w:ilvl w:val="1"/>
           <w:numId w:val="7"/>
@@ -2269,7 +2196,7 @@
     </w:p>
     <w:p>
       <w:pPr>
-        <w:pStyle w:val="Paragraphedeliste"/>
+        <w:pStyle w:val="ListParagraph"/>
         <w:numPr>
           <w:ilvl w:val="2"/>
           <w:numId w:val="7"/>
@@ -2302,7 +2229,7 @@
     </w:p>
     <w:p>
       <w:pPr>
-        <w:pStyle w:val="Paragraphedeliste"/>
+        <w:pStyle w:val="ListParagraph"/>
         <w:numPr>
           <w:ilvl w:val="2"/>
           <w:numId w:val="7"/>
@@ -2341,7 +2268,7 @@
     </w:p>
     <w:p>
       <w:pPr>
-        <w:pStyle w:val="Paragraphedeliste"/>
+        <w:pStyle w:val="ListParagraph"/>
         <w:numPr>
           <w:ilvl w:val="2"/>
           <w:numId w:val="7"/>
@@ -2380,7 +2307,7 @@
     </w:p>
     <w:p>
       <w:pPr>
-        <w:pStyle w:val="Paragraphedeliste"/>
+        <w:pStyle w:val="ListParagraph"/>
         <w:numPr>
           <w:ilvl w:val="2"/>
           <w:numId w:val="7"/>
@@ -2419,7 +2346,7 @@
     </w:p>
     <w:p>
       <w:pPr>
-        <w:pStyle w:val="Paragraphedeliste"/>
+        <w:pStyle w:val="ListParagraph"/>
         <w:numPr>
           <w:ilvl w:val="2"/>
           <w:numId w:val="7"/>
@@ -2458,7 +2385,7 @@
     </w:p>
     <w:p>
       <w:pPr>
-        <w:pStyle w:val="Paragraphedeliste"/>
+        <w:pStyle w:val="ListParagraph"/>
         <w:numPr>
           <w:ilvl w:val="2"/>
           <w:numId w:val="7"/>
@@ -2497,7 +2424,7 @@
     </w:p>
     <w:p>
       <w:pPr>
-        <w:pStyle w:val="Paragraphedeliste"/>
+        <w:pStyle w:val="ListParagraph"/>
         <w:numPr>
           <w:ilvl w:val="0"/>
           <w:numId w:val="7"/>
@@ -2541,13 +2468,7 @@
         <w:rPr>
           <w:rFonts w:cstheme="minorHAnsi"/>
         </w:rPr>
-        <w:t xml:space="preserve">1 CD de 650 </w:t>
-      </w:r>
-      <w:r>
-        <w:rPr>
-          <w:rFonts w:cstheme="minorHAnsi"/>
-        </w:rPr>
-        <w:t>M</w:t>
+        <w:t>1 CD de 650 M</w:t>
       </w:r>
       <w:r>
         <w:rPr>
@@ -2565,7 +2486,7 @@
     </w:p>
     <w:p>
       <w:pPr>
-        <w:pStyle w:val="Titre2"/>
+        <w:pStyle w:val="Heading2"/>
       </w:pPr>
       <w:r>
         <w:t>2.4 Transmission de données</w:t>
@@ -2578,7 +2499,7 @@
     </w:p>
     <w:p>
       <w:pPr>
-        <w:pStyle w:val="Paragraphedeliste"/>
+        <w:pStyle w:val="ListParagraph"/>
         <w:numPr>
           <w:ilvl w:val="0"/>
           <w:numId w:val="8"/>
@@ -2645,7 +2566,52 @@
     </w:p>
     <w:p>
       <w:pPr>
-        <w:pStyle w:val="Paragraphedeliste"/>
+        <w:pStyle w:val="ListParagraph"/>
+        <w:numPr>
+          <w:ilvl w:val="1"/>
+          <w:numId w:val="8"/>
+        </w:numPr>
+        <w:spacing w:after="60"/>
+        <w:contextualSpacing w:val="0"/>
+      </w:pPr>
+      <w:r>
+        <w:t>720</w:t>
+      </w:r>
+      <w:r>
+        <w:t xml:space="preserve"> Ko</w:t>
+      </w:r>
+    </w:p>
+    <w:p>
+      <w:pPr>
+        <w:pStyle w:val="ListParagraph"/>
+        <w:numPr>
+          <w:ilvl w:val="1"/>
+          <w:numId w:val="8"/>
+        </w:numPr>
+        <w:spacing w:after="60"/>
+        <w:contextualSpacing w:val="0"/>
+      </w:pPr>
+      <w:r>
+        <w:t>705.6</w:t>
+      </w:r>
+    </w:p>
+    <w:p>
+      <w:pPr>
+        <w:pStyle w:val="ListParagraph"/>
+        <w:numPr>
+          <w:ilvl w:val="1"/>
+          <w:numId w:val="8"/>
+        </w:numPr>
+        <w:spacing w:after="60"/>
+        <w:contextualSpacing w:val="0"/>
+      </w:pPr>
+      <w:r>
+        <w:t>172.3</w:t>
+      </w:r>
+    </w:p>
+    <w:p>
+      <w:pPr>
+        <w:pStyle w:val="ListParagraph"/>
         <w:numPr>
           <w:ilvl w:val="0"/>
           <w:numId w:val="8"/>
@@ -2712,7 +2678,52 @@
     </w:p>
     <w:p>
       <w:pPr>
-        <w:pStyle w:val="Paragraphedeliste"/>
+        <w:pStyle w:val="ListParagraph"/>
+        <w:numPr>
+          <w:ilvl w:val="1"/>
+          <w:numId w:val="8"/>
+        </w:numPr>
+        <w:spacing w:after="60"/>
+        <w:contextualSpacing w:val="0"/>
+      </w:pPr>
+      <w:r>
+        <w:t>454.9</w:t>
+      </w:r>
+      <w:r>
+        <w:t xml:space="preserve"> Ko</w:t>
+      </w:r>
+    </w:p>
+    <w:p>
+      <w:pPr>
+        <w:pStyle w:val="ListParagraph"/>
+        <w:numPr>
+          <w:ilvl w:val="1"/>
+          <w:numId w:val="8"/>
+        </w:numPr>
+        <w:spacing w:after="60"/>
+        <w:contextualSpacing w:val="0"/>
+      </w:pPr>
+      <w:r>
+        <w:t>445.8</w:t>
+      </w:r>
+    </w:p>
+    <w:p>
+      <w:pPr>
+        <w:pStyle w:val="ListParagraph"/>
+        <w:numPr>
+          <w:ilvl w:val="1"/>
+          <w:numId w:val="8"/>
+        </w:numPr>
+        <w:spacing w:after="60"/>
+        <w:contextualSpacing w:val="0"/>
+      </w:pPr>
+      <w:r>
+        <w:t>108.8</w:t>
+      </w:r>
+    </w:p>
+    <w:p>
+      <w:pPr>
+        <w:pStyle w:val="ListParagraph"/>
         <w:numPr>
           <w:ilvl w:val="0"/>
           <w:numId w:val="8"/>
@@ -2722,6 +2733,7 @@
         <w:contextualSpacing w:val="0"/>
       </w:pPr>
       <w:r>
+        <w:lastRenderedPageBreak/>
         <w:t xml:space="preserve">Une ligne avec un </w:t>
       </w:r>
       <m:oMath>
@@ -2779,7 +2791,52 @@
     </w:p>
     <w:p>
       <w:pPr>
-        <w:pStyle w:val="Paragraphedeliste"/>
+        <w:pStyle w:val="ListParagraph"/>
+        <w:numPr>
+          <w:ilvl w:val="1"/>
+          <w:numId w:val="8"/>
+        </w:numPr>
+        <w:spacing w:after="60"/>
+        <w:contextualSpacing w:val="0"/>
+      </w:pPr>
+      <w:r>
+        <w:t>108.1</w:t>
+      </w:r>
+      <w:r>
+        <w:t xml:space="preserve"> Ko</w:t>
+      </w:r>
+    </w:p>
+    <w:p>
+      <w:pPr>
+        <w:pStyle w:val="ListParagraph"/>
+        <w:numPr>
+          <w:ilvl w:val="1"/>
+          <w:numId w:val="8"/>
+        </w:numPr>
+        <w:spacing w:after="60"/>
+        <w:contextualSpacing w:val="0"/>
+      </w:pPr>
+      <w:r>
+        <w:t>106</w:t>
+      </w:r>
+    </w:p>
+    <w:p>
+      <w:pPr>
+        <w:pStyle w:val="ListParagraph"/>
+        <w:numPr>
+          <w:ilvl w:val="1"/>
+          <w:numId w:val="8"/>
+        </w:numPr>
+        <w:spacing w:after="60"/>
+        <w:contextualSpacing w:val="0"/>
+      </w:pPr>
+      <w:r>
+        <w:t>25.9</w:t>
+      </w:r>
+    </w:p>
+    <w:p>
+      <w:pPr>
+        <w:pStyle w:val="ListParagraph"/>
         <w:numPr>
           <w:ilvl w:val="0"/>
           <w:numId w:val="8"/>
@@ -2846,7 +2903,49 @@
     </w:p>
     <w:p>
       <w:pPr>
-        <w:pStyle w:val="Paragraphedeliste"/>
+        <w:pStyle w:val="ListParagraph"/>
+        <w:numPr>
+          <w:ilvl w:val="1"/>
+          <w:numId w:val="8"/>
+        </w:numPr>
+        <w:spacing w:after="60"/>
+        <w:contextualSpacing w:val="0"/>
+      </w:pPr>
+      <w:r>
+        <w:t>72.5</w:t>
+      </w:r>
+    </w:p>
+    <w:p>
+      <w:pPr>
+        <w:pStyle w:val="ListParagraph"/>
+        <w:numPr>
+          <w:ilvl w:val="1"/>
+          <w:numId w:val="8"/>
+        </w:numPr>
+        <w:spacing w:after="60"/>
+        <w:contextualSpacing w:val="0"/>
+      </w:pPr>
+      <w:r>
+        <w:t>71</w:t>
+      </w:r>
+    </w:p>
+    <w:p>
+      <w:pPr>
+        <w:pStyle w:val="ListParagraph"/>
+        <w:numPr>
+          <w:ilvl w:val="1"/>
+          <w:numId w:val="8"/>
+        </w:numPr>
+        <w:spacing w:after="60"/>
+        <w:contextualSpacing w:val="0"/>
+      </w:pPr>
+      <w:r>
+        <w:t>17.3</w:t>
+      </w:r>
+    </w:p>
+    <w:p>
+      <w:pPr>
+        <w:pStyle w:val="ListParagraph"/>
         <w:numPr>
           <w:ilvl w:val="0"/>
           <w:numId w:val="8"/>
@@ -2913,10 +3012,51 @@
     </w:p>
     <w:p>
       <w:pPr>
-        <w:pStyle w:val="Titre1"/>
-      </w:pPr>
-      <w:r>
-        <w:lastRenderedPageBreak/>
+        <w:pStyle w:val="ListParagraph"/>
+        <w:numPr>
+          <w:ilvl w:val="1"/>
+          <w:numId w:val="8"/>
+        </w:numPr>
+        <w:spacing w:after="60"/>
+        <w:contextualSpacing w:val="0"/>
+      </w:pPr>
+      <w:r>
+        <w:t>21.9</w:t>
+      </w:r>
+    </w:p>
+    <w:p>
+      <w:pPr>
+        <w:pStyle w:val="ListParagraph"/>
+        <w:numPr>
+          <w:ilvl w:val="1"/>
+          <w:numId w:val="8"/>
+        </w:numPr>
+        <w:spacing w:after="60"/>
+        <w:contextualSpacing w:val="0"/>
+      </w:pPr>
+      <w:r>
+        <w:t>21.5</w:t>
+      </w:r>
+    </w:p>
+    <w:p>
+      <w:pPr>
+        <w:pStyle w:val="ListParagraph"/>
+        <w:numPr>
+          <w:ilvl w:val="1"/>
+          <w:numId w:val="8"/>
+        </w:numPr>
+        <w:spacing w:after="60"/>
+        <w:contextualSpacing w:val="0"/>
+      </w:pPr>
+      <w:r>
+        <w:t>5.2</w:t>
+      </w:r>
+    </w:p>
+    <w:p>
+      <w:pPr>
+        <w:pStyle w:val="Heading1"/>
+      </w:pPr>
+      <w:r>
         <w:t>Exercice 3</w:t>
       </w:r>
     </w:p>
@@ -2936,7 +3076,7 @@
     </w:p>
     <w:p>
       <w:pPr>
-        <w:pStyle w:val="Paragraphedeliste"/>
+        <w:pStyle w:val="ListParagraph"/>
         <w:numPr>
           <w:ilvl w:val="0"/>
           <w:numId w:val="9"/>
@@ -2963,7 +3103,7 @@
     </w:p>
     <w:p>
       <w:pPr>
-        <w:pStyle w:val="Paragraphedeliste"/>
+        <w:pStyle w:val="ListParagraph"/>
         <w:numPr>
           <w:ilvl w:val="0"/>
           <w:numId w:val="9"/>
@@ -2984,7 +3124,7 @@
     </w:p>
     <w:p>
       <w:pPr>
-        <w:pStyle w:val="Paragraphedeliste"/>
+        <w:pStyle w:val="ListParagraph"/>
         <w:numPr>
           <w:ilvl w:val="0"/>
           <w:numId w:val="9"/>
@@ -3005,18 +3145,16 @@
       <w:r>
         <w:t xml:space="preserve">30bit ou 36bit par image (10 ou 12 </w:t>
       </w:r>
-      <w:proofErr w:type="gramStart"/>
-      <w:r>
-        <w:t>bit</w:t>
-      </w:r>
-      <w:proofErr w:type="gramEnd"/>
+      <w:r>
+        <w:t>bits</w:t>
+      </w:r>
       <w:r>
         <w:t xml:space="preserve"> par couleur).</w:t>
       </w:r>
     </w:p>
     <w:p>
       <w:pPr>
-        <w:pStyle w:val="Titre2"/>
+        <w:pStyle w:val="Heading2"/>
       </w:pPr>
       <w:r>
         <w:t>3.1 Fréquence d’image</w:t>
@@ -3047,7 +3185,7 @@
     </w:p>
     <w:p>
       <w:pPr>
-        <w:pStyle w:val="Paragraphedeliste"/>
+        <w:pStyle w:val="ListParagraph"/>
         <w:numPr>
           <w:ilvl w:val="0"/>
           <w:numId w:val="12"/>
@@ -3059,7 +3197,7 @@
     </w:p>
     <w:p>
       <w:pPr>
-        <w:pStyle w:val="Paragraphedeliste"/>
+        <w:pStyle w:val="ListParagraph"/>
         <w:numPr>
           <w:ilvl w:val="1"/>
           <w:numId w:val="12"/>
@@ -3072,10 +3210,7 @@
         <w:t>3</w:t>
       </w:r>
       <w:r>
-        <w:t xml:space="preserve"> </w:t>
-      </w:r>
-      <w:r>
-        <w:t>M</w:t>
+        <w:t xml:space="preserve"> M</w:t>
       </w:r>
       <w:r>
         <w:rPr>
@@ -3089,7 +3224,7 @@
     </w:p>
     <w:p>
       <w:pPr>
-        <w:pStyle w:val="Paragraphedeliste"/>
+        <w:pStyle w:val="ListParagraph"/>
         <w:numPr>
           <w:ilvl w:val="1"/>
           <w:numId w:val="12"/>
@@ -3116,7 +3251,7 @@
     </w:p>
     <w:p>
       <w:pPr>
-        <w:pStyle w:val="Paragraphedeliste"/>
+        <w:pStyle w:val="ListParagraph"/>
         <w:numPr>
           <w:ilvl w:val="1"/>
           <w:numId w:val="12"/>
@@ -3143,17 +3278,14 @@
     </w:p>
     <w:p>
       <w:pPr>
-        <w:pStyle w:val="Paragraphedeliste"/>
+        <w:pStyle w:val="ListParagraph"/>
         <w:numPr>
           <w:ilvl w:val="1"/>
           <w:numId w:val="12"/>
         </w:numPr>
       </w:pPr>
       <w:r>
-        <w:t xml:space="preserve">1265.6 </w:t>
-      </w:r>
-      <w:r>
-        <w:t>M</w:t>
+        <w:t>1265.6 M</w:t>
       </w:r>
       <w:r>
         <w:rPr>
@@ -3167,7 +3299,7 @@
     </w:p>
     <w:p>
       <w:pPr>
-        <w:pStyle w:val="Paragraphedeliste"/>
+        <w:pStyle w:val="ListParagraph"/>
         <w:numPr>
           <w:ilvl w:val="1"/>
           <w:numId w:val="12"/>
@@ -3194,7 +3326,7 @@
     </w:p>
     <w:p>
       <w:pPr>
-        <w:pStyle w:val="Paragraphedeliste"/>
+        <w:pStyle w:val="ListParagraph"/>
         <w:numPr>
           <w:ilvl w:val="0"/>
           <w:numId w:val="12"/>
@@ -3206,7 +3338,7 @@
     </w:p>
     <w:p>
       <w:pPr>
-        <w:pStyle w:val="Paragraphedeliste"/>
+        <w:pStyle w:val="ListParagraph"/>
         <w:numPr>
           <w:ilvl w:val="1"/>
           <w:numId w:val="12"/>
@@ -3233,7 +3365,7 @@
     </w:p>
     <w:p>
       <w:pPr>
-        <w:pStyle w:val="Paragraphedeliste"/>
+        <w:pStyle w:val="ListParagraph"/>
         <w:numPr>
           <w:ilvl w:val="1"/>
           <w:numId w:val="12"/>
@@ -3260,7 +3392,7 @@
     </w:p>
     <w:p>
       <w:pPr>
-        <w:pStyle w:val="Paragraphedeliste"/>
+        <w:pStyle w:val="ListParagraph"/>
         <w:numPr>
           <w:ilvl w:val="1"/>
           <w:numId w:val="12"/>
@@ -3287,7 +3419,7 @@
     </w:p>
     <w:p>
       <w:pPr>
-        <w:pStyle w:val="Paragraphedeliste"/>
+        <w:pStyle w:val="ListParagraph"/>
         <w:numPr>
           <w:ilvl w:val="1"/>
           <w:numId w:val="12"/>
@@ -3314,7 +3446,7 @@
     </w:p>
     <w:p>
       <w:pPr>
-        <w:pStyle w:val="Paragraphedeliste"/>
+        <w:pStyle w:val="ListParagraph"/>
         <w:numPr>
           <w:ilvl w:val="1"/>
           <w:numId w:val="12"/>
@@ -3323,10 +3455,25 @@
       <w:r>
         <w:t>5695.3</w:t>
       </w:r>
-    </w:p>
-    <w:p>
-      <w:pPr>
-        <w:pStyle w:val="Paragraphedeliste"/>
+      <w:r>
+        <w:t xml:space="preserve"> </w:t>
+      </w:r>
+      <w:r>
+        <w:t>M</w:t>
+      </w:r>
+      <w:r>
+        <w:rPr>
+          <w:vertAlign w:val="subscript"/>
+        </w:rPr>
+        <w:t>i</w:t>
+      </w:r>
+      <w:r>
+        <w:t>o/s</w:t>
+      </w:r>
+    </w:p>
+    <w:p>
+      <w:pPr>
+        <w:pStyle w:val="ListParagraph"/>
         <w:numPr>
           <w:ilvl w:val="0"/>
           <w:numId w:val="12"/>
@@ -3338,7 +3485,7 @@
     </w:p>
     <w:p>
       <w:pPr>
-        <w:pStyle w:val="Paragraphedeliste"/>
+        <w:pStyle w:val="ListParagraph"/>
         <w:numPr>
           <w:ilvl w:val="1"/>
           <w:numId w:val="12"/>
@@ -3350,7 +3497,7 @@
     </w:p>
     <w:p>
       <w:pPr>
-        <w:pStyle w:val="Paragraphedeliste"/>
+        <w:pStyle w:val="ListParagraph"/>
         <w:numPr>
           <w:ilvl w:val="2"/>
           <w:numId w:val="12"/>
@@ -3372,12 +3519,15 @@
         <w:t>i</w:t>
       </w:r>
       <w:r>
-        <w:t>o/s</w:t>
-      </w:r>
-    </w:p>
-    <w:p>
-      <w:pPr>
-        <w:pStyle w:val="Paragraphedeliste"/>
+        <w:t>o/</w:t>
+      </w:r>
+      <w:r>
+        <w:t>s</w:t>
+      </w:r>
+    </w:p>
+    <w:p>
+      <w:pPr>
+        <w:pStyle w:val="ListParagraph"/>
         <w:numPr>
           <w:ilvl w:val="2"/>
           <w:numId w:val="12"/>
@@ -3404,13 +3554,14 @@
     </w:p>
     <w:p>
       <w:pPr>
-        <w:pStyle w:val="Paragraphedeliste"/>
+        <w:pStyle w:val="ListParagraph"/>
         <w:numPr>
           <w:ilvl w:val="2"/>
           <w:numId w:val="12"/>
         </w:numPr>
       </w:pPr>
       <w:r>
+        <w:lastRenderedPageBreak/>
         <w:t>46.35</w:t>
       </w:r>
       <w:r>
@@ -3431,7 +3582,7 @@
     </w:p>
     <w:p>
       <w:pPr>
-        <w:pStyle w:val="Paragraphedeliste"/>
+        <w:pStyle w:val="ListParagraph"/>
         <w:numPr>
           <w:ilvl w:val="2"/>
           <w:numId w:val="12"/>
@@ -3458,7 +3609,7 @@
     </w:p>
     <w:p>
       <w:pPr>
-        <w:pStyle w:val="Paragraphedeliste"/>
+        <w:pStyle w:val="ListParagraph"/>
         <w:numPr>
           <w:ilvl w:val="2"/>
           <w:numId w:val="12"/>
@@ -3485,7 +3636,7 @@
     </w:p>
     <w:p>
       <w:pPr>
-        <w:pStyle w:val="Paragraphedeliste"/>
+        <w:pStyle w:val="ListParagraph"/>
         <w:numPr>
           <w:ilvl w:val="1"/>
           <w:numId w:val="12"/>
@@ -3497,7 +3648,7 @@
     </w:p>
     <w:p>
       <w:pPr>
-        <w:pStyle w:val="Paragraphedeliste"/>
+        <w:pStyle w:val="ListParagraph"/>
         <w:numPr>
           <w:ilvl w:val="2"/>
           <w:numId w:val="12"/>
@@ -3524,7 +3675,7 @@
     </w:p>
     <w:p>
       <w:pPr>
-        <w:pStyle w:val="Paragraphedeliste"/>
+        <w:pStyle w:val="ListParagraph"/>
         <w:numPr>
           <w:ilvl w:val="2"/>
           <w:numId w:val="12"/>
@@ -3551,7 +3702,7 @@
     </w:p>
     <w:p>
       <w:pPr>
-        <w:pStyle w:val="Paragraphedeliste"/>
+        <w:pStyle w:val="ListParagraph"/>
         <w:numPr>
           <w:ilvl w:val="2"/>
           <w:numId w:val="12"/>
@@ -3578,7 +3729,7 @@
     </w:p>
     <w:p>
       <w:pPr>
-        <w:pStyle w:val="Paragraphedeliste"/>
+        <w:pStyle w:val="ListParagraph"/>
         <w:numPr>
           <w:ilvl w:val="2"/>
           <w:numId w:val="12"/>
@@ -3605,7 +3756,7 @@
     </w:p>
     <w:p>
       <w:pPr>
-        <w:pStyle w:val="Paragraphedeliste"/>
+        <w:pStyle w:val="ListParagraph"/>
         <w:numPr>
           <w:ilvl w:val="2"/>
           <w:numId w:val="12"/>
@@ -3631,21 +3782,11 @@
       </w:r>
     </w:p>
     <w:p>
-      <w:r>
-        <w:br w:type="page"/>
-      </w:r>
-    </w:p>
-    <w:p>
-      <w:pPr>
-        <w:pStyle w:val="Titre2"/>
-      </w:pPr>
-      <w:r>
-        <w:lastRenderedPageBreak/>
-        <w:t xml:space="preserve">3.2 </w:t>
-      </w:r>
-      <w:proofErr w:type="spellStart"/>
-      <w:r>
-        <w:t>RSB</w:t>
+      <w:pPr>
+        <w:pStyle w:val="Heading2"/>
+      </w:pPr>
+      <w:r>
+        <w:t>3.2 RSB</w:t>
       </w:r>
       <w:r>
         <w:rPr>
@@ -3653,7 +3794,6 @@
         </w:rPr>
         <w:t>dB</w:t>
       </w:r>
-      <w:proofErr w:type="spellEnd"/>
       <w:r>
         <w:t xml:space="preserve"> minimal</w:t>
       </w:r>
@@ -3677,7 +3817,7 @@
     </w:p>
     <w:tbl>
       <w:tblPr>
-        <w:tblStyle w:val="Grilledutableau"/>
+        <w:tblStyle w:val="TableGrid"/>
         <w:tblW w:w="0" w:type="auto"/>
         <w:tblCellMar>
           <w:left w:w="57" w:type="dxa"/>
@@ -4341,7 +4481,7 @@
     <w:p/>
     <w:tbl>
       <w:tblPr>
-        <w:tblStyle w:val="Grilledutableau"/>
+        <w:tblStyle w:val="TableGrid"/>
         <w:tblW w:w="0" w:type="auto"/>
         <w:tblCellMar>
           <w:left w:w="57" w:type="dxa"/>
@@ -4513,6 +4653,13 @@
                 <w:szCs w:val="18"/>
               </w:rPr>
             </w:pPr>
+            <w:r>
+              <w:rPr>
+                <w:sz w:val="18"/>
+                <w:szCs w:val="18"/>
+              </w:rPr>
+              <w:t>88</w:t>
+            </w:r>
           </w:p>
         </w:tc>
         <w:tc>
@@ -4526,6 +4673,13 @@
                 <w:szCs w:val="18"/>
               </w:rPr>
             </w:pPr>
+            <w:r>
+              <w:rPr>
+                <w:sz w:val="18"/>
+                <w:szCs w:val="18"/>
+              </w:rPr>
+              <w:t>99</w:t>
+            </w:r>
           </w:p>
         </w:tc>
         <w:tc>
@@ -4539,6 +4693,13 @@
                 <w:szCs w:val="18"/>
               </w:rPr>
             </w:pPr>
+            <w:r>
+              <w:rPr>
+                <w:sz w:val="18"/>
+                <w:szCs w:val="18"/>
+              </w:rPr>
+              <w:t>23</w:t>
+            </w:r>
           </w:p>
         </w:tc>
         <w:tc>
@@ -4552,6 +4713,13 @@
                 <w:szCs w:val="18"/>
               </w:rPr>
             </w:pPr>
+            <w:r>
+              <w:rPr>
+                <w:sz w:val="18"/>
+                <w:szCs w:val="18"/>
+              </w:rPr>
+              <w:t>129</w:t>
+            </w:r>
           </w:p>
         </w:tc>
         <w:tc>
@@ -4565,6 +4733,13 @@
                 <w:szCs w:val="18"/>
               </w:rPr>
             </w:pPr>
+            <w:r>
+              <w:rPr>
+                <w:sz w:val="18"/>
+                <w:szCs w:val="18"/>
+              </w:rPr>
+              <w:t>12</w:t>
+            </w:r>
           </w:p>
         </w:tc>
       </w:tr>
@@ -4604,6 +4779,13 @@
                 <w:szCs w:val="18"/>
               </w:rPr>
             </w:pPr>
+            <w:r>
+              <w:rPr>
+                <w:sz w:val="18"/>
+                <w:szCs w:val="18"/>
+              </w:rPr>
+              <w:t>16</w:t>
+            </w:r>
           </w:p>
         </w:tc>
         <w:tc>
@@ -4617,6 +4799,13 @@
                 <w:szCs w:val="18"/>
               </w:rPr>
             </w:pPr>
+            <w:r>
+              <w:rPr>
+                <w:sz w:val="18"/>
+                <w:szCs w:val="18"/>
+              </w:rPr>
+              <w:t>44</w:t>
+            </w:r>
           </w:p>
         </w:tc>
         <w:tc>
@@ -4630,6 +4819,13 @@
                 <w:szCs w:val="18"/>
               </w:rPr>
             </w:pPr>
+            <w:r>
+              <w:rPr>
+                <w:sz w:val="18"/>
+                <w:szCs w:val="18"/>
+              </w:rPr>
+              <w:t>0</w:t>
+            </w:r>
           </w:p>
         </w:tc>
         <w:tc>
@@ -4643,6 +4839,13 @@
                 <w:szCs w:val="18"/>
               </w:rPr>
             </w:pPr>
+            <w:r>
+              <w:rPr>
+                <w:sz w:val="18"/>
+                <w:szCs w:val="18"/>
+              </w:rPr>
+              <w:t>33</w:t>
+            </w:r>
           </w:p>
         </w:tc>
         <w:tc>
@@ -4656,6 +4859,13 @@
                 <w:szCs w:val="18"/>
               </w:rPr>
             </w:pPr>
+            <w:r>
+              <w:rPr>
+                <w:sz w:val="18"/>
+                <w:szCs w:val="18"/>
+              </w:rPr>
+              <w:t>27</w:t>
+            </w:r>
           </w:p>
         </w:tc>
       </w:tr>
@@ -4695,6 +4905,13 @@
                 <w:szCs w:val="18"/>
               </w:rPr>
             </w:pPr>
+            <w:r>
+              <w:rPr>
+                <w:sz w:val="18"/>
+                <w:szCs w:val="18"/>
+              </w:rPr>
+              <w:t>73</w:t>
+            </w:r>
           </w:p>
         </w:tc>
         <w:tc>
@@ -4708,6 +4925,13 @@
                 <w:szCs w:val="18"/>
               </w:rPr>
             </w:pPr>
+            <w:r>
+              <w:rPr>
+                <w:sz w:val="18"/>
+                <w:szCs w:val="18"/>
+              </w:rPr>
+              <w:t>88</w:t>
+            </w:r>
           </w:p>
         </w:tc>
         <w:tc>
@@ -4721,6 +4945,13 @@
                 <w:szCs w:val="18"/>
               </w:rPr>
             </w:pPr>
+            <w:r>
+              <w:rPr>
+                <w:sz w:val="18"/>
+                <w:szCs w:val="18"/>
+              </w:rPr>
+              <w:t>66</w:t>
+            </w:r>
           </w:p>
         </w:tc>
         <w:tc>
@@ -4734,6 +4965,20 @@
                 <w:szCs w:val="18"/>
               </w:rPr>
             </w:pPr>
+            <w:r>
+              <w:rPr>
+                <w:sz w:val="18"/>
+                <w:szCs w:val="18"/>
+              </w:rPr>
+              <w:t>224</w:t>
+            </w:r>
+            <w:r>
+              <w:rPr>
+                <w:sz w:val="18"/>
+                <w:szCs w:val="18"/>
+              </w:rPr>
+              <w:t>7</w:t>
+            </w:r>
           </w:p>
         </w:tc>
         <w:tc>
@@ -4747,6 +4992,13 @@
                 <w:szCs w:val="18"/>
               </w:rPr>
             </w:pPr>
+            <w:r>
+              <w:rPr>
+                <w:sz w:val="18"/>
+                <w:szCs w:val="18"/>
+              </w:rPr>
+              <w:t>12</w:t>
+            </w:r>
           </w:p>
         </w:tc>
       </w:tr>
@@ -4786,6 +5038,13 @@
                 <w:szCs w:val="18"/>
               </w:rPr>
             </w:pPr>
+            <w:r>
+              <w:rPr>
+                <w:sz w:val="18"/>
+                <w:szCs w:val="18"/>
+              </w:rPr>
+              <w:t>59</w:t>
+            </w:r>
           </w:p>
         </w:tc>
         <w:tc>
@@ -4799,6 +5058,13 @@
                 <w:szCs w:val="18"/>
               </w:rPr>
             </w:pPr>
+            <w:r>
+              <w:rPr>
+                <w:sz w:val="18"/>
+                <w:szCs w:val="18"/>
+              </w:rPr>
+              <w:t>16</w:t>
+            </w:r>
           </w:p>
         </w:tc>
         <w:tc>
@@ -4812,6 +5078,13 @@
                 <w:szCs w:val="18"/>
               </w:rPr>
             </w:pPr>
+            <w:r>
+              <w:rPr>
+                <w:sz w:val="18"/>
+                <w:szCs w:val="18"/>
+              </w:rPr>
+              <w:t>23</w:t>
+            </w:r>
           </w:p>
         </w:tc>
         <w:tc>
@@ -4825,6 +5098,13 @@
                 <w:szCs w:val="18"/>
               </w:rPr>
             </w:pPr>
+            <w:r>
+              <w:rPr>
+                <w:sz w:val="18"/>
+                <w:szCs w:val="18"/>
+              </w:rPr>
+              <w:t>29</w:t>
+            </w:r>
           </w:p>
         </w:tc>
         <w:tc>
@@ -4838,6 +5118,13 @@
                 <w:szCs w:val="18"/>
               </w:rPr>
             </w:pPr>
+            <w:r>
+              <w:rPr>
+                <w:sz w:val="18"/>
+                <w:szCs w:val="18"/>
+              </w:rPr>
+              <w:t>11</w:t>
+            </w:r>
           </w:p>
         </w:tc>
       </w:tr>
@@ -4845,7 +5132,7 @@
     <w:p/>
     <w:p>
       <w:pPr>
-        <w:pStyle w:val="Titre2"/>
+        <w:pStyle w:val="Heading2"/>
       </w:pPr>
       <w:r>
         <w:t>3.3 Bande passante minimale requise</w:t>
@@ -4864,7 +5151,6 @@
       <w:r>
         <w:t xml:space="preserve"> requise pour transmettre chacun des formats en fonction des </w:t>
       </w:r>
-      <w:proofErr w:type="spellStart"/>
       <w:r>
         <w:rPr>
           <w:i/>
@@ -4878,7 +5164,6 @@
         </w:rPr>
         <w:t>dB</w:t>
       </w:r>
-      <w:proofErr w:type="spellEnd"/>
       <w:r>
         <w:rPr>
           <w:vertAlign w:val="subscript"/>
@@ -4891,7 +5176,7 @@
     </w:p>
     <w:p>
       <w:pPr>
-        <w:pStyle w:val="Paragraphedeliste"/>
+        <w:pStyle w:val="ListParagraph"/>
         <w:numPr>
           <w:ilvl w:val="0"/>
           <w:numId w:val="10"/>
@@ -4957,7 +5242,18 @@
     </w:p>
     <w:p>
       <w:pPr>
-        <w:pStyle w:val="Paragraphedeliste"/>
+        <w:pStyle w:val="ListParagraph"/>
+        <w:numPr>
+          <w:ilvl w:val="1"/>
+          <w:numId w:val="10"/>
+        </w:numPr>
+        <w:spacing w:after="60"/>
+        <w:contextualSpacing w:val="0"/>
+      </w:pPr>
+    </w:p>
+    <w:p>
+      <w:pPr>
+        <w:pStyle w:val="ListParagraph"/>
         <w:numPr>
           <w:ilvl w:val="0"/>
           <w:numId w:val="10"/>
@@ -5024,7 +5320,18 @@
     </w:p>
     <w:p>
       <w:pPr>
-        <w:pStyle w:val="Paragraphedeliste"/>
+        <w:pStyle w:val="ListParagraph"/>
+        <w:numPr>
+          <w:ilvl w:val="1"/>
+          <w:numId w:val="10"/>
+        </w:numPr>
+        <w:spacing w:after="60"/>
+        <w:contextualSpacing w:val="0"/>
+      </w:pPr>
+    </w:p>
+    <w:p>
+      <w:pPr>
+        <w:pStyle w:val="ListParagraph"/>
         <w:numPr>
           <w:ilvl w:val="0"/>
           <w:numId w:val="10"/>
@@ -5091,7 +5398,18 @@
     </w:p>
     <w:p>
       <w:pPr>
-        <w:pStyle w:val="Paragraphedeliste"/>
+        <w:pStyle w:val="ListParagraph"/>
+        <w:numPr>
+          <w:ilvl w:val="1"/>
+          <w:numId w:val="10"/>
+        </w:numPr>
+        <w:spacing w:after="60"/>
+        <w:contextualSpacing w:val="0"/>
+      </w:pPr>
+    </w:p>
+    <w:p>
+      <w:pPr>
+        <w:pStyle w:val="ListParagraph"/>
         <w:numPr>
           <w:ilvl w:val="0"/>
           <w:numId w:val="10"/>
@@ -5158,9 +5476,21 @@
     </w:p>
     <w:p>
       <w:pPr>
-        <w:pStyle w:val="Titre2"/>
-      </w:pPr>
-      <w:r>
+        <w:pStyle w:val="ListParagraph"/>
+        <w:numPr>
+          <w:ilvl w:val="1"/>
+          <w:numId w:val="10"/>
+        </w:numPr>
+        <w:spacing w:after="60"/>
+        <w:contextualSpacing w:val="0"/>
+      </w:pPr>
+    </w:p>
+    <w:p>
+      <w:pPr>
+        <w:pStyle w:val="Heading2"/>
+      </w:pPr>
+      <w:r>
+        <w:lastRenderedPageBreak/>
         <w:t>3.4 Limitations d’un canal</w:t>
       </w:r>
     </w:p>
@@ -5168,7 +5498,6 @@
       <w:r>
         <w:t xml:space="preserve">Supposons que l’on a un </w:t>
       </w:r>
-      <w:proofErr w:type="spellStart"/>
       <w:r>
         <w:rPr>
           <w:i/>
@@ -5182,7 +5511,6 @@
         </w:rPr>
         <w:t>dB</w:t>
       </w:r>
-      <w:proofErr w:type="spellEnd"/>
       <w:r>
         <w:t xml:space="preserve"> de 99 dB et que la bande passante de notre canal est de 100 MHz. Quel est le débit maximal de ce canal et par conséquent, quels sont les formats que l’on peut transmettre sur ce canal ?</w:t>
       </w:r>
@@ -5251,7 +5579,7 @@
 <w:hdr xmlns:wpc="http://schemas.microsoft.com/office/word/2010/wordprocessingCanvas" xmlns:cx="http://schemas.microsoft.com/office/drawing/2014/chartex" xmlns:cx1="http://schemas.microsoft.com/office/drawing/2015/9/8/chartex" xmlns:cx2="http://schemas.microsoft.com/office/drawing/2015/10/21/chartex" xmlns:cx3="http://schemas.microsoft.com/office/drawing/2016/5/9/chartex" xmlns:cx4="http://schemas.microsoft.com/office/drawing/2016/5/10/chartex" xmlns:cx5="http://schemas.microsoft.com/office/drawing/2016/5/11/chartex" xmlns:cx6="http://schemas.microsoft.com/office/drawing/2016/5/12/chartex" xmlns:cx7="http://schemas.microsoft.com/office/drawing/2016/5/13/chartex" xmlns:cx8="http://schemas.microsoft.com/office/drawing/2016/5/14/chartex" xmlns:mc="http://schemas.openxmlformats.org/markup-compatibility/2006" xmlns:aink="http://schemas.microsoft.com/office/drawing/2016/ink" xmlns:am3d="http://schemas.microsoft.com/office/drawing/2017/model3d" xmlns:o="urn:schemas-microsoft-com:office:office" xmlns:oel="http://schemas.microsoft.com/office/2019/extlst" xmlns:r="http://schemas.openxmlformats.org/officeDocument/2006/relationships" xmlns:m="http://schemas.openxmlformats.org/officeDocument/2006/math" xmlns:v="urn:schemas-microsoft-com:vml" xmlns:wp14="http://schemas.microsoft.com/office/word/2010/wordprocessingDrawing" xmlns:wp="http://schemas.openxmlformats.org/drawingml/2006/wordprocessingDrawing" xmlns:w10="urn:schemas-microsoft-com:office:word" xmlns:w="http://schemas.openxmlformats.org/wordprocessingml/2006/main" xmlns:w14="http://schemas.microsoft.com/office/word/2010/wordml" xmlns:w15="http://schemas.microsoft.com/office/word/2012/wordml" xmlns:w16cex="http://schemas.microsoft.com/office/word/2018/wordml/cex" xmlns:w16cid="http://schemas.microsoft.com/office/word/2016/wordml/cid" xmlns:w16="http://schemas.microsoft.com/office/word/2018/wordml" xmlns:w16du="http://schemas.microsoft.com/office/word/2023/wordml/word16du" xmlns:w16sdtdh="http://schemas.microsoft.com/office/word/2020/wordml/sdtdatahash" xmlns:w16sdtfl="http://schemas.microsoft.com/office/word/2024/wordml/sdtformatlock" xmlns:w16se="http://schemas.microsoft.com/office/word/2015/wordml/symex" xmlns:wpg="http://schemas.microsoft.com/office/word/2010/wordprocessingGroup" xmlns:wpi="http://schemas.microsoft.com/office/word/2010/wordprocessingInk" xmlns:wne="http://schemas.microsoft.com/office/word/2006/wordml" xmlns:wps="http://schemas.microsoft.com/office/word/2010/wordprocessingShape" mc:Ignorable="w14 w15 w16se w16cid w16 w16cex w16sdtdh w16sdtfl w16du wp14">
   <w:p>
     <w:pPr>
-      <w:pStyle w:val="Pieddepage"/>
+      <w:pStyle w:val="Footer"/>
     </w:pPr>
     <w:r>
       <w:t>GEIN3010 exercices additionnels</w:t>
@@ -5284,7 +5612,7 @@
   </w:p>
   <w:p>
     <w:pPr>
-      <w:pStyle w:val="En-tte"/>
+      <w:pStyle w:val="Header"/>
     </w:pPr>
   </w:p>
 </w:hdr>
@@ -5470,7 +5798,7 @@
   <w:abstractNum w:abstractNumId="2" w15:restartNumberingAfterBreak="0">
     <w:nsid w:val="0E022459"/>
     <w:multiLevelType w:val="hybridMultilevel"/>
-    <w:tmpl w:val="5D54D730"/>
+    <w:tmpl w:val="5D5A9DB4"/>
     <w:lvl w:ilvl="0" w:tplc="EE7CC7FA">
       <w:start w:val="1"/>
       <w:numFmt w:val="decimal"/>
@@ -5483,11 +5811,11 @@
         <w:rFonts w:hint="default"/>
       </w:rPr>
     </w:lvl>
-    <w:lvl w:ilvl="1" w:tplc="0C0C0019" w:tentative="1">
-      <w:start w:val="1"/>
-      <w:numFmt w:val="lowerLetter"/>
+    <w:lvl w:ilvl="1" w:tplc="1009001B">
+      <w:start w:val="1"/>
+      <w:numFmt w:val="lowerRoman"/>
       <w:lvlText w:val="%2."/>
-      <w:lvlJc w:val="left"/>
+      <w:lvlJc w:val="right"/>
       <w:pPr>
         <w:ind w:left="1440" w:hanging="360"/>
       </w:pPr>
@@ -6265,7 +6593,7 @@
   <w:abstractNum w:abstractNumId="11" w15:restartNumberingAfterBreak="0">
     <w:nsid w:val="7BD871C5"/>
     <w:multiLevelType w:val="hybridMultilevel"/>
-    <w:tmpl w:val="5D54D730"/>
+    <w:tmpl w:val="28DAB7DA"/>
     <w:lvl w:ilvl="0" w:tplc="EE7CC7FA">
       <w:start w:val="1"/>
       <w:numFmt w:val="decimal"/>
@@ -6278,11 +6606,11 @@
         <w:rFonts w:hint="default"/>
       </w:rPr>
     </w:lvl>
-    <w:lvl w:ilvl="1" w:tplc="0C0C0019">
-      <w:start w:val="1"/>
-      <w:numFmt w:val="lowerLetter"/>
+    <w:lvl w:ilvl="1" w:tplc="1009001B">
+      <w:start w:val="1"/>
+      <w:numFmt w:val="lowerRoman"/>
       <w:lvlText w:val="%2."/>
-      <w:lvlJc w:val="left"/>
+      <w:lvlJc w:val="right"/>
       <w:pPr>
         <w:ind w:left="1440" w:hanging="360"/>
       </w:pPr>
@@ -6789,11 +7117,11 @@
     <w:name w:val="Normal"/>
     <w:qFormat/>
   </w:style>
-  <w:style w:type="paragraph" w:styleId="Titre1">
+  <w:style w:type="paragraph" w:styleId="Heading1">
     <w:name w:val="heading 1"/>
     <w:basedOn w:val="Normal"/>
     <w:next w:val="Normal"/>
-    <w:link w:val="Titre1Car"/>
+    <w:link w:val="Heading1Char"/>
     <w:uiPriority w:val="9"/>
     <w:qFormat/>
     <w:rsid w:val="00EA7AED"/>
@@ -6810,11 +7138,11 @@
       <w:szCs w:val="32"/>
     </w:rPr>
   </w:style>
-  <w:style w:type="paragraph" w:styleId="Titre2">
+  <w:style w:type="paragraph" w:styleId="Heading2">
     <w:name w:val="heading 2"/>
     <w:basedOn w:val="Normal"/>
     <w:next w:val="Normal"/>
-    <w:link w:val="Titre2Car"/>
+    <w:link w:val="Heading2Char"/>
     <w:uiPriority w:val="9"/>
     <w:unhideWhenUsed/>
     <w:qFormat/>
@@ -6833,13 +7161,13 @@
       <w:szCs w:val="26"/>
     </w:rPr>
   </w:style>
-  <w:style w:type="character" w:default="1" w:styleId="Policepardfaut">
+  <w:style w:type="character" w:default="1" w:styleId="DefaultParagraphFont">
     <w:name w:val="Default Paragraph Font"/>
     <w:uiPriority w:val="1"/>
     <w:semiHidden/>
     <w:unhideWhenUsed/>
   </w:style>
-  <w:style w:type="table" w:default="1" w:styleId="TableauNormal">
+  <w:style w:type="table" w:default="1" w:styleId="TableNormal">
     <w:name w:val="Normal Table"/>
     <w:uiPriority w:val="99"/>
     <w:semiHidden/>
@@ -6854,13 +7182,13 @@
       </w:tblCellMar>
     </w:tblPr>
   </w:style>
-  <w:style w:type="numbering" w:default="1" w:styleId="Aucuneliste">
+  <w:style w:type="numbering" w:default="1" w:styleId="NoList">
     <w:name w:val="No List"/>
     <w:uiPriority w:val="99"/>
     <w:semiHidden/>
     <w:unhideWhenUsed/>
   </w:style>
-  <w:style w:type="paragraph" w:styleId="Paragraphedeliste">
+  <w:style w:type="paragraph" w:styleId="ListParagraph">
     <w:name w:val="List Paragraph"/>
     <w:basedOn w:val="Normal"/>
     <w:uiPriority w:val="34"/>
@@ -6871,10 +7199,10 @@
       <w:contextualSpacing/>
     </w:pPr>
   </w:style>
-  <w:style w:type="character" w:customStyle="1" w:styleId="Titre1Car">
-    <w:name w:val="Titre 1 Car"/>
-    <w:basedOn w:val="Policepardfaut"/>
-    <w:link w:val="Titre1"/>
+  <w:style w:type="character" w:customStyle="1" w:styleId="Heading1Char">
+    <w:name w:val="Heading 1 Char"/>
+    <w:basedOn w:val="DefaultParagraphFont"/>
+    <w:link w:val="Heading1"/>
     <w:uiPriority w:val="9"/>
     <w:rsid w:val="00EA7AED"/>
     <w:rPr>
@@ -6884,10 +7212,10 @@
       <w:szCs w:val="32"/>
     </w:rPr>
   </w:style>
-  <w:style w:type="character" w:customStyle="1" w:styleId="Titre2Car">
-    <w:name w:val="Titre 2 Car"/>
-    <w:basedOn w:val="Policepardfaut"/>
-    <w:link w:val="Titre2"/>
+  <w:style w:type="character" w:customStyle="1" w:styleId="Heading2Char">
+    <w:name w:val="Heading 2 Char"/>
+    <w:basedOn w:val="DefaultParagraphFont"/>
+    <w:link w:val="Heading2"/>
     <w:uiPriority w:val="9"/>
     <w:rsid w:val="00887410"/>
     <w:rPr>
@@ -6898,9 +7226,9 @@
       <w:szCs w:val="26"/>
     </w:rPr>
   </w:style>
-  <w:style w:type="character" w:styleId="Textedelespacerserv">
+  <w:style w:type="character" w:styleId="PlaceholderText">
     <w:name w:val="Placeholder Text"/>
-    <w:basedOn w:val="Policepardfaut"/>
+    <w:basedOn w:val="DefaultParagraphFont"/>
     <w:uiPriority w:val="99"/>
     <w:semiHidden/>
     <w:rsid w:val="00604CD8"/>
@@ -6908,9 +7236,9 @@
       <w:color w:val="808080"/>
     </w:rPr>
   </w:style>
-  <w:style w:type="table" w:styleId="Grilledutableau">
+  <w:style w:type="table" w:styleId="TableGrid">
     <w:name w:val="Table Grid"/>
-    <w:basedOn w:val="TableauNormal"/>
+    <w:basedOn w:val="TableNormal"/>
     <w:uiPriority w:val="39"/>
     <w:rsid w:val="00887410"/>
     <w:pPr>
@@ -6927,10 +7255,10 @@
       </w:tblBorders>
     </w:tblPr>
   </w:style>
-  <w:style w:type="paragraph" w:styleId="En-tte">
+  <w:style w:type="paragraph" w:styleId="Header">
     <w:name w:val="header"/>
     <w:basedOn w:val="Normal"/>
-    <w:link w:val="En-tteCar"/>
+    <w:link w:val="HeaderChar"/>
     <w:uiPriority w:val="99"/>
     <w:unhideWhenUsed/>
     <w:rsid w:val="00267578"/>
@@ -6942,17 +7270,17 @@
       <w:spacing w:after="0" w:line="240" w:lineRule="auto"/>
     </w:pPr>
   </w:style>
-  <w:style w:type="character" w:customStyle="1" w:styleId="En-tteCar">
-    <w:name w:val="En-tête Car"/>
-    <w:basedOn w:val="Policepardfaut"/>
-    <w:link w:val="En-tte"/>
+  <w:style w:type="character" w:customStyle="1" w:styleId="HeaderChar">
+    <w:name w:val="Header Char"/>
+    <w:basedOn w:val="DefaultParagraphFont"/>
+    <w:link w:val="Header"/>
     <w:uiPriority w:val="99"/>
     <w:rsid w:val="00267578"/>
   </w:style>
-  <w:style w:type="paragraph" w:styleId="Pieddepage">
+  <w:style w:type="paragraph" w:styleId="Footer">
     <w:name w:val="footer"/>
     <w:basedOn w:val="Normal"/>
-    <w:link w:val="PieddepageCar"/>
+    <w:link w:val="FooterChar"/>
     <w:uiPriority w:val="99"/>
     <w:unhideWhenUsed/>
     <w:rsid w:val="00267578"/>
@@ -6964,17 +7292,17 @@
       <w:spacing w:after="0" w:line="240" w:lineRule="auto"/>
     </w:pPr>
   </w:style>
-  <w:style w:type="character" w:customStyle="1" w:styleId="PieddepageCar">
-    <w:name w:val="Pied de page Car"/>
-    <w:basedOn w:val="Policepardfaut"/>
-    <w:link w:val="Pieddepage"/>
+  <w:style w:type="character" w:customStyle="1" w:styleId="FooterChar">
+    <w:name w:val="Footer Char"/>
+    <w:basedOn w:val="DefaultParagraphFont"/>
+    <w:link w:val="Footer"/>
     <w:uiPriority w:val="99"/>
     <w:rsid w:val="00267578"/>
   </w:style>
-  <w:style w:type="paragraph" w:styleId="Textedebulles">
+  <w:style w:type="paragraph" w:styleId="BalloonText">
     <w:name w:val="Balloon Text"/>
     <w:basedOn w:val="Normal"/>
-    <w:link w:val="TextedebullesCar"/>
+    <w:link w:val="BalloonTextChar"/>
     <w:uiPriority w:val="99"/>
     <w:semiHidden/>
     <w:unhideWhenUsed/>
@@ -6988,10 +7316,10 @@
       <w:szCs w:val="18"/>
     </w:rPr>
   </w:style>
-  <w:style w:type="character" w:customStyle="1" w:styleId="TextedebullesCar">
-    <w:name w:val="Texte de bulles Car"/>
-    <w:basedOn w:val="Policepardfaut"/>
-    <w:link w:val="Textedebulles"/>
+  <w:style w:type="character" w:customStyle="1" w:styleId="BalloonTextChar">
+    <w:name w:val="Balloon Text Char"/>
+    <w:basedOn w:val="DefaultParagraphFont"/>
+    <w:link w:val="BalloonText"/>
     <w:uiPriority w:val="99"/>
     <w:semiHidden/>
     <w:rsid w:val="00EF06EA"/>
